--- a/docs/14-adr-decisions.docx
+++ b/docs/14-adr-decisions.docx
@@ -8371,6 +8371,12 @@
     <w:p>
       <w:pPr>
         <w:spacing w:after="0" w:line="240" w:lineRule="auto"/>
+        <w:rPr>
+          <w:rFonts w:ascii="Times New Roman" w:eastAsia="Times New Roman" w:hAnsi="Times New Roman" w:cs="Times New Roman"/>
+          <w:sz w:val="24"/>
+          <w:szCs w:val="24"/>
+          <w:lang w:eastAsia="ru-RU"/>
+        </w:rPr>
       </w:pPr>
       <w:r>
         <w:t>ADR-019</w:t>
@@ -8513,1475 +8519,6 @@
     </w:p>
     <w:p>
       <w:pPr>
-        <w:spacing w:after="0" w:line="240" w:lineRule="auto"/>
-      </w:pPr>
-    </w:p>
-    <w:p>
-      <w:pPr>
-        <w:spacing w:before="100" w:beforeAutospacing="1" w:after="100" w:afterAutospacing="1" w:line="240" w:lineRule="auto"/>
-        <w:outlineLvl w:val="1"/>
-        <w:rPr>
-          <w:rFonts w:ascii="Times New Roman" w:eastAsia="Times New Roman" w:hAnsi="Times New Roman" w:cs="Times New Roman"/>
-          <w:b/>
-          <w:bCs/>
-          <w:sz w:val="36"/>
-          <w:szCs w:val="36"/>
-          <w:lang w:val="en-US" w:eastAsia="ru-RU"/>
-        </w:rPr>
-      </w:pPr>
-      <w:r>
-        <w:rPr>
-          <w:rFonts w:ascii="Times New Roman" w:eastAsia="Times New Roman" w:hAnsi="Times New Roman" w:cs="Times New Roman"/>
-          <w:b/>
-          <w:bCs/>
-          <w:sz w:val="36"/>
-          <w:szCs w:val="36"/>
-          <w:lang w:val="en-US" w:eastAsia="ru-RU"/>
-        </w:rPr>
-        <w:t>ADR-020 — Application Is Source Of Entity Identifiers</w:t>
-      </w:r>
-    </w:p>
-    <w:p>
-      <w:pPr>
-        <w:spacing w:before="100" w:beforeAutospacing="1" w:after="100" w:afterAutospacing="1" w:line="240" w:lineRule="auto"/>
-        <w:rPr>
-          <w:rFonts w:ascii="Times New Roman" w:eastAsia="Times New Roman" w:hAnsi="Times New Roman" w:cs="Times New Roman"/>
-          <w:sz w:val="24"/>
-          <w:szCs w:val="24"/>
-          <w:lang w:eastAsia="ru-RU"/>
-        </w:rPr>
-      </w:pPr>
-      <w:r>
-        <w:rPr>
-          <w:rFonts w:ascii="Times New Roman" w:eastAsia="Times New Roman" w:hAnsi="Times New Roman" w:cs="Times New Roman"/>
-          <w:b/>
-          <w:bCs/>
-          <w:sz w:val="24"/>
-          <w:szCs w:val="24"/>
-          <w:lang w:eastAsia="ru-RU"/>
-        </w:rPr>
-        <w:t>Status</w:t>
-      </w:r>
-    </w:p>
-    <w:p>
-      <w:pPr>
-        <w:spacing w:before="100" w:beforeAutospacing="1" w:after="100" w:afterAutospacing="1" w:line="240" w:lineRule="auto"/>
-        <w:rPr>
-          <w:rFonts w:ascii="Times New Roman" w:eastAsia="Times New Roman" w:hAnsi="Times New Roman" w:cs="Times New Roman"/>
-          <w:sz w:val="24"/>
-          <w:szCs w:val="24"/>
-          <w:lang w:eastAsia="ru-RU"/>
-        </w:rPr>
-      </w:pPr>
-      <w:r>
-        <w:rPr>
-          <w:rFonts w:ascii="Times New Roman" w:eastAsia="Times New Roman" w:hAnsi="Times New Roman" w:cs="Times New Roman"/>
-          <w:sz w:val="24"/>
-          <w:szCs w:val="24"/>
-          <w:lang w:eastAsia="ru-RU"/>
-        </w:rPr>
-        <w:t>Accepted</w:t>
-      </w:r>
-    </w:p>
-    <w:p>
-      <w:pPr>
-        <w:spacing w:after="0" w:line="240" w:lineRule="auto"/>
-        <w:rPr>
-          <w:rFonts w:ascii="Times New Roman" w:eastAsia="Times New Roman" w:hAnsi="Times New Roman" w:cs="Times New Roman"/>
-          <w:sz w:val="24"/>
-          <w:szCs w:val="24"/>
-          <w:lang w:eastAsia="ru-RU"/>
-        </w:rPr>
-      </w:pPr>
-      <w:r>
-        <w:rPr>
-          <w:rFonts w:ascii="Times New Roman" w:eastAsia="Times New Roman" w:hAnsi="Times New Roman" w:cs="Times New Roman"/>
-          <w:sz w:val="24"/>
-          <w:szCs w:val="24"/>
-          <w:lang w:eastAsia="ru-RU"/>
-        </w:rPr>
-        <w:pict w14:anchorId="300A9842">
-          <v:rect id="_x0000_i1044" style="width:0;height:1.5pt" o:hralign="center" o:hrstd="t" o:hr="t" fillcolor="#a0a0a0" stroked="f"/>
-        </w:pict>
-      </w:r>
-    </w:p>
-    <w:p>
-      <w:pPr>
-        <w:spacing w:before="100" w:beforeAutospacing="1" w:after="100" w:afterAutospacing="1" w:line="240" w:lineRule="auto"/>
-        <w:outlineLvl w:val="2"/>
-        <w:rPr>
-          <w:rFonts w:ascii="Times New Roman" w:eastAsia="Times New Roman" w:hAnsi="Times New Roman" w:cs="Times New Roman"/>
-          <w:b/>
-          <w:bCs/>
-          <w:sz w:val="27"/>
-          <w:szCs w:val="27"/>
-          <w:lang w:eastAsia="ru-RU"/>
-        </w:rPr>
-      </w:pPr>
-      <w:r>
-        <w:rPr>
-          <w:rFonts w:ascii="Times New Roman" w:eastAsia="Times New Roman" w:hAnsi="Times New Roman" w:cs="Times New Roman"/>
-          <w:b/>
-          <w:bCs/>
-          <w:sz w:val="27"/>
-          <w:szCs w:val="27"/>
-          <w:lang w:eastAsia="ru-RU"/>
-        </w:rPr>
-        <w:t>Context</w:t>
-      </w:r>
-    </w:p>
-    <w:p>
-      <w:pPr>
-        <w:spacing w:before="100" w:beforeAutospacing="1" w:after="100" w:afterAutospacing="1" w:line="240" w:lineRule="auto"/>
-        <w:rPr>
-          <w:rFonts w:ascii="Times New Roman" w:eastAsia="Times New Roman" w:hAnsi="Times New Roman" w:cs="Times New Roman"/>
-          <w:sz w:val="24"/>
-          <w:szCs w:val="24"/>
-          <w:lang w:eastAsia="ru-RU"/>
-        </w:rPr>
-      </w:pPr>
-      <w:r>
-        <w:rPr>
-          <w:rFonts w:ascii="Times New Roman" w:eastAsia="Times New Roman" w:hAnsi="Times New Roman" w:cs="Times New Roman"/>
-          <w:sz w:val="24"/>
-          <w:szCs w:val="24"/>
-          <w:lang w:eastAsia="ru-RU"/>
-        </w:rPr>
-        <w:t>Каждый агрегат проекта должен иметь единый способ получения идентификатора.</w:t>
-      </w:r>
-    </w:p>
-    <w:p>
-      <w:pPr>
-        <w:spacing w:before="100" w:beforeAutospacing="1" w:after="100" w:afterAutospacing="1" w:line="240" w:lineRule="auto"/>
-        <w:rPr>
-          <w:rFonts w:ascii="Times New Roman" w:eastAsia="Times New Roman" w:hAnsi="Times New Roman" w:cs="Times New Roman"/>
-          <w:sz w:val="24"/>
-          <w:szCs w:val="24"/>
-          <w:lang w:eastAsia="ru-RU"/>
-        </w:rPr>
-      </w:pPr>
-      <w:r>
-        <w:rPr>
-          <w:rFonts w:ascii="Times New Roman" w:eastAsia="Times New Roman" w:hAnsi="Times New Roman" w:cs="Times New Roman"/>
-          <w:sz w:val="24"/>
-          <w:szCs w:val="24"/>
-          <w:lang w:eastAsia="ru-RU"/>
-        </w:rPr>
-        <w:t>Ранее разные агрегаты использовали разные подходы:</w:t>
-      </w:r>
-    </w:p>
-    <w:p>
-      <w:pPr>
-        <w:numPr>
-          <w:ilvl w:val="0"/>
-          <w:numId w:val="18"/>
-        </w:numPr>
-        <w:spacing w:before="100" w:beforeAutospacing="1" w:after="100" w:afterAutospacing="1" w:line="240" w:lineRule="auto"/>
-        <w:rPr>
-          <w:rFonts w:ascii="Times New Roman" w:eastAsia="Times New Roman" w:hAnsi="Times New Roman" w:cs="Times New Roman"/>
-          <w:sz w:val="24"/>
-          <w:szCs w:val="24"/>
-          <w:lang w:eastAsia="ru-RU"/>
-        </w:rPr>
-      </w:pPr>
-      <w:r>
-        <w:rPr>
-          <w:rFonts w:ascii="Times New Roman" w:eastAsia="Times New Roman" w:hAnsi="Times New Roman" w:cs="Times New Roman"/>
-          <w:sz w:val="24"/>
-          <w:szCs w:val="24"/>
-          <w:lang w:eastAsia="ru-RU"/>
-        </w:rPr>
-        <w:t xml:space="preserve">часть агрегатов получала UUID из PostgreSQL через </w:t>
-      </w:r>
-      <w:r>
-        <w:rPr>
-          <w:rFonts w:ascii="Courier New" w:eastAsia="Times New Roman" w:hAnsi="Courier New" w:cs="Courier New"/>
-          <w:sz w:val="20"/>
-          <w:szCs w:val="20"/>
-          <w:lang w:eastAsia="ru-RU"/>
-        </w:rPr>
-        <w:t>DEFAULT gen_random_uuid()</w:t>
-      </w:r>
-      <w:r>
-        <w:rPr>
-          <w:rFonts w:ascii="Times New Roman" w:eastAsia="Times New Roman" w:hAnsi="Times New Roman" w:cs="Times New Roman"/>
-          <w:sz w:val="24"/>
-          <w:szCs w:val="24"/>
-          <w:lang w:eastAsia="ru-RU"/>
-        </w:rPr>
-        <w:t xml:space="preserve">; </w:t>
-      </w:r>
-    </w:p>
-    <w:p>
-      <w:pPr>
-        <w:numPr>
-          <w:ilvl w:val="0"/>
-          <w:numId w:val="18"/>
-        </w:numPr>
-        <w:spacing w:before="100" w:beforeAutospacing="1" w:after="100" w:afterAutospacing="1" w:line="240" w:lineRule="auto"/>
-        <w:rPr>
-          <w:rFonts w:ascii="Times New Roman" w:eastAsia="Times New Roman" w:hAnsi="Times New Roman" w:cs="Times New Roman"/>
-          <w:sz w:val="24"/>
-          <w:szCs w:val="24"/>
-          <w:lang w:eastAsia="ru-RU"/>
-        </w:rPr>
-      </w:pPr>
-      <w:r>
-        <w:rPr>
-          <w:rFonts w:ascii="Times New Roman" w:eastAsia="Times New Roman" w:hAnsi="Times New Roman" w:cs="Times New Roman"/>
-          <w:sz w:val="24"/>
-          <w:szCs w:val="24"/>
-          <w:lang w:eastAsia="ru-RU"/>
-        </w:rPr>
-        <w:t xml:space="preserve">часть агрегатов создавала UUID в приложении до сохранения. </w:t>
-      </w:r>
-    </w:p>
-    <w:p>
-      <w:pPr>
-        <w:spacing w:before="100" w:beforeAutospacing="1" w:after="100" w:afterAutospacing="1" w:line="240" w:lineRule="auto"/>
-        <w:rPr>
-          <w:rFonts w:ascii="Times New Roman" w:eastAsia="Times New Roman" w:hAnsi="Times New Roman" w:cs="Times New Roman"/>
-          <w:sz w:val="24"/>
-          <w:szCs w:val="24"/>
-          <w:lang w:eastAsia="ru-RU"/>
-        </w:rPr>
-      </w:pPr>
-      <w:r>
-        <w:rPr>
-          <w:rFonts w:ascii="Times New Roman" w:eastAsia="Times New Roman" w:hAnsi="Times New Roman" w:cs="Times New Roman"/>
-          <w:sz w:val="24"/>
-          <w:szCs w:val="24"/>
-          <w:lang w:eastAsia="ru-RU"/>
-        </w:rPr>
-        <w:lastRenderedPageBreak/>
-        <w:t>Это приводило к различному жизненному циклу агрегатов и отсутствию единого архитектурного правила.</w:t>
-      </w:r>
-    </w:p>
-    <w:p>
-      <w:pPr>
-        <w:spacing w:after="0" w:line="240" w:lineRule="auto"/>
-        <w:rPr>
-          <w:rFonts w:ascii="Times New Roman" w:eastAsia="Times New Roman" w:hAnsi="Times New Roman" w:cs="Times New Roman"/>
-          <w:sz w:val="24"/>
-          <w:szCs w:val="24"/>
-          <w:lang w:eastAsia="ru-RU"/>
-        </w:rPr>
-      </w:pPr>
-      <w:r>
-        <w:rPr>
-          <w:rFonts w:ascii="Times New Roman" w:eastAsia="Times New Roman" w:hAnsi="Times New Roman" w:cs="Times New Roman"/>
-          <w:sz w:val="24"/>
-          <w:szCs w:val="24"/>
-          <w:lang w:eastAsia="ru-RU"/>
-        </w:rPr>
-        <w:pict w14:anchorId="217FF0DF">
-          <v:rect id="_x0000_i1045" style="width:0;height:1.5pt" o:hralign="center" o:hrstd="t" o:hr="t" fillcolor="#a0a0a0" stroked="f"/>
-        </w:pict>
-      </w:r>
-    </w:p>
-    <w:p>
-      <w:pPr>
-        <w:spacing w:before="100" w:beforeAutospacing="1" w:after="100" w:afterAutospacing="1" w:line="240" w:lineRule="auto"/>
-        <w:outlineLvl w:val="2"/>
-        <w:rPr>
-          <w:rFonts w:ascii="Times New Roman" w:eastAsia="Times New Roman" w:hAnsi="Times New Roman" w:cs="Times New Roman"/>
-          <w:b/>
-          <w:bCs/>
-          <w:sz w:val="27"/>
-          <w:szCs w:val="27"/>
-          <w:lang w:eastAsia="ru-RU"/>
-        </w:rPr>
-      </w:pPr>
-      <w:r>
-        <w:rPr>
-          <w:rFonts w:ascii="Times New Roman" w:eastAsia="Times New Roman" w:hAnsi="Times New Roman" w:cs="Times New Roman"/>
-          <w:b/>
-          <w:bCs/>
-          <w:sz w:val="27"/>
-          <w:szCs w:val="27"/>
-          <w:lang w:eastAsia="ru-RU"/>
-        </w:rPr>
-        <w:t>Decision</w:t>
-      </w:r>
-    </w:p>
-    <w:p>
-      <w:pPr>
-        <w:spacing w:before="100" w:beforeAutospacing="1" w:after="100" w:afterAutospacing="1" w:line="240" w:lineRule="auto"/>
-        <w:rPr>
-          <w:rFonts w:ascii="Times New Roman" w:eastAsia="Times New Roman" w:hAnsi="Times New Roman" w:cs="Times New Roman"/>
-          <w:sz w:val="24"/>
-          <w:szCs w:val="24"/>
-          <w:lang w:eastAsia="ru-RU"/>
-        </w:rPr>
-      </w:pPr>
-      <w:r>
-        <w:rPr>
-          <w:rFonts w:ascii="Times New Roman" w:eastAsia="Times New Roman" w:hAnsi="Times New Roman" w:cs="Times New Roman"/>
-          <w:sz w:val="24"/>
-          <w:szCs w:val="24"/>
-          <w:lang w:eastAsia="ru-RU"/>
-        </w:rPr>
-        <w:t>Источником идентификаторов является приложение.</w:t>
-      </w:r>
-    </w:p>
-    <w:p>
-      <w:pPr>
-        <w:spacing w:before="100" w:beforeAutospacing="1" w:after="100" w:afterAutospacing="1" w:line="240" w:lineRule="auto"/>
-        <w:rPr>
-          <w:rFonts w:ascii="Times New Roman" w:eastAsia="Times New Roman" w:hAnsi="Times New Roman" w:cs="Times New Roman"/>
-          <w:sz w:val="24"/>
-          <w:szCs w:val="24"/>
-          <w:lang w:eastAsia="ru-RU"/>
-        </w:rPr>
-      </w:pPr>
-      <w:r>
-        <w:rPr>
-          <w:rFonts w:ascii="Times New Roman" w:eastAsia="Times New Roman" w:hAnsi="Times New Roman" w:cs="Times New Roman"/>
-          <w:sz w:val="24"/>
-          <w:szCs w:val="24"/>
-          <w:lang w:eastAsia="ru-RU"/>
-        </w:rPr>
-        <w:t>Правила:</w:t>
-      </w:r>
-    </w:p>
-    <w:p>
-      <w:pPr>
-        <w:numPr>
-          <w:ilvl w:val="0"/>
-          <w:numId w:val="19"/>
-        </w:numPr>
-        <w:spacing w:before="100" w:beforeAutospacing="1" w:after="100" w:afterAutospacing="1" w:line="240" w:lineRule="auto"/>
-        <w:rPr>
-          <w:rFonts w:ascii="Times New Roman" w:eastAsia="Times New Roman" w:hAnsi="Times New Roman" w:cs="Times New Roman"/>
-          <w:sz w:val="24"/>
-          <w:szCs w:val="24"/>
-          <w:lang w:eastAsia="ru-RU"/>
-        </w:rPr>
-      </w:pPr>
-      <w:r>
-        <w:rPr>
-          <w:rFonts w:ascii="Times New Roman" w:eastAsia="Times New Roman" w:hAnsi="Times New Roman" w:cs="Times New Roman"/>
-          <w:sz w:val="24"/>
-          <w:szCs w:val="24"/>
-          <w:lang w:eastAsia="ru-RU"/>
-        </w:rPr>
-        <w:t xml:space="preserve">каждый агрегат получает UUID до вызова </w:t>
-      </w:r>
-      <w:r>
-        <w:rPr>
-          <w:rFonts w:ascii="Courier New" w:eastAsia="Times New Roman" w:hAnsi="Courier New" w:cs="Courier New"/>
-          <w:sz w:val="20"/>
-          <w:szCs w:val="20"/>
-          <w:lang w:eastAsia="ru-RU"/>
-        </w:rPr>
-        <w:t>Repository.save()</w:t>
-      </w:r>
-      <w:r>
-        <w:rPr>
-          <w:rFonts w:ascii="Times New Roman" w:eastAsia="Times New Roman" w:hAnsi="Times New Roman" w:cs="Times New Roman"/>
-          <w:sz w:val="24"/>
-          <w:szCs w:val="24"/>
-          <w:lang w:eastAsia="ru-RU"/>
-        </w:rPr>
-        <w:t xml:space="preserve">; </w:t>
-      </w:r>
-    </w:p>
-    <w:p>
-      <w:pPr>
-        <w:numPr>
-          <w:ilvl w:val="0"/>
-          <w:numId w:val="19"/>
-        </w:numPr>
-        <w:spacing w:before="100" w:beforeAutospacing="1" w:after="100" w:afterAutospacing="1" w:line="240" w:lineRule="auto"/>
-        <w:rPr>
-          <w:rFonts w:ascii="Times New Roman" w:eastAsia="Times New Roman" w:hAnsi="Times New Roman" w:cs="Times New Roman"/>
-          <w:sz w:val="24"/>
-          <w:szCs w:val="24"/>
-          <w:lang w:eastAsia="ru-RU"/>
-        </w:rPr>
-      </w:pPr>
-      <w:r>
-        <w:rPr>
-          <w:rFonts w:ascii="Times New Roman" w:eastAsia="Times New Roman" w:hAnsi="Times New Roman" w:cs="Times New Roman"/>
-          <w:sz w:val="24"/>
-          <w:szCs w:val="24"/>
-          <w:lang w:eastAsia="ru-RU"/>
-        </w:rPr>
-        <w:t xml:space="preserve">Repository не генерирует идентификаторы; </w:t>
-      </w:r>
-    </w:p>
-    <w:p>
-      <w:pPr>
-        <w:numPr>
-          <w:ilvl w:val="0"/>
-          <w:numId w:val="19"/>
-        </w:numPr>
-        <w:spacing w:before="100" w:beforeAutospacing="1" w:after="100" w:afterAutospacing="1" w:line="240" w:lineRule="auto"/>
-        <w:rPr>
-          <w:rFonts w:ascii="Times New Roman" w:eastAsia="Times New Roman" w:hAnsi="Times New Roman" w:cs="Times New Roman"/>
-          <w:sz w:val="24"/>
-          <w:szCs w:val="24"/>
-          <w:lang w:eastAsia="ru-RU"/>
-        </w:rPr>
-      </w:pPr>
-      <w:r>
-        <w:rPr>
-          <w:rFonts w:ascii="Times New Roman" w:eastAsia="Times New Roman" w:hAnsi="Times New Roman" w:cs="Times New Roman"/>
-          <w:sz w:val="24"/>
-          <w:szCs w:val="24"/>
-          <w:lang w:eastAsia="ru-RU"/>
-        </w:rPr>
-        <w:t xml:space="preserve">база данных не является источником идентификаторов приложения; </w:t>
-      </w:r>
-    </w:p>
-    <w:p>
-      <w:pPr>
-        <w:numPr>
-          <w:ilvl w:val="0"/>
-          <w:numId w:val="19"/>
-        </w:numPr>
-        <w:spacing w:before="100" w:beforeAutospacing="1" w:after="100" w:afterAutospacing="1" w:line="240" w:lineRule="auto"/>
-        <w:rPr>
-          <w:rFonts w:ascii="Times New Roman" w:eastAsia="Times New Roman" w:hAnsi="Times New Roman" w:cs="Times New Roman"/>
-          <w:sz w:val="24"/>
-          <w:szCs w:val="24"/>
-          <w:lang w:eastAsia="ru-RU"/>
-        </w:rPr>
-      </w:pPr>
-      <w:r>
-        <w:rPr>
-          <w:rFonts w:ascii="Times New Roman" w:eastAsia="Times New Roman" w:hAnsi="Times New Roman" w:cs="Times New Roman"/>
-          <w:sz w:val="24"/>
-          <w:szCs w:val="24"/>
-          <w:lang w:eastAsia="ru-RU"/>
-        </w:rPr>
-        <w:t xml:space="preserve">PostgreSQL </w:t>
-      </w:r>
-      <w:r>
-        <w:rPr>
-          <w:rFonts w:ascii="Courier New" w:eastAsia="Times New Roman" w:hAnsi="Courier New" w:cs="Courier New"/>
-          <w:sz w:val="20"/>
-          <w:szCs w:val="20"/>
-          <w:lang w:eastAsia="ru-RU"/>
-        </w:rPr>
-        <w:t>DEFAULT gen_random_uuid()</w:t>
-      </w:r>
-      <w:r>
-        <w:rPr>
-          <w:rFonts w:ascii="Times New Roman" w:eastAsia="Times New Roman" w:hAnsi="Times New Roman" w:cs="Times New Roman"/>
-          <w:sz w:val="24"/>
-          <w:szCs w:val="24"/>
-          <w:lang w:eastAsia="ru-RU"/>
-        </w:rPr>
-        <w:t xml:space="preserve"> может оставаться как защитный механизм для ручных операций, однако приложение никогда не должно рассчитывать на него. </w:t>
-      </w:r>
-    </w:p>
-    <w:p>
-      <w:pPr>
-        <w:spacing w:after="0" w:line="240" w:lineRule="auto"/>
-        <w:rPr>
-          <w:rFonts w:ascii="Times New Roman" w:eastAsia="Times New Roman" w:hAnsi="Times New Roman" w:cs="Times New Roman"/>
-          <w:sz w:val="24"/>
-          <w:szCs w:val="24"/>
-          <w:lang w:eastAsia="ru-RU"/>
-        </w:rPr>
-      </w:pPr>
-      <w:r>
-        <w:rPr>
-          <w:rFonts w:ascii="Times New Roman" w:eastAsia="Times New Roman" w:hAnsi="Times New Roman" w:cs="Times New Roman"/>
-          <w:sz w:val="24"/>
-          <w:szCs w:val="24"/>
-          <w:lang w:eastAsia="ru-RU"/>
-        </w:rPr>
-        <w:pict w14:anchorId="44486D22">
-          <v:rect id="_x0000_i1046" style="width:0;height:1.5pt" o:hralign="center" o:hrstd="t" o:hr="t" fillcolor="#a0a0a0" stroked="f"/>
-        </w:pict>
-      </w:r>
-    </w:p>
-    <w:p>
-      <w:pPr>
-        <w:spacing w:before="100" w:beforeAutospacing="1" w:after="100" w:afterAutospacing="1" w:line="240" w:lineRule="auto"/>
-        <w:outlineLvl w:val="2"/>
-        <w:rPr>
-          <w:rFonts w:ascii="Times New Roman" w:eastAsia="Times New Roman" w:hAnsi="Times New Roman" w:cs="Times New Roman"/>
-          <w:b/>
-          <w:bCs/>
-          <w:sz w:val="27"/>
-          <w:szCs w:val="27"/>
-          <w:lang w:eastAsia="ru-RU"/>
-        </w:rPr>
-      </w:pPr>
-      <w:r>
-        <w:rPr>
-          <w:rFonts w:ascii="Times New Roman" w:eastAsia="Times New Roman" w:hAnsi="Times New Roman" w:cs="Times New Roman"/>
-          <w:b/>
-          <w:bCs/>
-          <w:sz w:val="27"/>
-          <w:szCs w:val="27"/>
-          <w:lang w:eastAsia="ru-RU"/>
-        </w:rPr>
-        <w:t>Consequences</w:t>
-      </w:r>
-    </w:p>
-    <w:p>
-      <w:pPr>
-        <w:spacing w:before="100" w:beforeAutospacing="1" w:after="100" w:afterAutospacing="1" w:line="240" w:lineRule="auto"/>
-        <w:rPr>
-          <w:rFonts w:ascii="Times New Roman" w:eastAsia="Times New Roman" w:hAnsi="Times New Roman" w:cs="Times New Roman"/>
-          <w:sz w:val="24"/>
-          <w:szCs w:val="24"/>
-          <w:lang w:eastAsia="ru-RU"/>
-        </w:rPr>
-      </w:pPr>
-      <w:r>
-        <w:rPr>
-          <w:rFonts w:ascii="Times New Roman" w:eastAsia="Times New Roman" w:hAnsi="Times New Roman" w:cs="Times New Roman"/>
-          <w:sz w:val="24"/>
-          <w:szCs w:val="24"/>
-          <w:lang w:eastAsia="ru-RU"/>
-        </w:rPr>
-        <w:t>Преимущества:</w:t>
-      </w:r>
-    </w:p>
-    <w:p>
-      <w:pPr>
-        <w:numPr>
-          <w:ilvl w:val="0"/>
-          <w:numId w:val="20"/>
-        </w:numPr>
-        <w:spacing w:before="100" w:beforeAutospacing="1" w:after="100" w:afterAutospacing="1" w:line="240" w:lineRule="auto"/>
-        <w:rPr>
-          <w:rFonts w:ascii="Times New Roman" w:eastAsia="Times New Roman" w:hAnsi="Times New Roman" w:cs="Times New Roman"/>
-          <w:sz w:val="24"/>
-          <w:szCs w:val="24"/>
-          <w:lang w:eastAsia="ru-RU"/>
-        </w:rPr>
-      </w:pPr>
-      <w:r>
-        <w:rPr>
-          <w:rFonts w:ascii="Times New Roman" w:eastAsia="Times New Roman" w:hAnsi="Times New Roman" w:cs="Times New Roman"/>
-          <w:sz w:val="24"/>
-          <w:szCs w:val="24"/>
-          <w:lang w:eastAsia="ru-RU"/>
-        </w:rPr>
-        <w:t xml:space="preserve">единый жизненный цикл всех агрегатов; </w:t>
-      </w:r>
-    </w:p>
-    <w:p>
-      <w:pPr>
-        <w:numPr>
-          <w:ilvl w:val="0"/>
-          <w:numId w:val="20"/>
-        </w:numPr>
-        <w:spacing w:before="100" w:beforeAutospacing="1" w:after="100" w:afterAutospacing="1" w:line="240" w:lineRule="auto"/>
-        <w:rPr>
-          <w:rFonts w:ascii="Times New Roman" w:eastAsia="Times New Roman" w:hAnsi="Times New Roman" w:cs="Times New Roman"/>
-          <w:sz w:val="24"/>
-          <w:szCs w:val="24"/>
-          <w:lang w:eastAsia="ru-RU"/>
-        </w:rPr>
-      </w:pPr>
-      <w:r>
-        <w:rPr>
-          <w:rFonts w:ascii="Times New Roman" w:eastAsia="Times New Roman" w:hAnsi="Times New Roman" w:cs="Times New Roman"/>
-          <w:sz w:val="24"/>
-          <w:szCs w:val="24"/>
-          <w:lang w:eastAsia="ru-RU"/>
-        </w:rPr>
-        <w:t xml:space="preserve">агрегат является полноценным объектом ещё до сохранения; </w:t>
-      </w:r>
-    </w:p>
-    <w:p>
-      <w:pPr>
-        <w:numPr>
-          <w:ilvl w:val="0"/>
-          <w:numId w:val="20"/>
-        </w:numPr>
-        <w:spacing w:before="100" w:beforeAutospacing="1" w:after="100" w:afterAutospacing="1" w:line="240" w:lineRule="auto"/>
-        <w:rPr>
-          <w:rFonts w:ascii="Times New Roman" w:eastAsia="Times New Roman" w:hAnsi="Times New Roman" w:cs="Times New Roman"/>
-          <w:sz w:val="24"/>
-          <w:szCs w:val="24"/>
-          <w:lang w:eastAsia="ru-RU"/>
-        </w:rPr>
-      </w:pPr>
-      <w:r>
-        <w:rPr>
-          <w:rFonts w:ascii="Times New Roman" w:eastAsia="Times New Roman" w:hAnsi="Times New Roman" w:cs="Times New Roman"/>
-          <w:sz w:val="24"/>
-          <w:szCs w:val="24"/>
-          <w:lang w:eastAsia="ru-RU"/>
-        </w:rPr>
-        <w:t xml:space="preserve">одинаковая архитектура для всех feature-модулей; </w:t>
-      </w:r>
-    </w:p>
-    <w:p>
-      <w:pPr>
-        <w:numPr>
-          <w:ilvl w:val="0"/>
-          <w:numId w:val="20"/>
-        </w:numPr>
-        <w:spacing w:before="100" w:beforeAutospacing="1" w:after="100" w:afterAutospacing="1" w:line="240" w:lineRule="auto"/>
-        <w:rPr>
-          <w:rFonts w:ascii="Times New Roman" w:eastAsia="Times New Roman" w:hAnsi="Times New Roman" w:cs="Times New Roman"/>
-          <w:sz w:val="24"/>
-          <w:szCs w:val="24"/>
-          <w:lang w:eastAsia="ru-RU"/>
-        </w:rPr>
-      </w:pPr>
-      <w:r>
-        <w:rPr>
-          <w:rFonts w:ascii="Times New Roman" w:eastAsia="Times New Roman" w:hAnsi="Times New Roman" w:cs="Times New Roman"/>
-          <w:sz w:val="24"/>
-          <w:szCs w:val="24"/>
-          <w:lang w:eastAsia="ru-RU"/>
-        </w:rPr>
-        <w:t xml:space="preserve">упрощается тестирование; </w:t>
-      </w:r>
-    </w:p>
-    <w:p>
-      <w:pPr>
-        <w:numPr>
-          <w:ilvl w:val="0"/>
-          <w:numId w:val="20"/>
-        </w:numPr>
-        <w:spacing w:before="100" w:beforeAutospacing="1" w:after="100" w:afterAutospacing="1" w:line="240" w:lineRule="auto"/>
-        <w:rPr>
-          <w:rFonts w:ascii="Times New Roman" w:eastAsia="Times New Roman" w:hAnsi="Times New Roman" w:cs="Times New Roman"/>
-          <w:sz w:val="24"/>
-          <w:szCs w:val="24"/>
-          <w:lang w:eastAsia="ru-RU"/>
-        </w:rPr>
-      </w:pPr>
-      <w:r>
-        <w:rPr>
-          <w:rFonts w:ascii="Times New Roman" w:eastAsia="Times New Roman" w:hAnsi="Times New Roman" w:cs="Times New Roman"/>
-          <w:sz w:val="24"/>
-          <w:szCs w:val="24"/>
-          <w:lang w:eastAsia="ru-RU"/>
-        </w:rPr>
-        <w:t xml:space="preserve">отсутствует зависимость приложения от механизма генерации UUID в БД. </w:t>
-      </w:r>
-    </w:p>
-    <w:p>
-      <w:pPr>
-        <w:spacing w:after="0" w:line="240" w:lineRule="auto"/>
-        <w:rPr>
-          <w:rFonts w:ascii="Times New Roman" w:eastAsia="Times New Roman" w:hAnsi="Times New Roman" w:cs="Times New Roman"/>
-          <w:sz w:val="24"/>
-          <w:szCs w:val="24"/>
-          <w:lang w:eastAsia="ru-RU"/>
-        </w:rPr>
-      </w:pPr>
-      <w:r>
-        <w:rPr>
-          <w:rFonts w:ascii="Times New Roman" w:eastAsia="Times New Roman" w:hAnsi="Times New Roman" w:cs="Times New Roman"/>
-          <w:sz w:val="24"/>
-          <w:szCs w:val="24"/>
-          <w:lang w:eastAsia="ru-RU"/>
-        </w:rPr>
-        <w:pict w14:anchorId="298F8E30">
-          <v:rect id="_x0000_i1047" style="width:0;height:1.5pt" o:hralign="center" o:hrstd="t" o:hr="t" fillcolor="#a0a0a0" stroked="f"/>
-        </w:pict>
-      </w:r>
-    </w:p>
-    <w:p>
-      <w:pPr>
-        <w:spacing w:before="100" w:beforeAutospacing="1" w:after="100" w:afterAutospacing="1" w:line="240" w:lineRule="auto"/>
-        <w:outlineLvl w:val="1"/>
-        <w:rPr>
-          <w:rFonts w:ascii="Times New Roman" w:eastAsia="Times New Roman" w:hAnsi="Times New Roman" w:cs="Times New Roman"/>
-          <w:b/>
-          <w:bCs/>
-          <w:sz w:val="36"/>
-          <w:szCs w:val="36"/>
-          <w:lang w:val="en-US" w:eastAsia="ru-RU"/>
-        </w:rPr>
-      </w:pPr>
-      <w:r>
-        <w:rPr>
-          <w:rFonts w:ascii="Times New Roman" w:eastAsia="Times New Roman" w:hAnsi="Times New Roman" w:cs="Times New Roman"/>
-          <w:b/>
-          <w:bCs/>
-          <w:sz w:val="36"/>
-          <w:szCs w:val="36"/>
-          <w:lang w:val="en-US" w:eastAsia="ru-RU"/>
-        </w:rPr>
-        <w:t>ADR-021 — Application Is Source Of Time</w:t>
-      </w:r>
-    </w:p>
-    <w:p>
-      <w:pPr>
-        <w:spacing w:before="100" w:beforeAutospacing="1" w:after="100" w:afterAutospacing="1" w:line="240" w:lineRule="auto"/>
-        <w:rPr>
-          <w:rFonts w:ascii="Times New Roman" w:eastAsia="Times New Roman" w:hAnsi="Times New Roman" w:cs="Times New Roman"/>
-          <w:sz w:val="24"/>
-          <w:szCs w:val="24"/>
-          <w:lang w:eastAsia="ru-RU"/>
-        </w:rPr>
-      </w:pPr>
-      <w:r>
-        <w:rPr>
-          <w:rFonts w:ascii="Times New Roman" w:eastAsia="Times New Roman" w:hAnsi="Times New Roman" w:cs="Times New Roman"/>
-          <w:b/>
-          <w:bCs/>
-          <w:sz w:val="24"/>
-          <w:szCs w:val="24"/>
-          <w:lang w:eastAsia="ru-RU"/>
-        </w:rPr>
-        <w:t>Status</w:t>
-      </w:r>
-    </w:p>
-    <w:p>
-      <w:pPr>
-        <w:spacing w:before="100" w:beforeAutospacing="1" w:after="100" w:afterAutospacing="1" w:line="240" w:lineRule="auto"/>
-        <w:rPr>
-          <w:rFonts w:ascii="Times New Roman" w:eastAsia="Times New Roman" w:hAnsi="Times New Roman" w:cs="Times New Roman"/>
-          <w:sz w:val="24"/>
-          <w:szCs w:val="24"/>
-          <w:lang w:eastAsia="ru-RU"/>
-        </w:rPr>
-      </w:pPr>
-      <w:r>
-        <w:rPr>
-          <w:rFonts w:ascii="Times New Roman" w:eastAsia="Times New Roman" w:hAnsi="Times New Roman" w:cs="Times New Roman"/>
-          <w:sz w:val="24"/>
-          <w:szCs w:val="24"/>
-          <w:lang w:eastAsia="ru-RU"/>
-        </w:rPr>
-        <w:t>Accepted</w:t>
-      </w:r>
-    </w:p>
-    <w:p>
-      <w:pPr>
-        <w:spacing w:after="0" w:line="240" w:lineRule="auto"/>
-        <w:rPr>
-          <w:rFonts w:ascii="Times New Roman" w:eastAsia="Times New Roman" w:hAnsi="Times New Roman" w:cs="Times New Roman"/>
-          <w:sz w:val="24"/>
-          <w:szCs w:val="24"/>
-          <w:lang w:eastAsia="ru-RU"/>
-        </w:rPr>
-      </w:pPr>
-      <w:r>
-        <w:rPr>
-          <w:rFonts w:ascii="Times New Roman" w:eastAsia="Times New Roman" w:hAnsi="Times New Roman" w:cs="Times New Roman"/>
-          <w:sz w:val="24"/>
-          <w:szCs w:val="24"/>
-          <w:lang w:eastAsia="ru-RU"/>
-        </w:rPr>
-        <w:pict w14:anchorId="034EA34E">
-          <v:rect id="_x0000_i1048" style="width:0;height:1.5pt" o:hralign="center" o:hrstd="t" o:hr="t" fillcolor="#a0a0a0" stroked="f"/>
-        </w:pict>
-      </w:r>
-    </w:p>
-    <w:p>
-      <w:pPr>
-        <w:spacing w:before="100" w:beforeAutospacing="1" w:after="100" w:afterAutospacing="1" w:line="240" w:lineRule="auto"/>
-        <w:outlineLvl w:val="2"/>
-        <w:rPr>
-          <w:rFonts w:ascii="Times New Roman" w:eastAsia="Times New Roman" w:hAnsi="Times New Roman" w:cs="Times New Roman"/>
-          <w:b/>
-          <w:bCs/>
-          <w:sz w:val="27"/>
-          <w:szCs w:val="27"/>
-          <w:lang w:eastAsia="ru-RU"/>
-        </w:rPr>
-      </w:pPr>
-      <w:r>
-        <w:rPr>
-          <w:rFonts w:ascii="Times New Roman" w:eastAsia="Times New Roman" w:hAnsi="Times New Roman" w:cs="Times New Roman"/>
-          <w:b/>
-          <w:bCs/>
-          <w:sz w:val="27"/>
-          <w:szCs w:val="27"/>
-          <w:lang w:eastAsia="ru-RU"/>
-        </w:rPr>
-        <w:t>Context</w:t>
-      </w:r>
-    </w:p>
-    <w:p>
-      <w:pPr>
-        <w:spacing w:before="100" w:beforeAutospacing="1" w:after="100" w:afterAutospacing="1" w:line="240" w:lineRule="auto"/>
-        <w:rPr>
-          <w:rFonts w:ascii="Times New Roman" w:eastAsia="Times New Roman" w:hAnsi="Times New Roman" w:cs="Times New Roman"/>
-          <w:sz w:val="24"/>
-          <w:szCs w:val="24"/>
-          <w:lang w:eastAsia="ru-RU"/>
-        </w:rPr>
-      </w:pPr>
-      <w:r>
-        <w:rPr>
-          <w:rFonts w:ascii="Times New Roman" w:eastAsia="Times New Roman" w:hAnsi="Times New Roman" w:cs="Times New Roman"/>
-          <w:sz w:val="24"/>
-          <w:szCs w:val="24"/>
-          <w:lang w:eastAsia="ru-RU"/>
-        </w:rPr>
-        <w:t>Проект использует временные поля:</w:t>
-      </w:r>
-    </w:p>
-    <w:p>
-      <w:pPr>
-        <w:numPr>
-          <w:ilvl w:val="0"/>
-          <w:numId w:val="21"/>
-        </w:numPr>
-        <w:spacing w:before="100" w:beforeAutospacing="1" w:after="100" w:afterAutospacing="1" w:line="240" w:lineRule="auto"/>
-        <w:rPr>
-          <w:rFonts w:ascii="Times New Roman" w:eastAsia="Times New Roman" w:hAnsi="Times New Roman" w:cs="Times New Roman"/>
-          <w:sz w:val="24"/>
-          <w:szCs w:val="24"/>
-          <w:lang w:eastAsia="ru-RU"/>
-        </w:rPr>
-      </w:pPr>
-      <w:r>
-        <w:rPr>
-          <w:rFonts w:ascii="Times New Roman" w:eastAsia="Times New Roman" w:hAnsi="Times New Roman" w:cs="Times New Roman"/>
-          <w:sz w:val="24"/>
-          <w:szCs w:val="24"/>
-          <w:lang w:eastAsia="ru-RU"/>
-        </w:rPr>
-        <w:t xml:space="preserve">createdAt; </w:t>
-      </w:r>
-    </w:p>
-    <w:p>
-      <w:pPr>
-        <w:numPr>
-          <w:ilvl w:val="0"/>
-          <w:numId w:val="21"/>
-        </w:numPr>
-        <w:spacing w:before="100" w:beforeAutospacing="1" w:after="100" w:afterAutospacing="1" w:line="240" w:lineRule="auto"/>
-        <w:rPr>
-          <w:rFonts w:ascii="Times New Roman" w:eastAsia="Times New Roman" w:hAnsi="Times New Roman" w:cs="Times New Roman"/>
-          <w:sz w:val="24"/>
-          <w:szCs w:val="24"/>
-          <w:lang w:eastAsia="ru-RU"/>
-        </w:rPr>
-      </w:pPr>
-      <w:r>
-        <w:rPr>
-          <w:rFonts w:ascii="Times New Roman" w:eastAsia="Times New Roman" w:hAnsi="Times New Roman" w:cs="Times New Roman"/>
-          <w:sz w:val="24"/>
-          <w:szCs w:val="24"/>
-          <w:lang w:eastAsia="ru-RU"/>
-        </w:rPr>
-        <w:t xml:space="preserve">updatedAt; </w:t>
-      </w:r>
-    </w:p>
-    <w:p>
-      <w:pPr>
-        <w:numPr>
-          <w:ilvl w:val="0"/>
-          <w:numId w:val="21"/>
-        </w:numPr>
-        <w:spacing w:before="100" w:beforeAutospacing="1" w:after="100" w:afterAutospacing="1" w:line="240" w:lineRule="auto"/>
-        <w:rPr>
-          <w:rFonts w:ascii="Times New Roman" w:eastAsia="Times New Roman" w:hAnsi="Times New Roman" w:cs="Times New Roman"/>
-          <w:sz w:val="24"/>
-          <w:szCs w:val="24"/>
-          <w:lang w:eastAsia="ru-RU"/>
-        </w:rPr>
-      </w:pPr>
-      <w:r>
-        <w:rPr>
-          <w:rFonts w:ascii="Times New Roman" w:eastAsia="Times New Roman" w:hAnsi="Times New Roman" w:cs="Times New Roman"/>
-          <w:sz w:val="24"/>
-          <w:szCs w:val="24"/>
-          <w:lang w:eastAsia="ru-RU"/>
-        </w:rPr>
-        <w:t xml:space="preserve">и другие временные метки. </w:t>
-      </w:r>
-    </w:p>
-    <w:p>
-      <w:pPr>
-        <w:spacing w:before="100" w:beforeAutospacing="1" w:after="100" w:afterAutospacing="1" w:line="240" w:lineRule="auto"/>
-        <w:rPr>
-          <w:rFonts w:ascii="Times New Roman" w:eastAsia="Times New Roman" w:hAnsi="Times New Roman" w:cs="Times New Roman"/>
-          <w:sz w:val="24"/>
-          <w:szCs w:val="24"/>
-          <w:lang w:eastAsia="ru-RU"/>
-        </w:rPr>
-      </w:pPr>
-      <w:r>
-        <w:rPr>
-          <w:rFonts w:ascii="Times New Roman" w:eastAsia="Times New Roman" w:hAnsi="Times New Roman" w:cs="Times New Roman"/>
-          <w:sz w:val="24"/>
-          <w:szCs w:val="24"/>
-          <w:lang w:eastAsia="ru-RU"/>
-        </w:rPr>
-        <w:t xml:space="preserve">Ранее часть времени создавалась PostgreSQL через </w:t>
-      </w:r>
-      <w:r>
-        <w:rPr>
-          <w:rFonts w:ascii="Courier New" w:eastAsia="Times New Roman" w:hAnsi="Courier New" w:cs="Courier New"/>
-          <w:sz w:val="20"/>
-          <w:szCs w:val="20"/>
-          <w:lang w:eastAsia="ru-RU"/>
-        </w:rPr>
-        <w:t>CURRENT_TIMESTAMP</w:t>
-      </w:r>
-      <w:r>
-        <w:rPr>
-          <w:rFonts w:ascii="Times New Roman" w:eastAsia="Times New Roman" w:hAnsi="Times New Roman" w:cs="Times New Roman"/>
-          <w:sz w:val="24"/>
-          <w:szCs w:val="24"/>
-          <w:lang w:eastAsia="ru-RU"/>
-        </w:rPr>
-        <w:t>, а часть — приложением.</w:t>
-      </w:r>
-    </w:p>
-    <w:p>
-      <w:pPr>
-        <w:spacing w:before="100" w:beforeAutospacing="1" w:after="100" w:afterAutospacing="1" w:line="240" w:lineRule="auto"/>
-        <w:rPr>
-          <w:rFonts w:ascii="Times New Roman" w:eastAsia="Times New Roman" w:hAnsi="Times New Roman" w:cs="Times New Roman"/>
-          <w:sz w:val="24"/>
-          <w:szCs w:val="24"/>
-          <w:lang w:eastAsia="ru-RU"/>
-        </w:rPr>
-      </w:pPr>
-      <w:r>
-        <w:rPr>
-          <w:rFonts w:ascii="Times New Roman" w:eastAsia="Times New Roman" w:hAnsi="Times New Roman" w:cs="Times New Roman"/>
-          <w:sz w:val="24"/>
-          <w:szCs w:val="24"/>
-          <w:lang w:eastAsia="ru-RU"/>
-        </w:rPr>
-        <w:lastRenderedPageBreak/>
-        <w:t>Это приводило к отсутствию единого источника времени.</w:t>
-      </w:r>
-    </w:p>
-    <w:p>
-      <w:pPr>
-        <w:spacing w:after="0" w:line="240" w:lineRule="auto"/>
-        <w:rPr>
-          <w:rFonts w:ascii="Times New Roman" w:eastAsia="Times New Roman" w:hAnsi="Times New Roman" w:cs="Times New Roman"/>
-          <w:sz w:val="24"/>
-          <w:szCs w:val="24"/>
-          <w:lang w:eastAsia="ru-RU"/>
-        </w:rPr>
-      </w:pPr>
-      <w:r>
-        <w:rPr>
-          <w:rFonts w:ascii="Times New Roman" w:eastAsia="Times New Roman" w:hAnsi="Times New Roman" w:cs="Times New Roman"/>
-          <w:sz w:val="24"/>
-          <w:szCs w:val="24"/>
-          <w:lang w:eastAsia="ru-RU"/>
-        </w:rPr>
-        <w:pict w14:anchorId="7ADB8EF8">
-          <v:rect id="_x0000_i1049" style="width:0;height:1.5pt" o:hralign="center" o:hrstd="t" o:hr="t" fillcolor="#a0a0a0" stroked="f"/>
-        </w:pict>
-      </w:r>
-    </w:p>
-    <w:p>
-      <w:pPr>
-        <w:spacing w:before="100" w:beforeAutospacing="1" w:after="100" w:afterAutospacing="1" w:line="240" w:lineRule="auto"/>
-        <w:outlineLvl w:val="2"/>
-        <w:rPr>
-          <w:rFonts w:ascii="Times New Roman" w:eastAsia="Times New Roman" w:hAnsi="Times New Roman" w:cs="Times New Roman"/>
-          <w:b/>
-          <w:bCs/>
-          <w:sz w:val="27"/>
-          <w:szCs w:val="27"/>
-          <w:lang w:eastAsia="ru-RU"/>
-        </w:rPr>
-      </w:pPr>
-      <w:r>
-        <w:rPr>
-          <w:rFonts w:ascii="Times New Roman" w:eastAsia="Times New Roman" w:hAnsi="Times New Roman" w:cs="Times New Roman"/>
-          <w:b/>
-          <w:bCs/>
-          <w:sz w:val="27"/>
-          <w:szCs w:val="27"/>
-          <w:lang w:eastAsia="ru-RU"/>
-        </w:rPr>
-        <w:t>Decision</w:t>
-      </w:r>
-    </w:p>
-    <w:p>
-      <w:pPr>
-        <w:spacing w:before="100" w:beforeAutospacing="1" w:after="100" w:afterAutospacing="1" w:line="240" w:lineRule="auto"/>
-        <w:rPr>
-          <w:rFonts w:ascii="Times New Roman" w:eastAsia="Times New Roman" w:hAnsi="Times New Roman" w:cs="Times New Roman"/>
-          <w:sz w:val="24"/>
-          <w:szCs w:val="24"/>
-          <w:lang w:eastAsia="ru-RU"/>
-        </w:rPr>
-      </w:pPr>
-      <w:r>
-        <w:rPr>
-          <w:rFonts w:ascii="Times New Roman" w:eastAsia="Times New Roman" w:hAnsi="Times New Roman" w:cs="Times New Roman"/>
-          <w:sz w:val="24"/>
-          <w:szCs w:val="24"/>
-          <w:lang w:eastAsia="ru-RU"/>
-        </w:rPr>
-        <w:t>Источником времени является приложение.</w:t>
-      </w:r>
-    </w:p>
-    <w:p>
-      <w:pPr>
-        <w:spacing w:before="100" w:beforeAutospacing="1" w:after="100" w:afterAutospacing="1" w:line="240" w:lineRule="auto"/>
-        <w:rPr>
-          <w:rFonts w:ascii="Times New Roman" w:eastAsia="Times New Roman" w:hAnsi="Times New Roman" w:cs="Times New Roman"/>
-          <w:sz w:val="24"/>
-          <w:szCs w:val="24"/>
-          <w:lang w:eastAsia="ru-RU"/>
-        </w:rPr>
-      </w:pPr>
-      <w:r>
-        <w:rPr>
-          <w:rFonts w:ascii="Times New Roman" w:eastAsia="Times New Roman" w:hAnsi="Times New Roman" w:cs="Times New Roman"/>
-          <w:sz w:val="24"/>
-          <w:szCs w:val="24"/>
-          <w:lang w:eastAsia="ru-RU"/>
-        </w:rPr>
-        <w:t>Правила:</w:t>
-      </w:r>
-    </w:p>
-    <w:p>
-      <w:pPr>
-        <w:numPr>
-          <w:ilvl w:val="0"/>
-          <w:numId w:val="22"/>
-        </w:numPr>
-        <w:spacing w:before="100" w:beforeAutospacing="1" w:after="100" w:afterAutospacing="1" w:line="240" w:lineRule="auto"/>
-        <w:rPr>
-          <w:rFonts w:ascii="Times New Roman" w:eastAsia="Times New Roman" w:hAnsi="Times New Roman" w:cs="Times New Roman"/>
-          <w:sz w:val="24"/>
-          <w:szCs w:val="24"/>
-          <w:lang w:eastAsia="ru-RU"/>
-        </w:rPr>
-      </w:pPr>
-      <w:r>
-        <w:rPr>
-          <w:rFonts w:ascii="Times New Roman" w:eastAsia="Times New Roman" w:hAnsi="Times New Roman" w:cs="Times New Roman"/>
-          <w:sz w:val="24"/>
-          <w:szCs w:val="24"/>
-          <w:lang w:eastAsia="ru-RU"/>
-        </w:rPr>
-        <w:t xml:space="preserve">время создаётся через </w:t>
-      </w:r>
-      <w:r>
-        <w:rPr>
-          <w:rFonts w:ascii="Courier New" w:eastAsia="Times New Roman" w:hAnsi="Courier New" w:cs="Courier New"/>
-          <w:sz w:val="20"/>
-          <w:szCs w:val="20"/>
-          <w:lang w:eastAsia="ru-RU"/>
-        </w:rPr>
-        <w:t>java.time.Clock</w:t>
-      </w:r>
-      <w:r>
-        <w:rPr>
-          <w:rFonts w:ascii="Times New Roman" w:eastAsia="Times New Roman" w:hAnsi="Times New Roman" w:cs="Times New Roman"/>
-          <w:sz w:val="24"/>
-          <w:szCs w:val="24"/>
-          <w:lang w:eastAsia="ru-RU"/>
-        </w:rPr>
-        <w:t xml:space="preserve">; </w:t>
-      </w:r>
-    </w:p>
-    <w:p>
-      <w:pPr>
-        <w:numPr>
-          <w:ilvl w:val="0"/>
-          <w:numId w:val="22"/>
-        </w:numPr>
-        <w:spacing w:before="100" w:beforeAutospacing="1" w:after="100" w:afterAutospacing="1" w:line="240" w:lineRule="auto"/>
-        <w:rPr>
-          <w:rFonts w:ascii="Times New Roman" w:eastAsia="Times New Roman" w:hAnsi="Times New Roman" w:cs="Times New Roman"/>
-          <w:sz w:val="24"/>
-          <w:szCs w:val="24"/>
-          <w:lang w:val="en-US" w:eastAsia="ru-RU"/>
-        </w:rPr>
-      </w:pPr>
-      <w:r>
-        <w:rPr>
-          <w:rFonts w:ascii="Courier New" w:eastAsia="Times New Roman" w:hAnsi="Courier New" w:cs="Courier New"/>
-          <w:sz w:val="20"/>
-          <w:szCs w:val="20"/>
-          <w:lang w:val="en-US" w:eastAsia="ru-RU"/>
-        </w:rPr>
-        <w:t>Clock</w:t>
-      </w:r>
-      <w:r>
-        <w:rPr>
-          <w:rFonts w:ascii="Times New Roman" w:eastAsia="Times New Roman" w:hAnsi="Times New Roman" w:cs="Times New Roman"/>
-          <w:sz w:val="24"/>
-          <w:szCs w:val="24"/>
-          <w:lang w:val="en-US" w:eastAsia="ru-RU"/>
-        </w:rPr>
-        <w:t xml:space="preserve"> </w:t>
-      </w:r>
-      <w:r>
-        <w:rPr>
-          <w:rFonts w:ascii="Times New Roman" w:eastAsia="Times New Roman" w:hAnsi="Times New Roman" w:cs="Times New Roman"/>
-          <w:sz w:val="24"/>
-          <w:szCs w:val="24"/>
-          <w:lang w:eastAsia="ru-RU"/>
-        </w:rPr>
-        <w:t>внедряется</w:t>
-      </w:r>
-      <w:r>
-        <w:rPr>
-          <w:rFonts w:ascii="Times New Roman" w:eastAsia="Times New Roman" w:hAnsi="Times New Roman" w:cs="Times New Roman"/>
-          <w:sz w:val="24"/>
-          <w:szCs w:val="24"/>
-          <w:lang w:val="en-US" w:eastAsia="ru-RU"/>
-        </w:rPr>
-        <w:t xml:space="preserve"> </w:t>
-      </w:r>
-      <w:r>
-        <w:rPr>
-          <w:rFonts w:ascii="Times New Roman" w:eastAsia="Times New Roman" w:hAnsi="Times New Roman" w:cs="Times New Roman"/>
-          <w:sz w:val="24"/>
-          <w:szCs w:val="24"/>
-          <w:lang w:eastAsia="ru-RU"/>
-        </w:rPr>
-        <w:t>через</w:t>
-      </w:r>
-      <w:r>
-        <w:rPr>
-          <w:rFonts w:ascii="Times New Roman" w:eastAsia="Times New Roman" w:hAnsi="Times New Roman" w:cs="Times New Roman"/>
-          <w:sz w:val="24"/>
-          <w:szCs w:val="24"/>
-          <w:lang w:val="en-US" w:eastAsia="ru-RU"/>
-        </w:rPr>
-        <w:t xml:space="preserve"> Dependency Injection; </w:t>
-      </w:r>
-    </w:p>
-    <w:p>
-      <w:pPr>
-        <w:numPr>
-          <w:ilvl w:val="0"/>
-          <w:numId w:val="22"/>
-        </w:numPr>
-        <w:spacing w:before="100" w:beforeAutospacing="1" w:after="100" w:afterAutospacing="1" w:line="240" w:lineRule="auto"/>
-        <w:rPr>
-          <w:rFonts w:ascii="Times New Roman" w:eastAsia="Times New Roman" w:hAnsi="Times New Roman" w:cs="Times New Roman"/>
-          <w:sz w:val="24"/>
-          <w:szCs w:val="24"/>
-          <w:lang w:eastAsia="ru-RU"/>
-        </w:rPr>
-      </w:pPr>
-      <w:r>
-        <w:rPr>
-          <w:rFonts w:ascii="Times New Roman" w:eastAsia="Times New Roman" w:hAnsi="Times New Roman" w:cs="Times New Roman"/>
-          <w:sz w:val="24"/>
-          <w:szCs w:val="24"/>
-          <w:lang w:eastAsia="ru-RU"/>
-        </w:rPr>
-        <w:t xml:space="preserve">все вызовы текущего времени выполняются через </w:t>
-      </w:r>
-      <w:r>
-        <w:rPr>
-          <w:rFonts w:ascii="Courier New" w:eastAsia="Times New Roman" w:hAnsi="Courier New" w:cs="Courier New"/>
-          <w:sz w:val="20"/>
-          <w:szCs w:val="20"/>
-          <w:lang w:eastAsia="ru-RU"/>
-        </w:rPr>
-        <w:t>Instant.now(clock)</w:t>
-      </w:r>
-      <w:r>
-        <w:rPr>
-          <w:rFonts w:ascii="Times New Roman" w:eastAsia="Times New Roman" w:hAnsi="Times New Roman" w:cs="Times New Roman"/>
-          <w:sz w:val="24"/>
-          <w:szCs w:val="24"/>
-          <w:lang w:eastAsia="ru-RU"/>
-        </w:rPr>
-        <w:t xml:space="preserve">; </w:t>
-      </w:r>
-    </w:p>
-    <w:p>
-      <w:pPr>
-        <w:numPr>
-          <w:ilvl w:val="0"/>
-          <w:numId w:val="22"/>
-        </w:numPr>
-        <w:spacing w:before="100" w:beforeAutospacing="1" w:after="100" w:afterAutospacing="1" w:line="240" w:lineRule="auto"/>
-        <w:rPr>
-          <w:rFonts w:ascii="Times New Roman" w:eastAsia="Times New Roman" w:hAnsi="Times New Roman" w:cs="Times New Roman"/>
-          <w:sz w:val="24"/>
-          <w:szCs w:val="24"/>
-          <w:lang w:eastAsia="ru-RU"/>
-        </w:rPr>
-      </w:pPr>
-      <w:r>
-        <w:rPr>
-          <w:rFonts w:ascii="Times New Roman" w:eastAsia="Times New Roman" w:hAnsi="Times New Roman" w:cs="Times New Roman"/>
-          <w:sz w:val="24"/>
-          <w:szCs w:val="24"/>
-          <w:lang w:eastAsia="ru-RU"/>
-        </w:rPr>
-        <w:t xml:space="preserve">Repository получает уже готовые значения времени; </w:t>
-      </w:r>
-    </w:p>
-    <w:p>
-      <w:pPr>
-        <w:numPr>
-          <w:ilvl w:val="0"/>
-          <w:numId w:val="22"/>
-        </w:numPr>
-        <w:spacing w:before="100" w:beforeAutospacing="1" w:after="100" w:afterAutospacing="1" w:line="240" w:lineRule="auto"/>
-        <w:rPr>
-          <w:rFonts w:ascii="Times New Roman" w:eastAsia="Times New Roman" w:hAnsi="Times New Roman" w:cs="Times New Roman"/>
-          <w:sz w:val="24"/>
-          <w:szCs w:val="24"/>
-          <w:lang w:eastAsia="ru-RU"/>
-        </w:rPr>
-      </w:pPr>
-      <w:r>
-        <w:rPr>
-          <w:rFonts w:ascii="Times New Roman" w:eastAsia="Times New Roman" w:hAnsi="Times New Roman" w:cs="Times New Roman"/>
-          <w:sz w:val="24"/>
-          <w:szCs w:val="24"/>
-          <w:lang w:eastAsia="ru-RU"/>
-        </w:rPr>
-        <w:t xml:space="preserve">Repository не создаёт время самостоятельно; </w:t>
-      </w:r>
-    </w:p>
-    <w:p>
-      <w:pPr>
-        <w:numPr>
-          <w:ilvl w:val="0"/>
-          <w:numId w:val="22"/>
-        </w:numPr>
-        <w:spacing w:before="100" w:beforeAutospacing="1" w:after="100" w:afterAutospacing="1" w:line="240" w:lineRule="auto"/>
-        <w:rPr>
-          <w:rFonts w:ascii="Times New Roman" w:eastAsia="Times New Roman" w:hAnsi="Times New Roman" w:cs="Times New Roman"/>
-          <w:sz w:val="24"/>
-          <w:szCs w:val="24"/>
-          <w:lang w:eastAsia="ru-RU"/>
-        </w:rPr>
-      </w:pPr>
-      <w:r>
-        <w:rPr>
-          <w:rFonts w:ascii="Times New Roman" w:eastAsia="Times New Roman" w:hAnsi="Times New Roman" w:cs="Times New Roman"/>
-          <w:sz w:val="24"/>
-          <w:szCs w:val="24"/>
-          <w:lang w:eastAsia="ru-RU"/>
-        </w:rPr>
-        <w:t xml:space="preserve">PostgreSQL </w:t>
-      </w:r>
-      <w:r>
-        <w:rPr>
-          <w:rFonts w:ascii="Courier New" w:eastAsia="Times New Roman" w:hAnsi="Courier New" w:cs="Courier New"/>
-          <w:sz w:val="20"/>
-          <w:szCs w:val="20"/>
-          <w:lang w:eastAsia="ru-RU"/>
-        </w:rPr>
-        <w:t>DEFAULT CURRENT_TIMESTAMP</w:t>
-      </w:r>
-      <w:r>
-        <w:rPr>
-          <w:rFonts w:ascii="Times New Roman" w:eastAsia="Times New Roman" w:hAnsi="Times New Roman" w:cs="Times New Roman"/>
-          <w:sz w:val="24"/>
-          <w:szCs w:val="24"/>
-          <w:lang w:eastAsia="ru-RU"/>
-        </w:rPr>
-        <w:t xml:space="preserve"> может оставаться как защитный механизм для ручных операций, однако приложение никогда не должно использовать его как источник времени. </w:t>
-      </w:r>
-    </w:p>
-    <w:p>
-      <w:pPr>
-        <w:spacing w:after="0" w:line="240" w:lineRule="auto"/>
-        <w:rPr>
-          <w:rFonts w:ascii="Times New Roman" w:eastAsia="Times New Roman" w:hAnsi="Times New Roman" w:cs="Times New Roman"/>
-          <w:sz w:val="24"/>
-          <w:szCs w:val="24"/>
-          <w:lang w:eastAsia="ru-RU"/>
-        </w:rPr>
-      </w:pPr>
-      <w:r>
-        <w:rPr>
-          <w:rFonts w:ascii="Times New Roman" w:eastAsia="Times New Roman" w:hAnsi="Times New Roman" w:cs="Times New Roman"/>
-          <w:sz w:val="24"/>
-          <w:szCs w:val="24"/>
-          <w:lang w:eastAsia="ru-RU"/>
-        </w:rPr>
-        <w:pict w14:anchorId="5408C3AB">
-          <v:rect id="_x0000_i1050" style="width:0;height:1.5pt" o:hralign="center" o:hrstd="t" o:hr="t" fillcolor="#a0a0a0" stroked="f"/>
-        </w:pict>
-      </w:r>
-    </w:p>
-    <w:p>
-      <w:pPr>
-        <w:spacing w:before="100" w:beforeAutospacing="1" w:after="100" w:afterAutospacing="1" w:line="240" w:lineRule="auto"/>
-        <w:outlineLvl w:val="2"/>
-        <w:rPr>
-          <w:rFonts w:ascii="Times New Roman" w:eastAsia="Times New Roman" w:hAnsi="Times New Roman" w:cs="Times New Roman"/>
-          <w:b/>
-          <w:bCs/>
-          <w:sz w:val="27"/>
-          <w:szCs w:val="27"/>
-          <w:lang w:eastAsia="ru-RU"/>
-        </w:rPr>
-      </w:pPr>
-      <w:r>
-        <w:rPr>
-          <w:rFonts w:ascii="Times New Roman" w:eastAsia="Times New Roman" w:hAnsi="Times New Roman" w:cs="Times New Roman"/>
-          <w:b/>
-          <w:bCs/>
-          <w:sz w:val="27"/>
-          <w:szCs w:val="27"/>
-          <w:lang w:eastAsia="ru-RU"/>
-        </w:rPr>
-        <w:t>Consequences</w:t>
-      </w:r>
-    </w:p>
-    <w:p>
-      <w:pPr>
-        <w:spacing w:before="100" w:beforeAutospacing="1" w:after="100" w:afterAutospacing="1" w:line="240" w:lineRule="auto"/>
-        <w:rPr>
-          <w:rFonts w:ascii="Times New Roman" w:eastAsia="Times New Roman" w:hAnsi="Times New Roman" w:cs="Times New Roman"/>
-          <w:sz w:val="24"/>
-          <w:szCs w:val="24"/>
-          <w:lang w:eastAsia="ru-RU"/>
-        </w:rPr>
-      </w:pPr>
-      <w:r>
-        <w:rPr>
-          <w:rFonts w:ascii="Times New Roman" w:eastAsia="Times New Roman" w:hAnsi="Times New Roman" w:cs="Times New Roman"/>
-          <w:sz w:val="24"/>
-          <w:szCs w:val="24"/>
-          <w:lang w:eastAsia="ru-RU"/>
-        </w:rPr>
-        <w:t>Преимущества:</w:t>
-      </w:r>
-    </w:p>
-    <w:p>
-      <w:pPr>
-        <w:numPr>
-          <w:ilvl w:val="0"/>
-          <w:numId w:val="23"/>
-        </w:numPr>
-        <w:spacing w:before="100" w:beforeAutospacing="1" w:after="100" w:afterAutospacing="1" w:line="240" w:lineRule="auto"/>
-        <w:rPr>
-          <w:rFonts w:ascii="Times New Roman" w:eastAsia="Times New Roman" w:hAnsi="Times New Roman" w:cs="Times New Roman"/>
-          <w:sz w:val="24"/>
-          <w:szCs w:val="24"/>
-          <w:lang w:eastAsia="ru-RU"/>
-        </w:rPr>
-      </w:pPr>
-      <w:r>
-        <w:rPr>
-          <w:rFonts w:ascii="Times New Roman" w:eastAsia="Times New Roman" w:hAnsi="Times New Roman" w:cs="Times New Roman"/>
-          <w:sz w:val="24"/>
-          <w:szCs w:val="24"/>
-          <w:lang w:eastAsia="ru-RU"/>
-        </w:rPr>
-        <w:t xml:space="preserve">единый источник времени; </w:t>
-      </w:r>
-    </w:p>
-    <w:p>
-      <w:pPr>
-        <w:numPr>
-          <w:ilvl w:val="0"/>
-          <w:numId w:val="23"/>
-        </w:numPr>
-        <w:spacing w:before="100" w:beforeAutospacing="1" w:after="100" w:afterAutospacing="1" w:line="240" w:lineRule="auto"/>
-        <w:rPr>
-          <w:rFonts w:ascii="Times New Roman" w:eastAsia="Times New Roman" w:hAnsi="Times New Roman" w:cs="Times New Roman"/>
-          <w:sz w:val="24"/>
-          <w:szCs w:val="24"/>
-          <w:lang w:eastAsia="ru-RU"/>
-        </w:rPr>
-      </w:pPr>
-      <w:r>
-        <w:rPr>
-          <w:rFonts w:ascii="Times New Roman" w:eastAsia="Times New Roman" w:hAnsi="Times New Roman" w:cs="Times New Roman"/>
-          <w:sz w:val="24"/>
-          <w:szCs w:val="24"/>
-          <w:lang w:eastAsia="ru-RU"/>
-        </w:rPr>
-        <w:t xml:space="preserve">детерминированные тесты; </w:t>
-      </w:r>
-    </w:p>
-    <w:p>
-      <w:pPr>
-        <w:numPr>
-          <w:ilvl w:val="0"/>
-          <w:numId w:val="23"/>
-        </w:numPr>
-        <w:spacing w:before="100" w:beforeAutospacing="1" w:after="100" w:afterAutospacing="1" w:line="240" w:lineRule="auto"/>
-        <w:rPr>
-          <w:rFonts w:ascii="Times New Roman" w:eastAsia="Times New Roman" w:hAnsi="Times New Roman" w:cs="Times New Roman"/>
-          <w:sz w:val="24"/>
-          <w:szCs w:val="24"/>
-          <w:lang w:eastAsia="ru-RU"/>
-        </w:rPr>
-      </w:pPr>
-      <w:r>
-        <w:rPr>
-          <w:rFonts w:ascii="Times New Roman" w:eastAsia="Times New Roman" w:hAnsi="Times New Roman" w:cs="Times New Roman"/>
-          <w:sz w:val="24"/>
-          <w:szCs w:val="24"/>
-          <w:lang w:eastAsia="ru-RU"/>
-        </w:rPr>
-        <w:t xml:space="preserve">отсутствие зависимости бизнес-логики от базы данных; </w:t>
-      </w:r>
-    </w:p>
-    <w:p>
-      <w:pPr>
-        <w:numPr>
-          <w:ilvl w:val="0"/>
-          <w:numId w:val="23"/>
-        </w:numPr>
-        <w:spacing w:before="100" w:beforeAutospacing="1" w:after="100" w:afterAutospacing="1" w:line="240" w:lineRule="auto"/>
-        <w:rPr>
-          <w:rFonts w:ascii="Times New Roman" w:eastAsia="Times New Roman" w:hAnsi="Times New Roman" w:cs="Times New Roman"/>
-          <w:sz w:val="24"/>
-          <w:szCs w:val="24"/>
-          <w:lang w:eastAsia="ru-RU"/>
-        </w:rPr>
-      </w:pPr>
-      <w:r>
-        <w:rPr>
-          <w:rFonts w:ascii="Times New Roman" w:eastAsia="Times New Roman" w:hAnsi="Times New Roman" w:cs="Times New Roman"/>
-          <w:sz w:val="24"/>
-          <w:szCs w:val="24"/>
-          <w:lang w:eastAsia="ru-RU"/>
-        </w:rPr>
-        <w:t xml:space="preserve">одинаковый жизненный цикл всех агрегатов; </w:t>
-      </w:r>
-    </w:p>
-    <w:p>
-      <w:pPr>
-        <w:numPr>
-          <w:ilvl w:val="0"/>
-          <w:numId w:val="23"/>
-        </w:numPr>
-        <w:spacing w:before="100" w:beforeAutospacing="1" w:after="100" w:afterAutospacing="1" w:line="240" w:lineRule="auto"/>
-        <w:rPr>
-          <w:rFonts w:ascii="Times New Roman" w:eastAsia="Times New Roman" w:hAnsi="Times New Roman" w:cs="Times New Roman"/>
-          <w:sz w:val="24"/>
-          <w:szCs w:val="24"/>
-          <w:lang w:eastAsia="ru-RU"/>
-        </w:rPr>
-      </w:pPr>
-      <w:r>
-        <w:rPr>
-          <w:rFonts w:ascii="Times New Roman" w:eastAsia="Times New Roman" w:hAnsi="Times New Roman" w:cs="Times New Roman"/>
-          <w:sz w:val="24"/>
-          <w:szCs w:val="24"/>
-          <w:lang w:eastAsia="ru-RU"/>
-        </w:rPr>
-        <w:t>более предсказуемое поведение приложения.</w:t>
-      </w:r>
-    </w:p>
-    <w:p>
-      <w:pPr>
-        <w:spacing w:after="0" w:line="240" w:lineRule="auto"/>
-        <w:rPr>
-          <w:rFonts w:ascii="Times New Roman" w:eastAsia="Times New Roman" w:hAnsi="Times New Roman" w:cs="Times New Roman"/>
-          <w:sz w:val="24"/>
-          <w:szCs w:val="24"/>
-          <w:lang w:eastAsia="ru-RU"/>
-        </w:rPr>
-      </w:pPr>
-    </w:p>
-    <w:p>
-      <w:pPr>
-        <w:spacing w:before="100" w:beforeAutospacing="1" w:after="100" w:afterAutospacing="1" w:line="240" w:lineRule="auto"/>
-        <w:outlineLvl w:val="0"/>
         <w:rPr>
           <w:rFonts w:ascii="Times New Roman" w:eastAsia="Times New Roman" w:hAnsi="Times New Roman" w:cs="Times New Roman"/>
           <w:b/>
@@ -9992,7 +8529,9 @@
           <w:lang w:eastAsia="ru-RU"/>
         </w:rPr>
       </w:pPr>
-      <w:r>
+    </w:p>
+    <w:p>
+      <w:pPr>
         <w:rPr>
           <w:rFonts w:ascii="Times New Roman" w:eastAsia="Times New Roman" w:hAnsi="Times New Roman" w:cs="Times New Roman"/>
           <w:b/>
@@ -10002,272 +8541,678 @@
           <w:szCs w:val="48"/>
           <w:lang w:eastAsia="ru-RU"/>
         </w:rPr>
-        <w:t>ADR Process</w:t>
-      </w:r>
-    </w:p>
-    <w:p>
-      <w:pPr>
-        <w:spacing w:before="100" w:beforeAutospacing="1" w:after="100" w:afterAutospacing="1" w:line="240" w:lineRule="auto"/>
-        <w:rPr>
-          <w:rFonts w:ascii="Times New Roman" w:eastAsia="Times New Roman" w:hAnsi="Times New Roman" w:cs="Times New Roman"/>
-          <w:sz w:val="24"/>
-          <w:szCs w:val="24"/>
-          <w:lang w:eastAsia="ru-RU"/>
-        </w:rPr>
-      </w:pPr>
-      <w:r>
-        <w:rPr>
-          <w:rFonts w:ascii="Times New Roman" w:eastAsia="Times New Roman" w:hAnsi="Times New Roman" w:cs="Times New Roman"/>
-          <w:sz w:val="24"/>
-          <w:szCs w:val="24"/>
-          <w:lang w:eastAsia="ru-RU"/>
-        </w:rPr>
-        <w:t>Любое новое важное архитектурное решение должно оформляться новым ADR.</w:t>
-      </w:r>
-    </w:p>
-    <w:p>
-      <w:pPr>
-        <w:spacing w:before="100" w:beforeAutospacing="1" w:after="100" w:afterAutospacing="1" w:line="240" w:lineRule="auto"/>
-        <w:rPr>
-          <w:rFonts w:ascii="Times New Roman" w:eastAsia="Times New Roman" w:hAnsi="Times New Roman" w:cs="Times New Roman"/>
-          <w:sz w:val="24"/>
-          <w:szCs w:val="24"/>
-          <w:lang w:eastAsia="ru-RU"/>
-        </w:rPr>
-      </w:pPr>
-      <w:r>
-        <w:rPr>
-          <w:rFonts w:ascii="Times New Roman" w:eastAsia="Times New Roman" w:hAnsi="Times New Roman" w:cs="Times New Roman"/>
-          <w:sz w:val="24"/>
-          <w:szCs w:val="24"/>
-          <w:lang w:eastAsia="ru-RU"/>
-        </w:rPr>
-        <w:t>Формат:</w:t>
-      </w:r>
-    </w:p>
-    <w:p>
-      <w:pPr>
-        <w:tabs>
-          <w:tab w:val="left" w:pos="916"/>
-          <w:tab w:val="left" w:pos="1832"/>
-          <w:tab w:val="left" w:pos="2748"/>
-          <w:tab w:val="left" w:pos="3664"/>
-          <w:tab w:val="left" w:pos="4580"/>
-          <w:tab w:val="left" w:pos="5496"/>
-          <w:tab w:val="left" w:pos="6412"/>
-          <w:tab w:val="left" w:pos="7328"/>
-          <w:tab w:val="left" w:pos="8244"/>
-          <w:tab w:val="left" w:pos="9160"/>
-          <w:tab w:val="left" w:pos="10076"/>
-          <w:tab w:val="left" w:pos="10992"/>
-          <w:tab w:val="left" w:pos="11908"/>
-          <w:tab w:val="left" w:pos="12824"/>
-          <w:tab w:val="left" w:pos="13740"/>
-          <w:tab w:val="left" w:pos="14656"/>
-        </w:tabs>
-        <w:spacing w:after="0" w:line="240" w:lineRule="auto"/>
-        <w:rPr>
-          <w:rFonts w:ascii="Courier New" w:eastAsia="Times New Roman" w:hAnsi="Courier New" w:cs="Courier New"/>
-          <w:sz w:val="20"/>
-          <w:szCs w:val="20"/>
-          <w:lang w:eastAsia="ru-RU"/>
-        </w:rPr>
-      </w:pPr>
-      <w:r>
-        <w:rPr>
-          <w:rFonts w:ascii="Courier New" w:eastAsia="Times New Roman" w:hAnsi="Courier New" w:cs="Courier New"/>
-          <w:sz w:val="20"/>
-          <w:szCs w:val="20"/>
-          <w:lang w:eastAsia="ru-RU"/>
-        </w:rPr>
-        <w:t>ADR-018</w:t>
-      </w:r>
-    </w:p>
-    <w:p>
-      <w:pPr>
-        <w:tabs>
-          <w:tab w:val="left" w:pos="916"/>
-          <w:tab w:val="left" w:pos="1832"/>
-          <w:tab w:val="left" w:pos="2748"/>
-          <w:tab w:val="left" w:pos="3664"/>
-          <w:tab w:val="left" w:pos="4580"/>
-          <w:tab w:val="left" w:pos="5496"/>
-          <w:tab w:val="left" w:pos="6412"/>
-          <w:tab w:val="left" w:pos="7328"/>
-          <w:tab w:val="left" w:pos="8244"/>
-          <w:tab w:val="left" w:pos="9160"/>
-          <w:tab w:val="left" w:pos="10076"/>
-          <w:tab w:val="left" w:pos="10992"/>
-          <w:tab w:val="left" w:pos="11908"/>
-          <w:tab w:val="left" w:pos="12824"/>
-          <w:tab w:val="left" w:pos="13740"/>
-          <w:tab w:val="left" w:pos="14656"/>
-        </w:tabs>
-        <w:spacing w:after="0" w:line="240" w:lineRule="auto"/>
-        <w:rPr>
-          <w:rFonts w:ascii="Courier New" w:eastAsia="Times New Roman" w:hAnsi="Courier New" w:cs="Courier New"/>
-          <w:sz w:val="20"/>
-          <w:szCs w:val="20"/>
-          <w:lang w:eastAsia="ru-RU"/>
-        </w:rPr>
-      </w:pPr>
-      <w:r>
-        <w:rPr>
-          <w:rFonts w:ascii="Courier New" w:eastAsia="Times New Roman" w:hAnsi="Courier New" w:cs="Courier New"/>
-          <w:sz w:val="20"/>
-          <w:szCs w:val="20"/>
-          <w:lang w:eastAsia="ru-RU"/>
-        </w:rPr>
-        <w:t>ADR-019</w:t>
-      </w:r>
-    </w:p>
-    <w:p>
-      <w:pPr>
-        <w:tabs>
-          <w:tab w:val="left" w:pos="916"/>
-          <w:tab w:val="left" w:pos="1832"/>
-          <w:tab w:val="left" w:pos="2748"/>
-          <w:tab w:val="left" w:pos="3664"/>
-          <w:tab w:val="left" w:pos="4580"/>
-          <w:tab w:val="left" w:pos="5496"/>
-          <w:tab w:val="left" w:pos="6412"/>
-          <w:tab w:val="left" w:pos="7328"/>
-          <w:tab w:val="left" w:pos="8244"/>
-          <w:tab w:val="left" w:pos="9160"/>
-          <w:tab w:val="left" w:pos="10076"/>
-          <w:tab w:val="left" w:pos="10992"/>
-          <w:tab w:val="left" w:pos="11908"/>
-          <w:tab w:val="left" w:pos="12824"/>
-          <w:tab w:val="left" w:pos="13740"/>
-          <w:tab w:val="left" w:pos="14656"/>
-        </w:tabs>
-        <w:spacing w:after="0" w:line="240" w:lineRule="auto"/>
-        <w:rPr>
-          <w:rFonts w:ascii="Courier New" w:eastAsia="Times New Roman" w:hAnsi="Courier New" w:cs="Courier New"/>
-          <w:sz w:val="20"/>
-          <w:szCs w:val="20"/>
-          <w:lang w:eastAsia="ru-RU"/>
-        </w:rPr>
-      </w:pPr>
-      <w:r>
-        <w:rPr>
-          <w:rFonts w:ascii="Courier New" w:eastAsia="Times New Roman" w:hAnsi="Courier New" w:cs="Courier New"/>
-          <w:sz w:val="20"/>
-          <w:szCs w:val="20"/>
-          <w:lang w:eastAsia="ru-RU"/>
+      </w:pPr>
+    </w:p>
+    <w:p>
+      <w:pPr>
+        <w:rPr>
+          <w:lang w:val="en-US"/>
+        </w:rPr>
+      </w:pPr>
+      <w:r>
+        <w:rPr>
+          <w:lang w:val="en-US"/>
         </w:rPr>
         <w:t>ADR-020</w:t>
       </w:r>
     </w:p>
     <w:p>
       <w:pPr>
-        <w:tabs>
-          <w:tab w:val="left" w:pos="916"/>
-          <w:tab w:val="left" w:pos="1832"/>
-          <w:tab w:val="left" w:pos="2748"/>
-          <w:tab w:val="left" w:pos="3664"/>
-          <w:tab w:val="left" w:pos="4580"/>
-          <w:tab w:val="left" w:pos="5496"/>
-          <w:tab w:val="left" w:pos="6412"/>
-          <w:tab w:val="left" w:pos="7328"/>
-          <w:tab w:val="left" w:pos="8244"/>
-          <w:tab w:val="left" w:pos="9160"/>
-          <w:tab w:val="left" w:pos="10076"/>
-          <w:tab w:val="left" w:pos="10992"/>
-          <w:tab w:val="left" w:pos="11908"/>
-          <w:tab w:val="left" w:pos="12824"/>
-          <w:tab w:val="left" w:pos="13740"/>
-          <w:tab w:val="left" w:pos="14656"/>
-        </w:tabs>
-        <w:spacing w:after="0" w:line="240" w:lineRule="auto"/>
-        <w:rPr>
-          <w:rFonts w:ascii="Courier New" w:eastAsia="Times New Roman" w:hAnsi="Courier New" w:cs="Courier New"/>
-          <w:sz w:val="20"/>
-          <w:szCs w:val="20"/>
-          <w:lang w:eastAsia="ru-RU"/>
-        </w:rPr>
-      </w:pPr>
-      <w:r>
-        <w:rPr>
-          <w:rFonts w:ascii="Courier New" w:eastAsia="Times New Roman" w:hAnsi="Courier New" w:cs="Courier New"/>
-          <w:sz w:val="20"/>
-          <w:szCs w:val="20"/>
-          <w:lang w:eastAsia="ru-RU"/>
-        </w:rPr>
-        <w:t>...</w:t>
-      </w:r>
-    </w:p>
-    <w:p>
-      <w:pPr>
-        <w:spacing w:before="100" w:beforeAutospacing="1" w:after="100" w:afterAutospacing="1" w:line="240" w:lineRule="auto"/>
-        <w:rPr>
-          <w:rFonts w:ascii="Times New Roman" w:eastAsia="Times New Roman" w:hAnsi="Times New Roman" w:cs="Times New Roman"/>
-          <w:sz w:val="24"/>
-          <w:szCs w:val="24"/>
-          <w:lang w:eastAsia="ru-RU"/>
-        </w:rPr>
-      </w:pPr>
-      <w:r>
-        <w:rPr>
-          <w:rFonts w:ascii="Times New Roman" w:eastAsia="Times New Roman" w:hAnsi="Times New Roman" w:cs="Times New Roman"/>
-          <w:sz w:val="24"/>
-          <w:szCs w:val="24"/>
-          <w:lang w:eastAsia="ru-RU"/>
-        </w:rPr>
-        <w:t>ADR не изменяются задним числом.</w:t>
-      </w:r>
-    </w:p>
-    <w:p>
-      <w:pPr>
-        <w:spacing w:before="100" w:beforeAutospacing="1" w:after="100" w:afterAutospacing="1" w:line="240" w:lineRule="auto"/>
-        <w:rPr>
-          <w:rFonts w:ascii="Times New Roman" w:eastAsia="Times New Roman" w:hAnsi="Times New Roman" w:cs="Times New Roman"/>
-          <w:sz w:val="24"/>
-          <w:szCs w:val="24"/>
-          <w:lang w:eastAsia="ru-RU"/>
-        </w:rPr>
-      </w:pPr>
-      <w:r>
-        <w:rPr>
-          <w:rFonts w:ascii="Times New Roman" w:eastAsia="Times New Roman" w:hAnsi="Times New Roman" w:cs="Times New Roman"/>
-          <w:sz w:val="24"/>
-          <w:szCs w:val="24"/>
-          <w:lang w:eastAsia="ru-RU"/>
-        </w:rPr>
-        <w:t>Если решение изменилось:</w:t>
-      </w:r>
-    </w:p>
-    <w:p>
-      <w:pPr>
-        <w:spacing w:before="100" w:beforeAutospacing="1" w:after="100" w:afterAutospacing="1" w:line="240" w:lineRule="auto"/>
-        <w:rPr>
-          <w:rFonts w:ascii="Times New Roman" w:eastAsia="Times New Roman" w:hAnsi="Times New Roman" w:cs="Times New Roman"/>
-          <w:sz w:val="24"/>
-          <w:szCs w:val="24"/>
-          <w:lang w:eastAsia="ru-RU"/>
-        </w:rPr>
-      </w:pPr>
-      <w:r>
-        <w:rPr>
-          <w:rFonts w:ascii="Times New Roman" w:eastAsia="Times New Roman" w:hAnsi="Times New Roman" w:cs="Times New Roman"/>
-          <w:sz w:val="24"/>
-          <w:szCs w:val="24"/>
-          <w:lang w:eastAsia="ru-RU"/>
-        </w:rPr>
-        <w:t>создаётся новый ADR,</w:t>
-      </w:r>
-      <w:r>
-        <w:rPr>
-          <w:rFonts w:ascii="Times New Roman" w:eastAsia="Times New Roman" w:hAnsi="Times New Roman" w:cs="Times New Roman"/>
-          <w:sz w:val="24"/>
-          <w:szCs w:val="24"/>
-          <w:lang w:eastAsia="ru-RU"/>
-        </w:rPr>
-        <w:br/>
-        <w:t>который заменяет предыдущий.</w:t>
+        <w:rPr>
+          <w:lang w:val="en-US"/>
+        </w:rPr>
+      </w:pPr>
+      <w:r>
+        <w:rPr>
+          <w:lang w:val="en-US"/>
+        </w:rPr>
+        <w:t>MapLibre with Replaceable Hosted Map Source for MVP</w:t>
+      </w:r>
+    </w:p>
+    <w:p>
+      <w:pPr>
+        <w:rPr>
+          <w:lang w:val="en-US"/>
+        </w:rPr>
+      </w:pPr>
+    </w:p>
+    <w:p>
+      <w:pPr>
+        <w:rPr>
+          <w:lang w:val="en-US"/>
+        </w:rPr>
+      </w:pPr>
+      <w:r>
+        <w:rPr>
+          <w:lang w:val="en-US"/>
+        </w:rPr>
+        <w:t>Status</w:t>
+      </w:r>
+    </w:p>
+    <w:p>
+      <w:pPr>
+        <w:rPr>
+          <w:lang w:val="en-US"/>
+        </w:rPr>
+      </w:pPr>
+      <w:r>
+        <w:rPr>
+          <w:lang w:val="en-US"/>
+        </w:rPr>
+        <w:t>Accepted</w:t>
+      </w:r>
+    </w:p>
+    <w:p>
+      <w:pPr>
+        <w:rPr>
+          <w:lang w:val="en-US"/>
+        </w:rPr>
+      </w:pPr>
+    </w:p>
+    <w:p>
+      <w:pPr>
+        <w:rPr>
+          <w:lang w:val="en-US"/>
+        </w:rPr>
+      </w:pPr>
+      <w:r>
+        <w:rPr>
+          <w:lang w:val="en-US"/>
+        </w:rPr>
+        <w:t>Context</w:t>
+      </w:r>
+    </w:p>
+    <w:p>
+      <w:pPr>
+        <w:rPr>
+          <w:lang w:val="en-US"/>
+        </w:rPr>
+      </w:pPr>
+    </w:p>
+    <w:p>
+      <w:pPr>
+        <w:rPr>
+          <w:lang w:val="en-US"/>
+        </w:rPr>
+      </w:pPr>
+      <w:r>
+        <w:rPr>
+          <w:lang w:val="en-US"/>
+        </w:rPr>
+        <w:t xml:space="preserve">ADR-006 </w:t>
+      </w:r>
+      <w:r>
+        <w:t>определил</w:t>
+      </w:r>
+      <w:r>
+        <w:rPr>
+          <w:lang w:val="en-US"/>
+        </w:rPr>
+        <w:t xml:space="preserve"> MapLibre + PMTiles </w:t>
+      </w:r>
+      <w:r>
+        <w:t>как</w:t>
+      </w:r>
+      <w:r>
+        <w:rPr>
+          <w:lang w:val="en-US"/>
+        </w:rPr>
+        <w:t xml:space="preserve"> </w:t>
+      </w:r>
+      <w:r>
+        <w:t>картографическую</w:t>
+      </w:r>
+    </w:p>
+    <w:p>
+      <w:r>
+        <w:lastRenderedPageBreak/>
+        <w:t>архитектуру проекта.</w:t>
       </w:r>
     </w:p>
     <w:p/>
+    <w:p>
+      <w:r>
+        <w:t>На этапе реализации MVP выяснилось, что самостоятельный</w:t>
+      </w:r>
+    </w:p>
+    <w:p>
+      <w:r>
+        <w:t>PMTiles hosting увеличивает инфраструктурную сложность,</w:t>
+      </w:r>
+    </w:p>
+    <w:p>
+      <w:r>
+        <w:t>при этом для текущих требований MVP собственное хранение</w:t>
+      </w:r>
+    </w:p>
+    <w:p>
+      <w:r>
+        <w:t>картографических tiles не является обязательным.</w:t>
+      </w:r>
+    </w:p>
+    <w:p/>
+    <w:p>
+      <w:r>
+        <w:t>Приложение должно сохранять независимость от конкретного</w:t>
+      </w:r>
+    </w:p>
+    <w:p>
+      <w:r>
+        <w:t>провайдера картографической подложки.</w:t>
+      </w:r>
+    </w:p>
+    <w:p/>
+    <w:p>
+      <w:r>
+        <w:t>Decision</w:t>
+      </w:r>
+    </w:p>
+    <w:p/>
+    <w:p>
+      <w:r>
+        <w:t>Для MVP использовать:</w:t>
+      </w:r>
+    </w:p>
+    <w:p/>
+    <w:p>
+      <w:pPr>
+        <w:rPr>
+          <w:lang w:val="en-US"/>
+        </w:rPr>
+      </w:pPr>
+      <w:r>
+        <w:rPr>
+          <w:lang w:val="en-US"/>
+        </w:rPr>
+        <w:t>MapLibre</w:t>
+      </w:r>
+    </w:p>
+    <w:p>
+      <w:pPr>
+        <w:rPr>
+          <w:lang w:val="en-US"/>
+        </w:rPr>
+      </w:pPr>
+      <w:r>
+        <w:rPr>
+          <w:lang w:val="en-US"/>
+        </w:rPr>
+        <w:t>+</w:t>
+      </w:r>
+    </w:p>
+    <w:p>
+      <w:pPr>
+        <w:rPr>
+          <w:lang w:val="en-US"/>
+        </w:rPr>
+      </w:pPr>
+      <w:r>
+        <w:rPr>
+          <w:lang w:val="en-US"/>
+        </w:rPr>
+        <w:t>OpenFreeMap</w:t>
+      </w:r>
+    </w:p>
+    <w:p>
+      <w:pPr>
+        <w:rPr>
+          <w:lang w:val="en-US"/>
+        </w:rPr>
+      </w:pPr>
+    </w:p>
+    <w:p>
+      <w:pPr>
+        <w:rPr>
+          <w:lang w:val="en-US"/>
+        </w:rPr>
+      </w:pPr>
+      <w:r>
+        <w:rPr>
+          <w:lang w:val="en-US"/>
+        </w:rPr>
+        <w:t xml:space="preserve">MapLibre </w:t>
+      </w:r>
+      <w:r>
+        <w:t>остаётся</w:t>
+      </w:r>
+      <w:r>
+        <w:rPr>
+          <w:lang w:val="en-US"/>
+        </w:rPr>
+        <w:t xml:space="preserve"> </w:t>
+      </w:r>
+      <w:r>
+        <w:t>картографическим</w:t>
+      </w:r>
+      <w:r>
+        <w:rPr>
+          <w:lang w:val="en-US"/>
+        </w:rPr>
+        <w:t xml:space="preserve"> rendering engine.</w:t>
+      </w:r>
+    </w:p>
+    <w:p>
+      <w:pPr>
+        <w:rPr>
+          <w:lang w:val="en-US"/>
+        </w:rPr>
+      </w:pPr>
+    </w:p>
+    <w:p>
+      <w:pPr>
+        <w:rPr>
+          <w:lang w:val="en-US"/>
+        </w:rPr>
+      </w:pPr>
+      <w:r>
+        <w:rPr>
+          <w:lang w:val="en-US"/>
+        </w:rPr>
+        <w:t xml:space="preserve">OpenFreeMap </w:t>
+      </w:r>
+      <w:r>
+        <w:t>используется</w:t>
+      </w:r>
+      <w:r>
+        <w:rPr>
+          <w:lang w:val="en-US"/>
+        </w:rPr>
+        <w:t xml:space="preserve"> </w:t>
+      </w:r>
+      <w:r>
+        <w:t>как</w:t>
+      </w:r>
+      <w:r>
+        <w:rPr>
+          <w:lang w:val="en-US"/>
+        </w:rPr>
+        <w:t xml:space="preserve"> </w:t>
+      </w:r>
+      <w:r>
+        <w:t>текущий</w:t>
+      </w:r>
+      <w:r>
+        <w:rPr>
+          <w:lang w:val="en-US"/>
+        </w:rPr>
+        <w:t xml:space="preserve"> hosted map/style source.</w:t>
+      </w:r>
+    </w:p>
+    <w:p>
+      <w:pPr>
+        <w:rPr>
+          <w:lang w:val="en-US"/>
+        </w:rPr>
+      </w:pPr>
+    </w:p>
+    <w:p>
+      <w:r>
+        <w:t>Конкретный map provider/source должен быть изолирован</w:t>
+      </w:r>
+    </w:p>
+    <w:p>
+      <w:r>
+        <w:t>за configuration/source boundary и не должен проникать в:</w:t>
+      </w:r>
+    </w:p>
+    <w:p/>
+    <w:p>
+      <w:pPr>
+        <w:rPr>
+          <w:lang w:val="en-US"/>
+        </w:rPr>
+      </w:pPr>
+      <w:r>
+        <w:rPr>
+          <w:lang w:val="en-US"/>
+        </w:rPr>
+        <w:t>- domain;</w:t>
+      </w:r>
+    </w:p>
+    <w:p>
+      <w:pPr>
+        <w:rPr>
+          <w:lang w:val="en-US"/>
+        </w:rPr>
+      </w:pPr>
+      <w:r>
+        <w:rPr>
+          <w:lang w:val="en-US"/>
+        </w:rPr>
+        <w:t>- application state;</w:t>
+      </w:r>
+    </w:p>
+    <w:p>
+      <w:pPr>
+        <w:rPr>
+          <w:lang w:val="en-US"/>
+        </w:rPr>
+      </w:pPr>
+      <w:r>
+        <w:rPr>
+          <w:lang w:val="en-US"/>
+        </w:rPr>
+        <w:t>- Memory models;</w:t>
+      </w:r>
+    </w:p>
+    <w:p>
+      <w:pPr>
+        <w:rPr>
+          <w:lang w:val="en-US"/>
+        </w:rPr>
+      </w:pPr>
+      <w:r>
+        <w:rPr>
+          <w:lang w:val="en-US"/>
+        </w:rPr>
+        <w:t>- Story Map business logic;</w:t>
+      </w:r>
+    </w:p>
+    <w:p>
+      <w:pPr>
+        <w:rPr>
+          <w:lang w:val="en-US"/>
+        </w:rPr>
+      </w:pPr>
+      <w:r>
+        <w:rPr>
+          <w:lang w:val="en-US"/>
+        </w:rPr>
+        <w:t>- Location Picker contract.</w:t>
+      </w:r>
+    </w:p>
+    <w:p>
+      <w:pPr>
+        <w:rPr>
+          <w:lang w:val="en-US"/>
+        </w:rPr>
+      </w:pPr>
+    </w:p>
+    <w:p>
+      <w:r>
+        <w:t>Архитектура должна позволять заменить OpenFreeMap на:</w:t>
+      </w:r>
+    </w:p>
+    <w:p/>
+    <w:p>
+      <w:r>
+        <w:t>- собственные PMTiles;</w:t>
+      </w:r>
+    </w:p>
+    <w:p>
+      <w:r>
+        <w:t>- другого hosted provider;</w:t>
+      </w:r>
+    </w:p>
+    <w:p>
+      <w:pPr>
+        <w:rPr>
+          <w:lang w:val="en-US"/>
+        </w:rPr>
+      </w:pPr>
+      <w:r>
+        <w:t xml:space="preserve">- другую </w:t>
+      </w:r>
+      <w:r>
+        <w:rPr>
+          <w:lang w:val="en-US"/>
+        </w:rPr>
+        <w:t>MapLibre-compatible source infrastructure</w:t>
+      </w:r>
+    </w:p>
+    <w:p>
+      <w:pPr>
+        <w:rPr>
+          <w:lang w:val="en-US"/>
+        </w:rPr>
+      </w:pPr>
+    </w:p>
+    <w:p>
+      <w:pPr>
+        <w:rPr>
+          <w:lang w:val="en-US"/>
+        </w:rPr>
+      </w:pPr>
+      <w:r>
+        <w:t>без</w:t>
+      </w:r>
+      <w:r>
+        <w:rPr>
+          <w:lang w:val="en-US"/>
+        </w:rPr>
+        <w:t xml:space="preserve"> </w:t>
+      </w:r>
+      <w:r>
+        <w:t>изменения</w:t>
+      </w:r>
+      <w:r>
+        <w:rPr>
+          <w:lang w:val="en-US"/>
+        </w:rPr>
+        <w:t xml:space="preserve"> domain/application </w:t>
+      </w:r>
+      <w:r>
+        <w:t>слоя</w:t>
+      </w:r>
+      <w:r>
+        <w:rPr>
+          <w:lang w:val="en-US"/>
+        </w:rPr>
+        <w:t xml:space="preserve"> </w:t>
+      </w:r>
+      <w:r>
+        <w:t>и</w:t>
+      </w:r>
+      <w:r>
+        <w:rPr>
+          <w:lang w:val="en-US"/>
+        </w:rPr>
+        <w:t xml:space="preserve"> </w:t>
+      </w:r>
+      <w:r>
+        <w:t>основной</w:t>
+      </w:r>
+      <w:r>
+        <w:rPr>
+          <w:lang w:val="en-US"/>
+        </w:rPr>
+        <w:t xml:space="preserve"> </w:t>
+      </w:r>
+      <w:r>
+        <w:t>логики</w:t>
+      </w:r>
+      <w:r>
+        <w:rPr>
+          <w:lang w:val="en-US"/>
+        </w:rPr>
+        <w:t xml:space="preserve"> </w:t>
+      </w:r>
+      <w:r>
+        <w:t>карты</w:t>
+      </w:r>
+      <w:r>
+        <w:rPr>
+          <w:lang w:val="en-US"/>
+        </w:rPr>
+        <w:t>.</w:t>
+      </w:r>
+    </w:p>
+    <w:p>
+      <w:pPr>
+        <w:rPr>
+          <w:lang w:val="en-US"/>
+        </w:rPr>
+      </w:pPr>
+    </w:p>
+    <w:p>
+      <w:r>
+        <w:t>Собственный PMTiles hosting не входит в MVP.</w:t>
+      </w:r>
+    </w:p>
+    <w:p/>
+    <w:p>
+      <w:pPr>
+        <w:rPr>
+          <w:lang w:val="en-US"/>
+        </w:rPr>
+      </w:pPr>
+      <w:r>
+        <w:rPr>
+          <w:lang w:val="en-US"/>
+        </w:rPr>
+        <w:t xml:space="preserve">ADR-020 supersedes ADR-006 </w:t>
+      </w:r>
+      <w:r>
+        <w:t>для</w:t>
+      </w:r>
+      <w:r>
+        <w:rPr>
+          <w:lang w:val="en-US"/>
+        </w:rPr>
+        <w:t xml:space="preserve"> MVP map-source strategy.</w:t>
+      </w:r>
+    </w:p>
+    <w:p>
+      <w:pPr>
+        <w:rPr>
+          <w:lang w:val="en-US"/>
+        </w:rPr>
+      </w:pPr>
+    </w:p>
+    <w:p>
+      <w:r>
+        <w:t>Consequences</w:t>
+      </w:r>
+    </w:p>
+    <w:p/>
+    <w:p>
+      <w:r>
+        <w:t>Преимущества:</w:t>
+      </w:r>
+    </w:p>
+    <w:p/>
+    <w:p>
+      <w:r>
+        <w:t>- меньше инфраструктурной сложности MVP;</w:t>
+      </w:r>
+    </w:p>
+    <w:p>
+      <w:r>
+        <w:t>- не требуется собственный tile hosting;</w:t>
+      </w:r>
+    </w:p>
+    <w:p>
+      <w:r>
+        <w:t>- сохраняется MapLibre;</w:t>
+      </w:r>
+    </w:p>
+    <w:p>
+      <w:r>
+        <w:t>- map provider остаётся заменяемым;</w:t>
+      </w:r>
+    </w:p>
+    <w:p>
+      <w:r>
+        <w:t>- PMTiles можно внедрить позже без redesign приложения.</w:t>
+      </w:r>
+    </w:p>
+    <w:p/>
+    <w:p>
+      <w:r>
+        <w:t>Недостатки:</w:t>
+      </w:r>
+    </w:p>
+    <w:p/>
+    <w:p>
+      <w:r>
+        <w:t>- MVP зависит от доступности внешнего map provider;</w:t>
+      </w:r>
+    </w:p>
+    <w:p>
+      <w:r>
+        <w:t>- условия использования внешнего provider необходимо</w:t>
+      </w:r>
+    </w:p>
+    <w:p>
+      <w:r>
+        <w:t xml:space="preserve">  контролировать;</w:t>
+      </w:r>
+    </w:p>
+    <w:p>
+      <w:r>
+        <w:t>- полный контроль над tile infrastructure откладывается.</w:t>
+      </w:r>
+    </w:p>
+    <w:p/>
+    <w:p>
+      <w:r>
+        <w:t>Future</w:t>
+      </w:r>
+    </w:p>
+    <w:p/>
+    <w:p>
+      <w:r>
+        <w:t>При появлении необходимости в:</w:t>
+      </w:r>
+    </w:p>
+    <w:p/>
+    <w:p>
+      <w:pPr>
+        <w:rPr>
+          <w:lang w:val="en-US"/>
+        </w:rPr>
+      </w:pPr>
+      <w:r>
+        <w:rPr>
+          <w:lang w:val="en-US"/>
+        </w:rPr>
+        <w:lastRenderedPageBreak/>
+        <w:t>- offline maps;</w:t>
+      </w:r>
+    </w:p>
+    <w:p>
+      <w:pPr>
+        <w:rPr>
+          <w:lang w:val="en-US"/>
+        </w:rPr>
+      </w:pPr>
+      <w:r>
+        <w:rPr>
+          <w:lang w:val="en-US"/>
+        </w:rPr>
+        <w:t xml:space="preserve">- </w:t>
+      </w:r>
+      <w:r>
+        <w:t>собственной</w:t>
+      </w:r>
+      <w:r>
+        <w:rPr>
+          <w:lang w:val="en-US"/>
+        </w:rPr>
+        <w:t xml:space="preserve"> tile infrastructure;</w:t>
+      </w:r>
+    </w:p>
+    <w:p>
+      <w:r>
+        <w:t>- независимости от hosted provider;</w:t>
+      </w:r>
+    </w:p>
+    <w:p>
+      <w:r>
+        <w:t>- специальном map dataset</w:t>
+      </w:r>
+    </w:p>
+    <w:p/>
+    <w:p>
+      <w:r>
+        <w:t>можно перейти на PMTiles через существующий</w:t>
+      </w:r>
+    </w:p>
+    <w:p>
+      <w:r>
+        <w:t>map configuration/source boundary.</w:t>
+      </w:r>
+    </w:p>
     <w:sectPr>
       <w:pgSz w:w="11906" w:h="16838"/>
       <w:pgMar w:top="1134" w:right="850" w:bottom="1134" w:left="1701" w:header="708" w:footer="708" w:gutter="0"/>
@@ -10281,155 +9226,6 @@
 <file path=word/numbering.xml><?xml version="1.0" encoding="utf-8"?>
 <w:numbering xmlns:wpc="http://schemas.microsoft.com/office/word/2010/wordprocessingCanvas" xmlns:cx="http://schemas.microsoft.com/office/drawing/2014/chartex" xmlns:cx1="http://schemas.microsoft.com/office/drawing/2015/9/8/chartex" xmlns:cx2="http://schemas.microsoft.com/office/drawing/2015/10/21/chartex" xmlns:cx3="http://schemas.microsoft.com/office/drawing/2016/5/9/chartex" xmlns:cx4="http://schemas.microsoft.com/office/drawing/2016/5/10/chartex" xmlns:cx5="http://schemas.microsoft.com/office/drawing/2016/5/11/chartex" xmlns:cx6="http://schemas.microsoft.com/office/drawing/2016/5/12/chartex" xmlns:cx7="http://schemas.microsoft.com/office/drawing/2016/5/13/chartex" xmlns:cx8="http://schemas.microsoft.com/office/drawing/2016/5/14/chartex" xmlns:mc="http://schemas.openxmlformats.org/markup-compatibility/2006" xmlns:aink="http://schemas.microsoft.com/office/drawing/2016/ink" xmlns:am3d="http://schemas.microsoft.com/office/drawing/2017/model3d" xmlns:o="urn:schemas-microsoft-com:office:office" xmlns:r="http://schemas.openxmlformats.org/officeDocument/2006/relationships" xmlns:m="http://schemas.openxmlformats.org/officeDocument/2006/math" xmlns:v="urn:schemas-microsoft-com:vml" xmlns:wp14="http://schemas.microsoft.com/office/word/2010/wordprocessingDrawing" xmlns:wp="http://schemas.openxmlformats.org/drawingml/2006/wordprocessingDrawing" xmlns:w10="urn:schemas-microsoft-com:office:word" xmlns:w="http://schemas.openxmlformats.org/wordprocessingml/2006/main" xmlns:w14="http://schemas.microsoft.com/office/word/2010/wordml" xmlns:w15="http://schemas.microsoft.com/office/word/2012/wordml" xmlns:w16cex="http://schemas.microsoft.com/office/word/2018/wordml/cex" xmlns:w16cid="http://schemas.microsoft.com/office/word/2016/wordml/cid" xmlns:w16="http://schemas.microsoft.com/office/word/2018/wordml" xmlns:w16sdtdh="http://schemas.microsoft.com/office/word/2020/wordml/sdtdatahash" xmlns:w16se="http://schemas.microsoft.com/office/word/2015/wordml/symex" xmlns:wpg="http://schemas.microsoft.com/office/word/2010/wordprocessingGroup" xmlns:wpi="http://schemas.microsoft.com/office/word/2010/wordprocessingInk" xmlns:wne="http://schemas.microsoft.com/office/word/2006/wordml" xmlns:wps="http://schemas.microsoft.com/office/word/2010/wordprocessingShape" mc:Ignorable="w14 w15 w16se w16cid w16 w16cex w16sdtdh wp14">
   <w:abstractNum w:abstractNumId="0" w15:restartNumberingAfterBreak="0">
-    <w:nsid w:val="017F0F13"/>
-    <w:multiLevelType w:val="multilevel"/>
-    <w:tmpl w:val="0DE0B2C6"/>
-    <w:lvl w:ilvl="0">
-      <w:start w:val="1"/>
-      <w:numFmt w:val="bullet"/>
-      <w:lvlText w:val=""/>
-      <w:lvlJc w:val="left"/>
-      <w:pPr>
-        <w:tabs>
-          <w:tab w:val="num" w:pos="720"/>
-        </w:tabs>
-        <w:ind w:left="720" w:hanging="360"/>
-      </w:pPr>
-      <w:rPr>
-        <w:rFonts w:ascii="Symbol" w:hAnsi="Symbol" w:hint="default"/>
-        <w:sz w:val="20"/>
-      </w:rPr>
-    </w:lvl>
-    <w:lvl w:ilvl="1" w:tentative="1">
-      <w:start w:val="1"/>
-      <w:numFmt w:val="bullet"/>
-      <w:lvlText w:val="o"/>
-      <w:lvlJc w:val="left"/>
-      <w:pPr>
-        <w:tabs>
-          <w:tab w:val="num" w:pos="1440"/>
-        </w:tabs>
-        <w:ind w:left="1440" w:hanging="360"/>
-      </w:pPr>
-      <w:rPr>
-        <w:rFonts w:ascii="Courier New" w:hAnsi="Courier New" w:hint="default"/>
-        <w:sz w:val="20"/>
-      </w:rPr>
-    </w:lvl>
-    <w:lvl w:ilvl="2" w:tentative="1">
-      <w:start w:val="1"/>
-      <w:numFmt w:val="bullet"/>
-      <w:lvlText w:val=""/>
-      <w:lvlJc w:val="left"/>
-      <w:pPr>
-        <w:tabs>
-          <w:tab w:val="num" w:pos="2160"/>
-        </w:tabs>
-        <w:ind w:left="2160" w:hanging="360"/>
-      </w:pPr>
-      <w:rPr>
-        <w:rFonts w:ascii="Wingdings" w:hAnsi="Wingdings" w:hint="default"/>
-        <w:sz w:val="20"/>
-      </w:rPr>
-    </w:lvl>
-    <w:lvl w:ilvl="3" w:tentative="1">
-      <w:start w:val="1"/>
-      <w:numFmt w:val="bullet"/>
-      <w:lvlText w:val=""/>
-      <w:lvlJc w:val="left"/>
-      <w:pPr>
-        <w:tabs>
-          <w:tab w:val="num" w:pos="2880"/>
-        </w:tabs>
-        <w:ind w:left="2880" w:hanging="360"/>
-      </w:pPr>
-      <w:rPr>
-        <w:rFonts w:ascii="Wingdings" w:hAnsi="Wingdings" w:hint="default"/>
-        <w:sz w:val="20"/>
-      </w:rPr>
-    </w:lvl>
-    <w:lvl w:ilvl="4" w:tentative="1">
-      <w:start w:val="1"/>
-      <w:numFmt w:val="bullet"/>
-      <w:lvlText w:val=""/>
-      <w:lvlJc w:val="left"/>
-      <w:pPr>
-        <w:tabs>
-          <w:tab w:val="num" w:pos="3600"/>
-        </w:tabs>
-        <w:ind w:left="3600" w:hanging="360"/>
-      </w:pPr>
-      <w:rPr>
-        <w:rFonts w:ascii="Wingdings" w:hAnsi="Wingdings" w:hint="default"/>
-        <w:sz w:val="20"/>
-      </w:rPr>
-    </w:lvl>
-    <w:lvl w:ilvl="5" w:tentative="1">
-      <w:start w:val="1"/>
-      <w:numFmt w:val="bullet"/>
-      <w:lvlText w:val=""/>
-      <w:lvlJc w:val="left"/>
-      <w:pPr>
-        <w:tabs>
-          <w:tab w:val="num" w:pos="4320"/>
-        </w:tabs>
-        <w:ind w:left="4320" w:hanging="360"/>
-      </w:pPr>
-      <w:rPr>
-        <w:rFonts w:ascii="Wingdings" w:hAnsi="Wingdings" w:hint="default"/>
-        <w:sz w:val="20"/>
-      </w:rPr>
-    </w:lvl>
-    <w:lvl w:ilvl="6" w:tentative="1">
-      <w:start w:val="1"/>
-      <w:numFmt w:val="bullet"/>
-      <w:lvlText w:val=""/>
-      <w:lvlJc w:val="left"/>
-      <w:pPr>
-        <w:tabs>
-          <w:tab w:val="num" w:pos="5040"/>
-        </w:tabs>
-        <w:ind w:left="5040" w:hanging="360"/>
-      </w:pPr>
-      <w:rPr>
-        <w:rFonts w:ascii="Wingdings" w:hAnsi="Wingdings" w:hint="default"/>
-        <w:sz w:val="20"/>
-      </w:rPr>
-    </w:lvl>
-    <w:lvl w:ilvl="7" w:tentative="1">
-      <w:start w:val="1"/>
-      <w:numFmt w:val="bullet"/>
-      <w:lvlText w:val=""/>
-      <w:lvlJc w:val="left"/>
-      <w:pPr>
-        <w:tabs>
-          <w:tab w:val="num" w:pos="5760"/>
-        </w:tabs>
-        <w:ind w:left="5760" w:hanging="360"/>
-      </w:pPr>
-      <w:rPr>
-        <w:rFonts w:ascii="Wingdings" w:hAnsi="Wingdings" w:hint="default"/>
-        <w:sz w:val="20"/>
-      </w:rPr>
-    </w:lvl>
-    <w:lvl w:ilvl="8" w:tentative="1">
-      <w:start w:val="1"/>
-      <w:numFmt w:val="bullet"/>
-      <w:lvlText w:val=""/>
-      <w:lvlJc w:val="left"/>
-      <w:pPr>
-        <w:tabs>
-          <w:tab w:val="num" w:pos="6480"/>
-        </w:tabs>
-        <w:ind w:left="6480" w:hanging="360"/>
-      </w:pPr>
-      <w:rPr>
-        <w:rFonts w:ascii="Wingdings" w:hAnsi="Wingdings" w:hint="default"/>
-        <w:sz w:val="20"/>
-      </w:rPr>
-    </w:lvl>
-  </w:abstractNum>
-  <w:abstractNum w:abstractNumId="1" w15:restartNumberingAfterBreak="0">
     <w:nsid w:val="02133FD2"/>
     <w:multiLevelType w:val="multilevel"/>
     <w:tmpl w:val="464059AE"/>
@@ -10578,7 +9374,7 @@
       </w:rPr>
     </w:lvl>
   </w:abstractNum>
-  <w:abstractNum w:abstractNumId="2" w15:restartNumberingAfterBreak="0">
+  <w:abstractNum w:abstractNumId="1" w15:restartNumberingAfterBreak="0">
     <w:nsid w:val="03FF0EB6"/>
     <w:multiLevelType w:val="multilevel"/>
     <w:tmpl w:val="0C6CE596"/>
@@ -10727,7 +9523,7 @@
       </w:rPr>
     </w:lvl>
   </w:abstractNum>
-  <w:abstractNum w:abstractNumId="3" w15:restartNumberingAfterBreak="0">
+  <w:abstractNum w:abstractNumId="2" w15:restartNumberingAfterBreak="0">
     <w:nsid w:val="08A00E92"/>
     <w:multiLevelType w:val="multilevel"/>
     <w:tmpl w:val="4274C7EA"/>
@@ -10876,7 +9672,7 @@
       </w:rPr>
     </w:lvl>
   </w:abstractNum>
-  <w:abstractNum w:abstractNumId="4" w15:restartNumberingAfterBreak="0">
+  <w:abstractNum w:abstractNumId="3" w15:restartNumberingAfterBreak="0">
     <w:nsid w:val="0DC162FD"/>
     <w:multiLevelType w:val="multilevel"/>
     <w:tmpl w:val="A83CACE6"/>
@@ -11025,7 +9821,7 @@
       </w:rPr>
     </w:lvl>
   </w:abstractNum>
-  <w:abstractNum w:abstractNumId="5" w15:restartNumberingAfterBreak="0">
+  <w:abstractNum w:abstractNumId="4" w15:restartNumberingAfterBreak="0">
     <w:nsid w:val="142E4EDB"/>
     <w:multiLevelType w:val="multilevel"/>
     <w:tmpl w:val="F06E6842"/>
@@ -11174,156 +9970,7 @@
       </w:rPr>
     </w:lvl>
   </w:abstractNum>
-  <w:abstractNum w:abstractNumId="6" w15:restartNumberingAfterBreak="0">
-    <w:nsid w:val="1BE43983"/>
-    <w:multiLevelType w:val="multilevel"/>
-    <w:tmpl w:val="4FD89716"/>
-    <w:lvl w:ilvl="0">
-      <w:start w:val="1"/>
-      <w:numFmt w:val="bullet"/>
-      <w:lvlText w:val=""/>
-      <w:lvlJc w:val="left"/>
-      <w:pPr>
-        <w:tabs>
-          <w:tab w:val="num" w:pos="720"/>
-        </w:tabs>
-        <w:ind w:left="720" w:hanging="360"/>
-      </w:pPr>
-      <w:rPr>
-        <w:rFonts w:ascii="Symbol" w:hAnsi="Symbol" w:hint="default"/>
-        <w:sz w:val="20"/>
-      </w:rPr>
-    </w:lvl>
-    <w:lvl w:ilvl="1" w:tentative="1">
-      <w:start w:val="1"/>
-      <w:numFmt w:val="bullet"/>
-      <w:lvlText w:val="o"/>
-      <w:lvlJc w:val="left"/>
-      <w:pPr>
-        <w:tabs>
-          <w:tab w:val="num" w:pos="1440"/>
-        </w:tabs>
-        <w:ind w:left="1440" w:hanging="360"/>
-      </w:pPr>
-      <w:rPr>
-        <w:rFonts w:ascii="Courier New" w:hAnsi="Courier New" w:hint="default"/>
-        <w:sz w:val="20"/>
-      </w:rPr>
-    </w:lvl>
-    <w:lvl w:ilvl="2" w:tentative="1">
-      <w:start w:val="1"/>
-      <w:numFmt w:val="bullet"/>
-      <w:lvlText w:val=""/>
-      <w:lvlJc w:val="left"/>
-      <w:pPr>
-        <w:tabs>
-          <w:tab w:val="num" w:pos="2160"/>
-        </w:tabs>
-        <w:ind w:left="2160" w:hanging="360"/>
-      </w:pPr>
-      <w:rPr>
-        <w:rFonts w:ascii="Wingdings" w:hAnsi="Wingdings" w:hint="default"/>
-        <w:sz w:val="20"/>
-      </w:rPr>
-    </w:lvl>
-    <w:lvl w:ilvl="3" w:tentative="1">
-      <w:start w:val="1"/>
-      <w:numFmt w:val="bullet"/>
-      <w:lvlText w:val=""/>
-      <w:lvlJc w:val="left"/>
-      <w:pPr>
-        <w:tabs>
-          <w:tab w:val="num" w:pos="2880"/>
-        </w:tabs>
-        <w:ind w:left="2880" w:hanging="360"/>
-      </w:pPr>
-      <w:rPr>
-        <w:rFonts w:ascii="Wingdings" w:hAnsi="Wingdings" w:hint="default"/>
-        <w:sz w:val="20"/>
-      </w:rPr>
-    </w:lvl>
-    <w:lvl w:ilvl="4" w:tentative="1">
-      <w:start w:val="1"/>
-      <w:numFmt w:val="bullet"/>
-      <w:lvlText w:val=""/>
-      <w:lvlJc w:val="left"/>
-      <w:pPr>
-        <w:tabs>
-          <w:tab w:val="num" w:pos="3600"/>
-        </w:tabs>
-        <w:ind w:left="3600" w:hanging="360"/>
-      </w:pPr>
-      <w:rPr>
-        <w:rFonts w:ascii="Wingdings" w:hAnsi="Wingdings" w:hint="default"/>
-        <w:sz w:val="20"/>
-      </w:rPr>
-    </w:lvl>
-    <w:lvl w:ilvl="5" w:tentative="1">
-      <w:start w:val="1"/>
-      <w:numFmt w:val="bullet"/>
-      <w:lvlText w:val=""/>
-      <w:lvlJc w:val="left"/>
-      <w:pPr>
-        <w:tabs>
-          <w:tab w:val="num" w:pos="4320"/>
-        </w:tabs>
-        <w:ind w:left="4320" w:hanging="360"/>
-      </w:pPr>
-      <w:rPr>
-        <w:rFonts w:ascii="Wingdings" w:hAnsi="Wingdings" w:hint="default"/>
-        <w:sz w:val="20"/>
-      </w:rPr>
-    </w:lvl>
-    <w:lvl w:ilvl="6" w:tentative="1">
-      <w:start w:val="1"/>
-      <w:numFmt w:val="bullet"/>
-      <w:lvlText w:val=""/>
-      <w:lvlJc w:val="left"/>
-      <w:pPr>
-        <w:tabs>
-          <w:tab w:val="num" w:pos="5040"/>
-        </w:tabs>
-        <w:ind w:left="5040" w:hanging="360"/>
-      </w:pPr>
-      <w:rPr>
-        <w:rFonts w:ascii="Wingdings" w:hAnsi="Wingdings" w:hint="default"/>
-        <w:sz w:val="20"/>
-      </w:rPr>
-    </w:lvl>
-    <w:lvl w:ilvl="7" w:tentative="1">
-      <w:start w:val="1"/>
-      <w:numFmt w:val="bullet"/>
-      <w:lvlText w:val=""/>
-      <w:lvlJc w:val="left"/>
-      <w:pPr>
-        <w:tabs>
-          <w:tab w:val="num" w:pos="5760"/>
-        </w:tabs>
-        <w:ind w:left="5760" w:hanging="360"/>
-      </w:pPr>
-      <w:rPr>
-        <w:rFonts w:ascii="Wingdings" w:hAnsi="Wingdings" w:hint="default"/>
-        <w:sz w:val="20"/>
-      </w:rPr>
-    </w:lvl>
-    <w:lvl w:ilvl="8" w:tentative="1">
-      <w:start w:val="1"/>
-      <w:numFmt w:val="bullet"/>
-      <w:lvlText w:val=""/>
-      <w:lvlJc w:val="left"/>
-      <w:pPr>
-        <w:tabs>
-          <w:tab w:val="num" w:pos="6480"/>
-        </w:tabs>
-        <w:ind w:left="6480" w:hanging="360"/>
-      </w:pPr>
-      <w:rPr>
-        <w:rFonts w:ascii="Wingdings" w:hAnsi="Wingdings" w:hint="default"/>
-        <w:sz w:val="20"/>
-      </w:rPr>
-    </w:lvl>
-  </w:abstractNum>
-  <w:abstractNum w:abstractNumId="7" w15:restartNumberingAfterBreak="0">
+  <w:abstractNum w:abstractNumId="5" w15:restartNumberingAfterBreak="0">
     <w:nsid w:val="21614D17"/>
     <w:multiLevelType w:val="multilevel"/>
     <w:tmpl w:val="7C0EB366"/>
@@ -11472,7 +10119,7 @@
       </w:rPr>
     </w:lvl>
   </w:abstractNum>
-  <w:abstractNum w:abstractNumId="8" w15:restartNumberingAfterBreak="0">
+  <w:abstractNum w:abstractNumId="6" w15:restartNumberingAfterBreak="0">
     <w:nsid w:val="21822B4B"/>
     <w:multiLevelType w:val="multilevel"/>
     <w:tmpl w:val="2EEC7984"/>
@@ -11621,7 +10268,7 @@
       </w:rPr>
     </w:lvl>
   </w:abstractNum>
-  <w:abstractNum w:abstractNumId="9" w15:restartNumberingAfterBreak="0">
+  <w:abstractNum w:abstractNumId="7" w15:restartNumberingAfterBreak="0">
     <w:nsid w:val="24A51087"/>
     <w:multiLevelType w:val="multilevel"/>
     <w:tmpl w:val="94E23C3A"/>
@@ -11770,7 +10417,7 @@
       </w:rPr>
     </w:lvl>
   </w:abstractNum>
-  <w:abstractNum w:abstractNumId="10" w15:restartNumberingAfterBreak="0">
+  <w:abstractNum w:abstractNumId="8" w15:restartNumberingAfterBreak="0">
     <w:nsid w:val="29ED1938"/>
     <w:multiLevelType w:val="multilevel"/>
     <w:tmpl w:val="3AB6D666"/>
@@ -11919,7 +10566,7 @@
       </w:rPr>
     </w:lvl>
   </w:abstractNum>
-  <w:abstractNum w:abstractNumId="11" w15:restartNumberingAfterBreak="0">
+  <w:abstractNum w:abstractNumId="9" w15:restartNumberingAfterBreak="0">
     <w:nsid w:val="357E54B9"/>
     <w:multiLevelType w:val="multilevel"/>
     <w:tmpl w:val="E50A6510"/>
@@ -12068,7 +10715,7 @@
       </w:rPr>
     </w:lvl>
   </w:abstractNum>
-  <w:abstractNum w:abstractNumId="12" w15:restartNumberingAfterBreak="0">
+  <w:abstractNum w:abstractNumId="10" w15:restartNumberingAfterBreak="0">
     <w:nsid w:val="3AC436A5"/>
     <w:multiLevelType w:val="multilevel"/>
     <w:tmpl w:val="0CCE79A2"/>
@@ -12217,305 +10864,7 @@
       </w:rPr>
     </w:lvl>
   </w:abstractNum>
-  <w:abstractNum w:abstractNumId="13" w15:restartNumberingAfterBreak="0">
-    <w:nsid w:val="3C7D3F47"/>
-    <w:multiLevelType w:val="multilevel"/>
-    <w:tmpl w:val="7B70FF94"/>
-    <w:lvl w:ilvl="0">
-      <w:start w:val="1"/>
-      <w:numFmt w:val="bullet"/>
-      <w:lvlText w:val=""/>
-      <w:lvlJc w:val="left"/>
-      <w:pPr>
-        <w:tabs>
-          <w:tab w:val="num" w:pos="720"/>
-        </w:tabs>
-        <w:ind w:left="720" w:hanging="360"/>
-      </w:pPr>
-      <w:rPr>
-        <w:rFonts w:ascii="Symbol" w:hAnsi="Symbol" w:hint="default"/>
-        <w:sz w:val="20"/>
-      </w:rPr>
-    </w:lvl>
-    <w:lvl w:ilvl="1" w:tentative="1">
-      <w:start w:val="1"/>
-      <w:numFmt w:val="bullet"/>
-      <w:lvlText w:val="o"/>
-      <w:lvlJc w:val="left"/>
-      <w:pPr>
-        <w:tabs>
-          <w:tab w:val="num" w:pos="1440"/>
-        </w:tabs>
-        <w:ind w:left="1440" w:hanging="360"/>
-      </w:pPr>
-      <w:rPr>
-        <w:rFonts w:ascii="Courier New" w:hAnsi="Courier New" w:hint="default"/>
-        <w:sz w:val="20"/>
-      </w:rPr>
-    </w:lvl>
-    <w:lvl w:ilvl="2" w:tentative="1">
-      <w:start w:val="1"/>
-      <w:numFmt w:val="bullet"/>
-      <w:lvlText w:val=""/>
-      <w:lvlJc w:val="left"/>
-      <w:pPr>
-        <w:tabs>
-          <w:tab w:val="num" w:pos="2160"/>
-        </w:tabs>
-        <w:ind w:left="2160" w:hanging="360"/>
-      </w:pPr>
-      <w:rPr>
-        <w:rFonts w:ascii="Wingdings" w:hAnsi="Wingdings" w:hint="default"/>
-        <w:sz w:val="20"/>
-      </w:rPr>
-    </w:lvl>
-    <w:lvl w:ilvl="3" w:tentative="1">
-      <w:start w:val="1"/>
-      <w:numFmt w:val="bullet"/>
-      <w:lvlText w:val=""/>
-      <w:lvlJc w:val="left"/>
-      <w:pPr>
-        <w:tabs>
-          <w:tab w:val="num" w:pos="2880"/>
-        </w:tabs>
-        <w:ind w:left="2880" w:hanging="360"/>
-      </w:pPr>
-      <w:rPr>
-        <w:rFonts w:ascii="Wingdings" w:hAnsi="Wingdings" w:hint="default"/>
-        <w:sz w:val="20"/>
-      </w:rPr>
-    </w:lvl>
-    <w:lvl w:ilvl="4" w:tentative="1">
-      <w:start w:val="1"/>
-      <w:numFmt w:val="bullet"/>
-      <w:lvlText w:val=""/>
-      <w:lvlJc w:val="left"/>
-      <w:pPr>
-        <w:tabs>
-          <w:tab w:val="num" w:pos="3600"/>
-        </w:tabs>
-        <w:ind w:left="3600" w:hanging="360"/>
-      </w:pPr>
-      <w:rPr>
-        <w:rFonts w:ascii="Wingdings" w:hAnsi="Wingdings" w:hint="default"/>
-        <w:sz w:val="20"/>
-      </w:rPr>
-    </w:lvl>
-    <w:lvl w:ilvl="5" w:tentative="1">
-      <w:start w:val="1"/>
-      <w:numFmt w:val="bullet"/>
-      <w:lvlText w:val=""/>
-      <w:lvlJc w:val="left"/>
-      <w:pPr>
-        <w:tabs>
-          <w:tab w:val="num" w:pos="4320"/>
-        </w:tabs>
-        <w:ind w:left="4320" w:hanging="360"/>
-      </w:pPr>
-      <w:rPr>
-        <w:rFonts w:ascii="Wingdings" w:hAnsi="Wingdings" w:hint="default"/>
-        <w:sz w:val="20"/>
-      </w:rPr>
-    </w:lvl>
-    <w:lvl w:ilvl="6" w:tentative="1">
-      <w:start w:val="1"/>
-      <w:numFmt w:val="bullet"/>
-      <w:lvlText w:val=""/>
-      <w:lvlJc w:val="left"/>
-      <w:pPr>
-        <w:tabs>
-          <w:tab w:val="num" w:pos="5040"/>
-        </w:tabs>
-        <w:ind w:left="5040" w:hanging="360"/>
-      </w:pPr>
-      <w:rPr>
-        <w:rFonts w:ascii="Wingdings" w:hAnsi="Wingdings" w:hint="default"/>
-        <w:sz w:val="20"/>
-      </w:rPr>
-    </w:lvl>
-    <w:lvl w:ilvl="7" w:tentative="1">
-      <w:start w:val="1"/>
-      <w:numFmt w:val="bullet"/>
-      <w:lvlText w:val=""/>
-      <w:lvlJc w:val="left"/>
-      <w:pPr>
-        <w:tabs>
-          <w:tab w:val="num" w:pos="5760"/>
-        </w:tabs>
-        <w:ind w:left="5760" w:hanging="360"/>
-      </w:pPr>
-      <w:rPr>
-        <w:rFonts w:ascii="Wingdings" w:hAnsi="Wingdings" w:hint="default"/>
-        <w:sz w:val="20"/>
-      </w:rPr>
-    </w:lvl>
-    <w:lvl w:ilvl="8" w:tentative="1">
-      <w:start w:val="1"/>
-      <w:numFmt w:val="bullet"/>
-      <w:lvlText w:val=""/>
-      <w:lvlJc w:val="left"/>
-      <w:pPr>
-        <w:tabs>
-          <w:tab w:val="num" w:pos="6480"/>
-        </w:tabs>
-        <w:ind w:left="6480" w:hanging="360"/>
-      </w:pPr>
-      <w:rPr>
-        <w:rFonts w:ascii="Wingdings" w:hAnsi="Wingdings" w:hint="default"/>
-        <w:sz w:val="20"/>
-      </w:rPr>
-    </w:lvl>
-  </w:abstractNum>
-  <w:abstractNum w:abstractNumId="14" w15:restartNumberingAfterBreak="0">
-    <w:nsid w:val="3FAB3487"/>
-    <w:multiLevelType w:val="multilevel"/>
-    <w:tmpl w:val="C1A0D372"/>
-    <w:lvl w:ilvl="0">
-      <w:start w:val="1"/>
-      <w:numFmt w:val="bullet"/>
-      <w:lvlText w:val=""/>
-      <w:lvlJc w:val="left"/>
-      <w:pPr>
-        <w:tabs>
-          <w:tab w:val="num" w:pos="720"/>
-        </w:tabs>
-        <w:ind w:left="720" w:hanging="360"/>
-      </w:pPr>
-      <w:rPr>
-        <w:rFonts w:ascii="Symbol" w:hAnsi="Symbol" w:hint="default"/>
-        <w:sz w:val="20"/>
-      </w:rPr>
-    </w:lvl>
-    <w:lvl w:ilvl="1" w:tentative="1">
-      <w:start w:val="1"/>
-      <w:numFmt w:val="bullet"/>
-      <w:lvlText w:val="o"/>
-      <w:lvlJc w:val="left"/>
-      <w:pPr>
-        <w:tabs>
-          <w:tab w:val="num" w:pos="1440"/>
-        </w:tabs>
-        <w:ind w:left="1440" w:hanging="360"/>
-      </w:pPr>
-      <w:rPr>
-        <w:rFonts w:ascii="Courier New" w:hAnsi="Courier New" w:hint="default"/>
-        <w:sz w:val="20"/>
-      </w:rPr>
-    </w:lvl>
-    <w:lvl w:ilvl="2" w:tentative="1">
-      <w:start w:val="1"/>
-      <w:numFmt w:val="bullet"/>
-      <w:lvlText w:val=""/>
-      <w:lvlJc w:val="left"/>
-      <w:pPr>
-        <w:tabs>
-          <w:tab w:val="num" w:pos="2160"/>
-        </w:tabs>
-        <w:ind w:left="2160" w:hanging="360"/>
-      </w:pPr>
-      <w:rPr>
-        <w:rFonts w:ascii="Wingdings" w:hAnsi="Wingdings" w:hint="default"/>
-        <w:sz w:val="20"/>
-      </w:rPr>
-    </w:lvl>
-    <w:lvl w:ilvl="3" w:tentative="1">
-      <w:start w:val="1"/>
-      <w:numFmt w:val="bullet"/>
-      <w:lvlText w:val=""/>
-      <w:lvlJc w:val="left"/>
-      <w:pPr>
-        <w:tabs>
-          <w:tab w:val="num" w:pos="2880"/>
-        </w:tabs>
-        <w:ind w:left="2880" w:hanging="360"/>
-      </w:pPr>
-      <w:rPr>
-        <w:rFonts w:ascii="Wingdings" w:hAnsi="Wingdings" w:hint="default"/>
-        <w:sz w:val="20"/>
-      </w:rPr>
-    </w:lvl>
-    <w:lvl w:ilvl="4" w:tentative="1">
-      <w:start w:val="1"/>
-      <w:numFmt w:val="bullet"/>
-      <w:lvlText w:val=""/>
-      <w:lvlJc w:val="left"/>
-      <w:pPr>
-        <w:tabs>
-          <w:tab w:val="num" w:pos="3600"/>
-        </w:tabs>
-        <w:ind w:left="3600" w:hanging="360"/>
-      </w:pPr>
-      <w:rPr>
-        <w:rFonts w:ascii="Wingdings" w:hAnsi="Wingdings" w:hint="default"/>
-        <w:sz w:val="20"/>
-      </w:rPr>
-    </w:lvl>
-    <w:lvl w:ilvl="5" w:tentative="1">
-      <w:start w:val="1"/>
-      <w:numFmt w:val="bullet"/>
-      <w:lvlText w:val=""/>
-      <w:lvlJc w:val="left"/>
-      <w:pPr>
-        <w:tabs>
-          <w:tab w:val="num" w:pos="4320"/>
-        </w:tabs>
-        <w:ind w:left="4320" w:hanging="360"/>
-      </w:pPr>
-      <w:rPr>
-        <w:rFonts w:ascii="Wingdings" w:hAnsi="Wingdings" w:hint="default"/>
-        <w:sz w:val="20"/>
-      </w:rPr>
-    </w:lvl>
-    <w:lvl w:ilvl="6" w:tentative="1">
-      <w:start w:val="1"/>
-      <w:numFmt w:val="bullet"/>
-      <w:lvlText w:val=""/>
-      <w:lvlJc w:val="left"/>
-      <w:pPr>
-        <w:tabs>
-          <w:tab w:val="num" w:pos="5040"/>
-        </w:tabs>
-        <w:ind w:left="5040" w:hanging="360"/>
-      </w:pPr>
-      <w:rPr>
-        <w:rFonts w:ascii="Wingdings" w:hAnsi="Wingdings" w:hint="default"/>
-        <w:sz w:val="20"/>
-      </w:rPr>
-    </w:lvl>
-    <w:lvl w:ilvl="7" w:tentative="1">
-      <w:start w:val="1"/>
-      <w:numFmt w:val="bullet"/>
-      <w:lvlText w:val=""/>
-      <w:lvlJc w:val="left"/>
-      <w:pPr>
-        <w:tabs>
-          <w:tab w:val="num" w:pos="5760"/>
-        </w:tabs>
-        <w:ind w:left="5760" w:hanging="360"/>
-      </w:pPr>
-      <w:rPr>
-        <w:rFonts w:ascii="Wingdings" w:hAnsi="Wingdings" w:hint="default"/>
-        <w:sz w:val="20"/>
-      </w:rPr>
-    </w:lvl>
-    <w:lvl w:ilvl="8" w:tentative="1">
-      <w:start w:val="1"/>
-      <w:numFmt w:val="bullet"/>
-      <w:lvlText w:val=""/>
-      <w:lvlJc w:val="left"/>
-      <w:pPr>
-        <w:tabs>
-          <w:tab w:val="num" w:pos="6480"/>
-        </w:tabs>
-        <w:ind w:left="6480" w:hanging="360"/>
-      </w:pPr>
-      <w:rPr>
-        <w:rFonts w:ascii="Wingdings" w:hAnsi="Wingdings" w:hint="default"/>
-        <w:sz w:val="20"/>
-      </w:rPr>
-    </w:lvl>
-  </w:abstractNum>
-  <w:abstractNum w:abstractNumId="15" w15:restartNumberingAfterBreak="0">
+  <w:abstractNum w:abstractNumId="11" w15:restartNumberingAfterBreak="0">
     <w:nsid w:val="424806F0"/>
     <w:multiLevelType w:val="multilevel"/>
     <w:tmpl w:val="9B9C2B22"/>
@@ -12664,7 +11013,7 @@
       </w:rPr>
     </w:lvl>
   </w:abstractNum>
-  <w:abstractNum w:abstractNumId="16" w15:restartNumberingAfterBreak="0">
+  <w:abstractNum w:abstractNumId="12" w15:restartNumberingAfterBreak="0">
     <w:nsid w:val="594457AB"/>
     <w:multiLevelType w:val="multilevel"/>
     <w:tmpl w:val="0A70A6D8"/>
@@ -12813,7 +11162,7 @@
       </w:rPr>
     </w:lvl>
   </w:abstractNum>
-  <w:abstractNum w:abstractNumId="17" w15:restartNumberingAfterBreak="0">
+  <w:abstractNum w:abstractNumId="13" w15:restartNumberingAfterBreak="0">
     <w:nsid w:val="5D474422"/>
     <w:multiLevelType w:val="multilevel"/>
     <w:tmpl w:val="19AC27FC"/>
@@ -12962,156 +11311,7 @@
       </w:rPr>
     </w:lvl>
   </w:abstractNum>
-  <w:abstractNum w:abstractNumId="18" w15:restartNumberingAfterBreak="0">
-    <w:nsid w:val="5F307F35"/>
-    <w:multiLevelType w:val="multilevel"/>
-    <w:tmpl w:val="AB1CCB04"/>
-    <w:lvl w:ilvl="0">
-      <w:start w:val="1"/>
-      <w:numFmt w:val="bullet"/>
-      <w:lvlText w:val=""/>
-      <w:lvlJc w:val="left"/>
-      <w:pPr>
-        <w:tabs>
-          <w:tab w:val="num" w:pos="720"/>
-        </w:tabs>
-        <w:ind w:left="720" w:hanging="360"/>
-      </w:pPr>
-      <w:rPr>
-        <w:rFonts w:ascii="Symbol" w:hAnsi="Symbol" w:hint="default"/>
-        <w:sz w:val="20"/>
-      </w:rPr>
-    </w:lvl>
-    <w:lvl w:ilvl="1" w:tentative="1">
-      <w:start w:val="1"/>
-      <w:numFmt w:val="bullet"/>
-      <w:lvlText w:val="o"/>
-      <w:lvlJc w:val="left"/>
-      <w:pPr>
-        <w:tabs>
-          <w:tab w:val="num" w:pos="1440"/>
-        </w:tabs>
-        <w:ind w:left="1440" w:hanging="360"/>
-      </w:pPr>
-      <w:rPr>
-        <w:rFonts w:ascii="Courier New" w:hAnsi="Courier New" w:hint="default"/>
-        <w:sz w:val="20"/>
-      </w:rPr>
-    </w:lvl>
-    <w:lvl w:ilvl="2" w:tentative="1">
-      <w:start w:val="1"/>
-      <w:numFmt w:val="bullet"/>
-      <w:lvlText w:val=""/>
-      <w:lvlJc w:val="left"/>
-      <w:pPr>
-        <w:tabs>
-          <w:tab w:val="num" w:pos="2160"/>
-        </w:tabs>
-        <w:ind w:left="2160" w:hanging="360"/>
-      </w:pPr>
-      <w:rPr>
-        <w:rFonts w:ascii="Wingdings" w:hAnsi="Wingdings" w:hint="default"/>
-        <w:sz w:val="20"/>
-      </w:rPr>
-    </w:lvl>
-    <w:lvl w:ilvl="3" w:tentative="1">
-      <w:start w:val="1"/>
-      <w:numFmt w:val="bullet"/>
-      <w:lvlText w:val=""/>
-      <w:lvlJc w:val="left"/>
-      <w:pPr>
-        <w:tabs>
-          <w:tab w:val="num" w:pos="2880"/>
-        </w:tabs>
-        <w:ind w:left="2880" w:hanging="360"/>
-      </w:pPr>
-      <w:rPr>
-        <w:rFonts w:ascii="Wingdings" w:hAnsi="Wingdings" w:hint="default"/>
-        <w:sz w:val="20"/>
-      </w:rPr>
-    </w:lvl>
-    <w:lvl w:ilvl="4" w:tentative="1">
-      <w:start w:val="1"/>
-      <w:numFmt w:val="bullet"/>
-      <w:lvlText w:val=""/>
-      <w:lvlJc w:val="left"/>
-      <w:pPr>
-        <w:tabs>
-          <w:tab w:val="num" w:pos="3600"/>
-        </w:tabs>
-        <w:ind w:left="3600" w:hanging="360"/>
-      </w:pPr>
-      <w:rPr>
-        <w:rFonts w:ascii="Wingdings" w:hAnsi="Wingdings" w:hint="default"/>
-        <w:sz w:val="20"/>
-      </w:rPr>
-    </w:lvl>
-    <w:lvl w:ilvl="5" w:tentative="1">
-      <w:start w:val="1"/>
-      <w:numFmt w:val="bullet"/>
-      <w:lvlText w:val=""/>
-      <w:lvlJc w:val="left"/>
-      <w:pPr>
-        <w:tabs>
-          <w:tab w:val="num" w:pos="4320"/>
-        </w:tabs>
-        <w:ind w:left="4320" w:hanging="360"/>
-      </w:pPr>
-      <w:rPr>
-        <w:rFonts w:ascii="Wingdings" w:hAnsi="Wingdings" w:hint="default"/>
-        <w:sz w:val="20"/>
-      </w:rPr>
-    </w:lvl>
-    <w:lvl w:ilvl="6" w:tentative="1">
-      <w:start w:val="1"/>
-      <w:numFmt w:val="bullet"/>
-      <w:lvlText w:val=""/>
-      <w:lvlJc w:val="left"/>
-      <w:pPr>
-        <w:tabs>
-          <w:tab w:val="num" w:pos="5040"/>
-        </w:tabs>
-        <w:ind w:left="5040" w:hanging="360"/>
-      </w:pPr>
-      <w:rPr>
-        <w:rFonts w:ascii="Wingdings" w:hAnsi="Wingdings" w:hint="default"/>
-        <w:sz w:val="20"/>
-      </w:rPr>
-    </w:lvl>
-    <w:lvl w:ilvl="7" w:tentative="1">
-      <w:start w:val="1"/>
-      <w:numFmt w:val="bullet"/>
-      <w:lvlText w:val=""/>
-      <w:lvlJc w:val="left"/>
-      <w:pPr>
-        <w:tabs>
-          <w:tab w:val="num" w:pos="5760"/>
-        </w:tabs>
-        <w:ind w:left="5760" w:hanging="360"/>
-      </w:pPr>
-      <w:rPr>
-        <w:rFonts w:ascii="Wingdings" w:hAnsi="Wingdings" w:hint="default"/>
-        <w:sz w:val="20"/>
-      </w:rPr>
-    </w:lvl>
-    <w:lvl w:ilvl="8" w:tentative="1">
-      <w:start w:val="1"/>
-      <w:numFmt w:val="bullet"/>
-      <w:lvlText w:val=""/>
-      <w:lvlJc w:val="left"/>
-      <w:pPr>
-        <w:tabs>
-          <w:tab w:val="num" w:pos="6480"/>
-        </w:tabs>
-        <w:ind w:left="6480" w:hanging="360"/>
-      </w:pPr>
-      <w:rPr>
-        <w:rFonts w:ascii="Wingdings" w:hAnsi="Wingdings" w:hint="default"/>
-        <w:sz w:val="20"/>
-      </w:rPr>
-    </w:lvl>
-  </w:abstractNum>
-  <w:abstractNum w:abstractNumId="19" w15:restartNumberingAfterBreak="0">
+  <w:abstractNum w:abstractNumId="14" w15:restartNumberingAfterBreak="0">
     <w:nsid w:val="6685426F"/>
     <w:multiLevelType w:val="multilevel"/>
     <w:tmpl w:val="E19A7E66"/>
@@ -13260,7 +11460,7 @@
       </w:rPr>
     </w:lvl>
   </w:abstractNum>
-  <w:abstractNum w:abstractNumId="20" w15:restartNumberingAfterBreak="0">
+  <w:abstractNum w:abstractNumId="15" w15:restartNumberingAfterBreak="0">
     <w:nsid w:val="66CB4197"/>
     <w:multiLevelType w:val="multilevel"/>
     <w:tmpl w:val="174298F0"/>
@@ -13409,156 +11609,7 @@
       </w:rPr>
     </w:lvl>
   </w:abstractNum>
-  <w:abstractNum w:abstractNumId="21" w15:restartNumberingAfterBreak="0">
-    <w:nsid w:val="6A8417D7"/>
-    <w:multiLevelType w:val="multilevel"/>
-    <w:tmpl w:val="744E5E72"/>
-    <w:lvl w:ilvl="0">
-      <w:start w:val="1"/>
-      <w:numFmt w:val="bullet"/>
-      <w:lvlText w:val=""/>
-      <w:lvlJc w:val="left"/>
-      <w:pPr>
-        <w:tabs>
-          <w:tab w:val="num" w:pos="720"/>
-        </w:tabs>
-        <w:ind w:left="720" w:hanging="360"/>
-      </w:pPr>
-      <w:rPr>
-        <w:rFonts w:ascii="Symbol" w:hAnsi="Symbol" w:hint="default"/>
-        <w:sz w:val="20"/>
-      </w:rPr>
-    </w:lvl>
-    <w:lvl w:ilvl="1" w:tentative="1">
-      <w:start w:val="1"/>
-      <w:numFmt w:val="bullet"/>
-      <w:lvlText w:val="o"/>
-      <w:lvlJc w:val="left"/>
-      <w:pPr>
-        <w:tabs>
-          <w:tab w:val="num" w:pos="1440"/>
-        </w:tabs>
-        <w:ind w:left="1440" w:hanging="360"/>
-      </w:pPr>
-      <w:rPr>
-        <w:rFonts w:ascii="Courier New" w:hAnsi="Courier New" w:hint="default"/>
-        <w:sz w:val="20"/>
-      </w:rPr>
-    </w:lvl>
-    <w:lvl w:ilvl="2" w:tentative="1">
-      <w:start w:val="1"/>
-      <w:numFmt w:val="bullet"/>
-      <w:lvlText w:val=""/>
-      <w:lvlJc w:val="left"/>
-      <w:pPr>
-        <w:tabs>
-          <w:tab w:val="num" w:pos="2160"/>
-        </w:tabs>
-        <w:ind w:left="2160" w:hanging="360"/>
-      </w:pPr>
-      <w:rPr>
-        <w:rFonts w:ascii="Wingdings" w:hAnsi="Wingdings" w:hint="default"/>
-        <w:sz w:val="20"/>
-      </w:rPr>
-    </w:lvl>
-    <w:lvl w:ilvl="3" w:tentative="1">
-      <w:start w:val="1"/>
-      <w:numFmt w:val="bullet"/>
-      <w:lvlText w:val=""/>
-      <w:lvlJc w:val="left"/>
-      <w:pPr>
-        <w:tabs>
-          <w:tab w:val="num" w:pos="2880"/>
-        </w:tabs>
-        <w:ind w:left="2880" w:hanging="360"/>
-      </w:pPr>
-      <w:rPr>
-        <w:rFonts w:ascii="Wingdings" w:hAnsi="Wingdings" w:hint="default"/>
-        <w:sz w:val="20"/>
-      </w:rPr>
-    </w:lvl>
-    <w:lvl w:ilvl="4" w:tentative="1">
-      <w:start w:val="1"/>
-      <w:numFmt w:val="bullet"/>
-      <w:lvlText w:val=""/>
-      <w:lvlJc w:val="left"/>
-      <w:pPr>
-        <w:tabs>
-          <w:tab w:val="num" w:pos="3600"/>
-        </w:tabs>
-        <w:ind w:left="3600" w:hanging="360"/>
-      </w:pPr>
-      <w:rPr>
-        <w:rFonts w:ascii="Wingdings" w:hAnsi="Wingdings" w:hint="default"/>
-        <w:sz w:val="20"/>
-      </w:rPr>
-    </w:lvl>
-    <w:lvl w:ilvl="5" w:tentative="1">
-      <w:start w:val="1"/>
-      <w:numFmt w:val="bullet"/>
-      <w:lvlText w:val=""/>
-      <w:lvlJc w:val="left"/>
-      <w:pPr>
-        <w:tabs>
-          <w:tab w:val="num" w:pos="4320"/>
-        </w:tabs>
-        <w:ind w:left="4320" w:hanging="360"/>
-      </w:pPr>
-      <w:rPr>
-        <w:rFonts w:ascii="Wingdings" w:hAnsi="Wingdings" w:hint="default"/>
-        <w:sz w:val="20"/>
-      </w:rPr>
-    </w:lvl>
-    <w:lvl w:ilvl="6" w:tentative="1">
-      <w:start w:val="1"/>
-      <w:numFmt w:val="bullet"/>
-      <w:lvlText w:val=""/>
-      <w:lvlJc w:val="left"/>
-      <w:pPr>
-        <w:tabs>
-          <w:tab w:val="num" w:pos="5040"/>
-        </w:tabs>
-        <w:ind w:left="5040" w:hanging="360"/>
-      </w:pPr>
-      <w:rPr>
-        <w:rFonts w:ascii="Wingdings" w:hAnsi="Wingdings" w:hint="default"/>
-        <w:sz w:val="20"/>
-      </w:rPr>
-    </w:lvl>
-    <w:lvl w:ilvl="7" w:tentative="1">
-      <w:start w:val="1"/>
-      <w:numFmt w:val="bullet"/>
-      <w:lvlText w:val=""/>
-      <w:lvlJc w:val="left"/>
-      <w:pPr>
-        <w:tabs>
-          <w:tab w:val="num" w:pos="5760"/>
-        </w:tabs>
-        <w:ind w:left="5760" w:hanging="360"/>
-      </w:pPr>
-      <w:rPr>
-        <w:rFonts w:ascii="Wingdings" w:hAnsi="Wingdings" w:hint="default"/>
-        <w:sz w:val="20"/>
-      </w:rPr>
-    </w:lvl>
-    <w:lvl w:ilvl="8" w:tentative="1">
-      <w:start w:val="1"/>
-      <w:numFmt w:val="bullet"/>
-      <w:lvlText w:val=""/>
-      <w:lvlJc w:val="left"/>
-      <w:pPr>
-        <w:tabs>
-          <w:tab w:val="num" w:pos="6480"/>
-        </w:tabs>
-        <w:ind w:left="6480" w:hanging="360"/>
-      </w:pPr>
-      <w:rPr>
-        <w:rFonts w:ascii="Wingdings" w:hAnsi="Wingdings" w:hint="default"/>
-        <w:sz w:val="20"/>
-      </w:rPr>
-    </w:lvl>
-  </w:abstractNum>
-  <w:abstractNum w:abstractNumId="22" w15:restartNumberingAfterBreak="0">
+  <w:abstractNum w:abstractNumId="16" w15:restartNumberingAfterBreak="0">
     <w:nsid w:val="6C7A64A7"/>
     <w:multiLevelType w:val="multilevel"/>
     <w:tmpl w:val="6B922468"/>
@@ -13708,73 +11759,55 @@
     </w:lvl>
   </w:abstractNum>
   <w:num w:numId="1">
+    <w:abstractNumId w:val="3"/>
+  </w:num>
+  <w:num w:numId="2">
+    <w:abstractNumId w:val="9"/>
+  </w:num>
+  <w:num w:numId="3">
+    <w:abstractNumId w:val="10"/>
+  </w:num>
+  <w:num w:numId="4">
+    <w:abstractNumId w:val="13"/>
+  </w:num>
+  <w:num w:numId="5">
+    <w:abstractNumId w:val="6"/>
+  </w:num>
+  <w:num w:numId="6">
     <w:abstractNumId w:val="4"/>
   </w:num>
-  <w:num w:numId="2">
+  <w:num w:numId="7">
+    <w:abstractNumId w:val="5"/>
+  </w:num>
+  <w:num w:numId="8">
+    <w:abstractNumId w:val="15"/>
+  </w:num>
+  <w:num w:numId="9">
+    <w:abstractNumId w:val="12"/>
+  </w:num>
+  <w:num w:numId="10">
+    <w:abstractNumId w:val="7"/>
+  </w:num>
+  <w:num w:numId="11">
+    <w:abstractNumId w:val="2"/>
+  </w:num>
+  <w:num w:numId="12">
+    <w:abstractNumId w:val="16"/>
+  </w:num>
+  <w:num w:numId="13">
+    <w:abstractNumId w:val="1"/>
+  </w:num>
+  <w:num w:numId="14">
+    <w:abstractNumId w:val="8"/>
+  </w:num>
+  <w:num w:numId="15">
     <w:abstractNumId w:val="11"/>
   </w:num>
-  <w:num w:numId="3">
-    <w:abstractNumId w:val="12"/>
-  </w:num>
-  <w:num w:numId="4">
-    <w:abstractNumId w:val="17"/>
-  </w:num>
-  <w:num w:numId="5">
-    <w:abstractNumId w:val="8"/>
-  </w:num>
-  <w:num w:numId="6">
-    <w:abstractNumId w:val="5"/>
-  </w:num>
-  <w:num w:numId="7">
-    <w:abstractNumId w:val="7"/>
-  </w:num>
-  <w:num w:numId="8">
-    <w:abstractNumId w:val="20"/>
-  </w:num>
-  <w:num w:numId="9">
-    <w:abstractNumId w:val="16"/>
-  </w:num>
-  <w:num w:numId="10">
-    <w:abstractNumId w:val="9"/>
-  </w:num>
-  <w:num w:numId="11">
-    <w:abstractNumId w:val="3"/>
-  </w:num>
-  <w:num w:numId="12">
-    <w:abstractNumId w:val="22"/>
-  </w:num>
-  <w:num w:numId="13">
-    <w:abstractNumId w:val="2"/>
-  </w:num>
-  <w:num w:numId="14">
-    <w:abstractNumId w:val="10"/>
-  </w:num>
-  <w:num w:numId="15">
-    <w:abstractNumId w:val="15"/>
-  </w:num>
   <w:num w:numId="16">
-    <w:abstractNumId w:val="1"/>
+    <w:abstractNumId w:val="0"/>
   </w:num>
   <w:num w:numId="17">
-    <w:abstractNumId w:val="19"/>
-  </w:num>
-  <w:num w:numId="18">
-    <w:abstractNumId w:val="13"/>
-  </w:num>
-  <w:num w:numId="19">
     <w:abstractNumId w:val="14"/>
-  </w:num>
-  <w:num w:numId="20">
-    <w:abstractNumId w:val="6"/>
-  </w:num>
-  <w:num w:numId="21">
-    <w:abstractNumId w:val="18"/>
-  </w:num>
-  <w:num w:numId="22">
-    <w:abstractNumId w:val="0"/>
-  </w:num>
-  <w:num w:numId="23">
-    <w:abstractNumId w:val="21"/>
   </w:num>
 </w:numbering>
 </file>
@@ -14392,17 +12425,6 @@
       <w:szCs w:val="20"/>
     </w:rPr>
   </w:style>
-  <w:style w:type="character" w:styleId="a4">
-    <w:name w:val="Strong"/>
-    <w:basedOn w:val="a0"/>
-    <w:uiPriority w:val="22"/>
-    <w:qFormat/>
-    <w:rsid w:val="005E434B"/>
-    <w:rPr>
-      <w:b/>
-      <w:bCs/>
-    </w:rPr>
-  </w:style>
 </w:styles>
 </file>
 

--- a/docs/14-adr-decisions.docx
+++ b/docs/14-adr-decisions.docx
@@ -9211,6 +9211,110 @@
     <w:p>
       <w:r>
         <w:t>map configuration/source boundary.</w:t>
+      </w:r>
+    </w:p>
+    <w:p>
+      <w:pPr>
+        <w:pStyle w:val="1"/>
+      </w:pPr>
+      <w:r>
+        <w:t>ADR-021</w:t>
+      </w:r>
+    </w:p>
+    <w:p>
+      <w:pPr/>
+      <w:r>
+        <w:t>Phase 7 Media Lifecycle For MVP</w:t>
+      </w:r>
+    </w:p>
+    <w:p>
+      <w:pPr/>
+      <w:r>
+        <w:t>Status</w:t>
+      </w:r>
+    </w:p>
+    <w:p>
+      <w:pPr/>
+      <w:r>
+        <w:t>Accepted</w:t>
+      </w:r>
+    </w:p>
+    <w:p>
+      <w:pPr/>
+      <w:r>
+        <w:t>Context</w:t>
+      </w:r>
+    </w:p>
+    <w:p>
+      <w:pPr/>
+      <w:r>
+        <w:t>Memory Map MVP needs photo support without exposing private object storage directly to clients. PostgreSQL and MinIO do not share one ACID transaction, so media lifecycle must define explicit failure direction and cleanup semantics.</w:t>
+      </w:r>
+    </w:p>
+    <w:p>
+      <w:pPr/>
+      <w:r>
+        <w:t>Decision</w:t>
+      </w:r>
+    </w:p>
+    <w:p>
+      <w:pPr/>
+      <w:r>
+        <w:t>One logical PHOTO is represented by one MediaFile metadata record and two permanent private object-storage representations: DISPLAY and THUMBNAIL.</w:t>
+      </w:r>
+    </w:p>
+    <w:p>
+      <w:pPr/>
+      <w:r>
+        <w:t>Permanent ORIGINAL representation is not retained in MVP.</w:t>
+      </w:r>
+    </w:p>
+    <w:p>
+      <w:pPr/>
+      <w:r>
+        <w:t>Backend image processing is authoritative: it validates actual bytes, accepts JPEG/PNG input, enforces size/dimension limits, normalizes EXIF orientation, strips metadata/EXIF/GPS through re-encode, flattens PNG alpha on white and persists image/jpeg output.</w:t>
+      </w:r>
+    </w:p>
+    <w:p>
+      <w:pPr/>
+      <w:r>
+        <w:t>Flutter client preprocessing is a non-authoritative bandwidth/performance optimization before upload.</w:t>
+      </w:r>
+    </w:p>
+    <w:p>
+      <w:pPr/>
+      <w:r>
+        <w:t>Media delivery is backend-mediated through authenticated backend-relative thumbnail/display endpoints. Clients never receive MinIO storage keys, bucket names, credentials, public URLs or presigned URLs.</w:t>
+      </w:r>
+    </w:p>
+    <w:p>
+      <w:pPr/>
+      <w:r>
+        <w:t>Deletes use DB-first semantics. Individual media delete and Memory delete remove PostgreSQL metadata in the transaction, then perform best-effort physical cleanup after commit.</w:t>
+      </w:r>
+    </w:p>
+    <w:p>
+      <w:pPr/>
+      <w:r>
+        <w:t>Consequences</w:t>
+      </w:r>
+    </w:p>
+    <w:p>
+      <w:pPr/>
+      <w:r>
+        <w:t>The MVP avoids permanent original retention and avoids public object-store access.</w:t>
+      </w:r>
+    </w:p>
+    <w:p>
+      <w:pPr/>
+      <w:r>
+        <w:t>Gallery can use lightweight THUMBNAIL representations while fullscreen viewer loads DISPLAY lazily.</w:t>
+      </w:r>
+    </w:p>
+    <w:p>
+      <w:pPr/>
+      <w:r>
+        <w:t>If after-commit physical cleanup fails, orphan MinIO objects may remain. This is accepted MVP reliability debt; durable cleanup outbox/reconciliation worker is post-MVP work.</w:t>
       </w:r>
     </w:p>
     <w:sectPr>

--- a/docs/14-adr-decisions.docx
+++ b/docs/14-adr-decisions.docx
@@ -8968,82 +8968,68 @@
       </w:pPr>
     </w:p>
     <w:p>
-      <w:pPr>
-        <w:rPr>
-          <w:lang w:val="en-US"/>
-        </w:rPr>
-      </w:pPr>
       <w:r>
         <w:t>без</w:t>
       </w:r>
       <w:r>
-        <w:rPr>
-          <w:lang w:val="en-US"/>
-        </w:rPr>
         <w:t xml:space="preserve"> </w:t>
       </w:r>
       <w:r>
         <w:t>изменения</w:t>
       </w:r>
       <w:r>
-        <w:rPr>
-          <w:lang w:val="en-US"/>
-        </w:rPr>
-        <w:t xml:space="preserve"> domain/application </w:t>
+        <w:t xml:space="preserve"> </w:t>
+      </w:r>
+      <w:r>
+        <w:rPr>
+          <w:lang w:val="en-US"/>
+        </w:rPr>
+        <w:t>domain</w:t>
+      </w:r>
+      <w:r>
+        <w:t>/</w:t>
+      </w:r>
+      <w:r>
+        <w:rPr>
+          <w:lang w:val="en-US"/>
+        </w:rPr>
+        <w:t>application</w:t>
+      </w:r>
+      <w:r>
+        <w:t xml:space="preserve"> </w:t>
       </w:r>
       <w:r>
         <w:t>слоя</w:t>
       </w:r>
       <w:r>
-        <w:rPr>
-          <w:lang w:val="en-US"/>
-        </w:rPr>
         <w:t xml:space="preserve"> </w:t>
       </w:r>
       <w:r>
         <w:t>и</w:t>
       </w:r>
       <w:r>
-        <w:rPr>
-          <w:lang w:val="en-US"/>
-        </w:rPr>
         <w:t xml:space="preserve"> </w:t>
       </w:r>
       <w:r>
         <w:t>основной</w:t>
       </w:r>
       <w:r>
-        <w:rPr>
-          <w:lang w:val="en-US"/>
-        </w:rPr>
         <w:t xml:space="preserve"> </w:t>
       </w:r>
       <w:r>
         <w:t>логики</w:t>
       </w:r>
       <w:r>
-        <w:rPr>
-          <w:lang w:val="en-US"/>
-        </w:rPr>
         <w:t xml:space="preserve"> </w:t>
       </w:r>
       <w:r>
         <w:t>карты</w:t>
       </w:r>
       <w:r>
-        <w:rPr>
-          <w:lang w:val="en-US"/>
-        </w:rPr>
         <w:t>.</w:t>
       </w:r>
     </w:p>
-    <w:p>
-      <w:pPr>
-        <w:rPr>
-          <w:lang w:val="en-US"/>
-        </w:rPr>
-      </w:pPr>
-    </w:p>
+    <w:p/>
     <w:p>
       <w:r>
         <w:t>Собственный PMTiles hosting не входит в MVP.</w:t>
@@ -9213,108 +9199,1033 @@
         <w:t>map configuration/source boundary.</w:t>
       </w:r>
     </w:p>
-    <w:p>
-      <w:pPr>
-        <w:pStyle w:val="1"/>
-      </w:pPr>
-      <w:r>
-        <w:t>ADR-021</w:t>
-      </w:r>
-    </w:p>
-    <w:p>
-      <w:pPr/>
-      <w:r>
-        <w:t>Phase 7 Media Lifecycle For MVP</w:t>
-      </w:r>
-    </w:p>
-    <w:p>
-      <w:pPr/>
-      <w:r>
+    <w:p/>
+    <w:p>
+      <w:pPr>
+        <w:rPr>
+          <w:lang w:val="en-US"/>
+        </w:rPr>
+      </w:pPr>
+      <w:r>
+        <w:rPr>
+          <w:lang w:val="en-US"/>
+        </w:rPr>
+        <w:t>ADR-018</w:t>
+      </w:r>
+    </w:p>
+    <w:p>
+      <w:pPr>
+        <w:rPr>
+          <w:lang w:val="en-US"/>
+        </w:rPr>
+      </w:pPr>
+      <w:r>
+        <w:rPr>
+          <w:lang w:val="en-US"/>
+        </w:rPr>
+        <w:t>Story Owns Default Playback Soundtrack</w:t>
+      </w:r>
+    </w:p>
+    <w:p>
+      <w:pPr>
+        <w:rPr>
+          <w:lang w:val="en-US"/>
+        </w:rPr>
+      </w:pPr>
+    </w:p>
+    <w:p>
+      <w:pPr>
+        <w:rPr>
+          <w:lang w:val="en-US"/>
+        </w:rPr>
+      </w:pPr>
+      <w:r>
+        <w:rPr>
+          <w:lang w:val="en-US"/>
+        </w:rPr>
         <w:t>Status</w:t>
       </w:r>
     </w:p>
     <w:p>
-      <w:pPr/>
-      <w:r>
+      <w:pPr>
+        <w:rPr>
+          <w:lang w:val="en-US"/>
+        </w:rPr>
+      </w:pPr>
+    </w:p>
+    <w:p>
+      <w:pPr>
+        <w:rPr>
+          <w:lang w:val="en-US"/>
+        </w:rPr>
+      </w:pPr>
+      <w:r>
+        <w:rPr>
+          <w:lang w:val="en-US"/>
+        </w:rPr>
         <w:t>Accepted</w:t>
       </w:r>
     </w:p>
     <w:p>
-      <w:pPr/>
-      <w:r>
+      <w:pPr>
+        <w:rPr>
+          <w:lang w:val="en-US"/>
+        </w:rPr>
+      </w:pPr>
+    </w:p>
+    <w:p>
+      <w:pPr>
+        <w:rPr>
+          <w:lang w:val="en-US"/>
+        </w:rPr>
+      </w:pPr>
+    </w:p>
+    <w:p>
+      <w:pPr>
+        <w:rPr>
+          <w:lang w:val="en-US"/>
+        </w:rPr>
+      </w:pPr>
+      <w:r>
+        <w:rPr>
+          <w:lang w:val="en-US"/>
+        </w:rPr>
         <w:t>Context</w:t>
       </w:r>
     </w:p>
     <w:p>
-      <w:pPr/>
-      <w:r>
-        <w:t>Memory Map MVP needs photo support without exposing private object storage directly to clients. PostgreSQL and MinIO do not share one ACID transaction, so media lifecycle must define explicit failure direction and cleanup semantics.</w:t>
-      </w:r>
-    </w:p>
-    <w:p>
-      <w:pPr/>
+      <w:pPr>
+        <w:rPr>
+          <w:lang w:val="en-US"/>
+        </w:rPr>
+      </w:pPr>
+    </w:p>
+    <w:p>
+      <w:pPr>
+        <w:rPr>
+          <w:lang w:val="en-US"/>
+        </w:rPr>
+      </w:pPr>
+      <w:r>
+        <w:rPr>
+          <w:lang w:val="en-US"/>
+        </w:rPr>
+        <w:t xml:space="preserve">Story Playback </w:t>
+      </w:r>
+      <w:r>
+        <w:t>является</w:t>
+      </w:r>
+      <w:r>
+        <w:rPr>
+          <w:lang w:val="en-US"/>
+        </w:rPr>
+        <w:t xml:space="preserve"> </w:t>
+      </w:r>
+      <w:r>
+        <w:t>ключевой</w:t>
+      </w:r>
+      <w:r>
+        <w:rPr>
+          <w:lang w:val="en-US"/>
+        </w:rPr>
+        <w:t xml:space="preserve"> </w:t>
+      </w:r>
+      <w:r>
+        <w:t>эмоциональной</w:t>
+      </w:r>
+      <w:r>
+        <w:rPr>
+          <w:lang w:val="en-US"/>
+        </w:rPr>
+        <w:t xml:space="preserve"> </w:t>
+      </w:r>
+      <w:r>
+        <w:t>функцией</w:t>
+      </w:r>
+      <w:r>
+        <w:rPr>
+          <w:lang w:val="en-US"/>
+        </w:rPr>
+        <w:t xml:space="preserve"> Memory Story.</w:t>
+      </w:r>
+    </w:p>
+    <w:p>
+      <w:pPr>
+        <w:rPr>
+          <w:lang w:val="en-US"/>
+        </w:rPr>
+      </w:pPr>
+    </w:p>
+    <w:p>
+      <w:r>
+        <w:t>Background music должна усиливать эмоциональный эффект Playback.</w:t>
+      </w:r>
+    </w:p>
+    <w:p/>
+    <w:p>
+      <w:r>
+        <w:t>Рассматривались три модели ownership:</w:t>
+      </w:r>
+    </w:p>
+    <w:p/>
+    <w:p>
+      <w:r>
+        <w:t>Option A</w:t>
+      </w:r>
+    </w:p>
+    <w:p/>
+    <w:p>
+      <w:r>
+        <w:t>Soundtrack принадлежит Story.</w:t>
+      </w:r>
+    </w:p>
+    <w:p/>
+    <w:p>
+      <w:r>
+        <w:t>Option B</w:t>
+      </w:r>
+    </w:p>
+    <w:p/>
+    <w:p>
+      <w:r>
+        <w:t>Soundtrack является персональной Playback preference пользователя.</w:t>
+      </w:r>
+    </w:p>
+    <w:p/>
+    <w:p>
+      <w:pPr>
+        <w:rPr>
+          <w:lang w:val="en-US"/>
+        </w:rPr>
+      </w:pPr>
+      <w:r>
+        <w:rPr>
+          <w:lang w:val="en-US"/>
+        </w:rPr>
+        <w:lastRenderedPageBreak/>
+        <w:t>Option C</w:t>
+      </w:r>
+    </w:p>
+    <w:p>
+      <w:pPr>
+        <w:rPr>
+          <w:lang w:val="en-US"/>
+        </w:rPr>
+      </w:pPr>
+    </w:p>
+    <w:p>
+      <w:pPr>
+        <w:rPr>
+          <w:lang w:val="en-US"/>
+        </w:rPr>
+      </w:pPr>
+      <w:r>
+        <w:rPr>
+          <w:lang w:val="en-US"/>
+        </w:rPr>
+        <w:t xml:space="preserve">Story </w:t>
+      </w:r>
+      <w:r>
+        <w:t>имеет</w:t>
+      </w:r>
+      <w:r>
+        <w:rPr>
+          <w:lang w:val="en-US"/>
+        </w:rPr>
+        <w:t xml:space="preserve"> default soundtrack,</w:t>
+      </w:r>
+    </w:p>
+    <w:p>
+      <w:r>
+        <w:t>а пользователь может временно выбирать override.</w:t>
+      </w:r>
+    </w:p>
+    <w:p/>
+    <w:p/>
+    <w:p>
       <w:r>
         <w:t>Decision</w:t>
       </w:r>
     </w:p>
-    <w:p>
-      <w:pPr/>
-      <w:r>
-        <w:t>One logical PHOTO is represented by one MediaFile metadata record and two permanent private object-storage representations: DISPLAY and THUMBNAIL.</w:t>
-      </w:r>
-    </w:p>
-    <w:p>
-      <w:pPr/>
-      <w:r>
-        <w:t>Permanent ORIGINAL representation is not retained in MVP.</w:t>
-      </w:r>
-    </w:p>
-    <w:p>
-      <w:pPr/>
-      <w:r>
-        <w:t>Backend image processing is authoritative: it validates actual bytes, accepts JPEG/PNG input, enforces size/dimension limits, normalizes EXIF orientation, strips metadata/EXIF/GPS through re-encode, flattens PNG alpha on white and persists image/jpeg output.</w:t>
-      </w:r>
-    </w:p>
-    <w:p>
-      <w:pPr/>
-      <w:r>
-        <w:t>Flutter client preprocessing is a non-authoritative bandwidth/performance optimization before upload.</w:t>
-      </w:r>
-    </w:p>
-    <w:p>
-      <w:pPr/>
-      <w:r>
-        <w:t>Media delivery is backend-mediated through authenticated backend-relative thumbnail/display endpoints. Clients never receive MinIO storage keys, bucket names, credentials, public URLs or presigned URLs.</w:t>
-      </w:r>
-    </w:p>
-    <w:p>
-      <w:pPr/>
-      <w:r>
-        <w:t>Deletes use DB-first semantics. Individual media delete and Memory delete remove PostgreSQL metadata in the transaction, then perform best-effort physical cleanup after commit.</w:t>
-      </w:r>
-    </w:p>
-    <w:p>
-      <w:pPr/>
-      <w:r>
+    <w:p/>
+    <w:p>
+      <w:r>
+        <w:t>Для первой версии curated soundtrack принадлежит Story.</w:t>
+      </w:r>
+    </w:p>
+    <w:p/>
+    <w:p>
+      <w:pPr>
+        <w:rPr>
+          <w:lang w:val="en-US"/>
+        </w:rPr>
+      </w:pPr>
+      <w:r>
+        <w:rPr>
+          <w:lang w:val="en-US"/>
+        </w:rPr>
+        <w:t xml:space="preserve">Story </w:t>
+      </w:r>
+      <w:r>
+        <w:t>может</w:t>
+      </w:r>
+      <w:r>
+        <w:rPr>
+          <w:lang w:val="en-US"/>
+        </w:rPr>
+        <w:t xml:space="preserve"> </w:t>
+      </w:r>
+      <w:r>
+        <w:t>иметь</w:t>
+      </w:r>
+      <w:r>
+        <w:rPr>
+          <w:lang w:val="en-US"/>
+        </w:rPr>
+        <w:t>:</w:t>
+      </w:r>
+    </w:p>
+    <w:p>
+      <w:pPr>
+        <w:rPr>
+          <w:lang w:val="en-US"/>
+        </w:rPr>
+      </w:pPr>
+    </w:p>
+    <w:p>
+      <w:pPr>
+        <w:rPr>
+          <w:lang w:val="en-US"/>
+        </w:rPr>
+      </w:pPr>
+      <w:r>
+        <w:rPr>
+          <w:lang w:val="en-US"/>
+        </w:rPr>
+        <w:t>zero or one selected MusicTrack.</w:t>
+      </w:r>
+    </w:p>
+    <w:p>
+      <w:pPr>
+        <w:rPr>
+          <w:lang w:val="en-US"/>
+        </w:rPr>
+      </w:pPr>
+    </w:p>
+    <w:p>
+      <w:pPr>
+        <w:rPr>
+          <w:lang w:val="en-US"/>
+        </w:rPr>
+      </w:pPr>
+      <w:r>
+        <w:t>Отсутствие</w:t>
+      </w:r>
+      <w:r>
+        <w:rPr>
+          <w:lang w:val="en-US"/>
+        </w:rPr>
+        <w:t xml:space="preserve"> selected MusicTrack </w:t>
+      </w:r>
+      <w:r>
+        <w:t>означает</w:t>
+      </w:r>
+      <w:r>
+        <w:rPr>
+          <w:lang w:val="en-US"/>
+        </w:rPr>
+        <w:t>:</w:t>
+      </w:r>
+    </w:p>
+    <w:p>
+      <w:pPr>
+        <w:rPr>
+          <w:lang w:val="en-US"/>
+        </w:rPr>
+      </w:pPr>
+    </w:p>
+    <w:p>
+      <w:pPr>
+        <w:rPr>
+          <w:lang w:val="en-US"/>
+        </w:rPr>
+      </w:pPr>
+      <w:r>
+        <w:rPr>
+          <w:lang w:val="en-US"/>
+        </w:rPr>
+        <w:t>No music.</w:t>
+      </w:r>
+    </w:p>
+    <w:p>
+      <w:pPr>
+        <w:rPr>
+          <w:lang w:val="en-US"/>
+        </w:rPr>
+      </w:pPr>
+    </w:p>
+    <w:p>
+      <w:r>
+        <w:t>Все участники Story, имеющие право просмотра Story Playback,</w:t>
+      </w:r>
+    </w:p>
+    <w:p>
+      <w:r>
+        <w:t>используют один и тот же effective soundtrack.</w:t>
+      </w:r>
+    </w:p>
+    <w:p/>
+    <w:p>
+      <w:r>
+        <w:t>Персональные soundtrack overrides не поддерживаются</w:t>
+      </w:r>
+    </w:p>
+    <w:p>
+      <w:r>
+        <w:t>в первой версии.</w:t>
+      </w:r>
+    </w:p>
+    <w:p/>
+    <w:p>
+      <w:pPr>
+        <w:rPr>
+          <w:lang w:val="en-US"/>
+        </w:rPr>
+      </w:pPr>
+      <w:r>
+        <w:rPr>
+          <w:lang w:val="en-US"/>
+        </w:rPr>
+        <w:t xml:space="preserve">OWNER </w:t>
+      </w:r>
+      <w:r>
+        <w:t>и</w:t>
+      </w:r>
+      <w:r>
+        <w:rPr>
+          <w:lang w:val="en-US"/>
+        </w:rPr>
+        <w:t xml:space="preserve"> CO_OWNER </w:t>
+      </w:r>
+      <w:r>
+        <w:t>могут</w:t>
+      </w:r>
+      <w:r>
+        <w:rPr>
+          <w:lang w:val="en-US"/>
+        </w:rPr>
+        <w:t>:</w:t>
+      </w:r>
+    </w:p>
+    <w:p>
+      <w:pPr>
+        <w:rPr>
+          <w:lang w:val="en-US"/>
+        </w:rPr>
+      </w:pPr>
+    </w:p>
+    <w:p>
+      <w:pPr>
+        <w:rPr>
+          <w:lang w:val="en-US"/>
+        </w:rPr>
+      </w:pPr>
+      <w:r>
+        <w:t>выбирать</w:t>
+      </w:r>
+      <w:r>
+        <w:rPr>
+          <w:lang w:val="en-US"/>
+        </w:rPr>
+        <w:t xml:space="preserve"> Story soundtrack;</w:t>
+      </w:r>
+    </w:p>
+    <w:p>
+      <w:pPr>
+        <w:rPr>
+          <w:lang w:val="en-US"/>
+        </w:rPr>
+      </w:pPr>
+      <w:r>
+        <w:t>изменять</w:t>
+      </w:r>
+      <w:r>
+        <w:rPr>
+          <w:lang w:val="en-US"/>
+        </w:rPr>
+        <w:t xml:space="preserve"> Story soundtrack;</w:t>
+      </w:r>
+    </w:p>
+    <w:p>
+      <w:pPr>
+        <w:rPr>
+          <w:lang w:val="en-US"/>
+        </w:rPr>
+      </w:pPr>
+      <w:r>
+        <w:t>удалять</w:t>
+      </w:r>
+      <w:r>
+        <w:rPr>
+          <w:lang w:val="en-US"/>
+        </w:rPr>
+        <w:t xml:space="preserve"> Story soundtrack.</w:t>
+      </w:r>
+    </w:p>
+    <w:p>
+      <w:pPr>
+        <w:rPr>
+          <w:lang w:val="en-US"/>
+        </w:rPr>
+      </w:pPr>
+    </w:p>
+    <w:p>
+      <w:pPr>
+        <w:rPr>
+          <w:lang w:val="en-US"/>
+        </w:rPr>
+      </w:pPr>
+      <w:r>
+        <w:rPr>
+          <w:lang w:val="en-US"/>
+        </w:rPr>
+        <w:t xml:space="preserve">EDITOR </w:t>
+      </w:r>
+      <w:r>
+        <w:t>и</w:t>
+      </w:r>
+      <w:r>
+        <w:rPr>
+          <w:lang w:val="en-US"/>
+        </w:rPr>
+        <w:t xml:space="preserve"> VIEWER </w:t>
+      </w:r>
+      <w:r>
+        <w:t>не</w:t>
+      </w:r>
+      <w:r>
+        <w:rPr>
+          <w:lang w:val="en-US"/>
+        </w:rPr>
+        <w:t xml:space="preserve"> </w:t>
+      </w:r>
+      <w:r>
+        <w:t>могут</w:t>
+      </w:r>
+      <w:r>
+        <w:rPr>
+          <w:lang w:val="en-US"/>
+        </w:rPr>
+        <w:t xml:space="preserve"> </w:t>
+      </w:r>
+      <w:r>
+        <w:t>изменять</w:t>
+      </w:r>
+      <w:r>
+        <w:rPr>
+          <w:lang w:val="en-US"/>
+        </w:rPr>
+        <w:t xml:space="preserve"> Story soundtrack,</w:t>
+      </w:r>
+    </w:p>
+    <w:p>
+      <w:pPr>
+        <w:rPr>
+          <w:lang w:val="en-US"/>
+        </w:rPr>
+      </w:pPr>
+      <w:r>
+        <w:t>но</w:t>
+      </w:r>
+      <w:r>
+        <w:rPr>
+          <w:lang w:val="en-US"/>
+        </w:rPr>
+        <w:t xml:space="preserve"> </w:t>
+      </w:r>
+      <w:r>
+        <w:t>могут</w:t>
+      </w:r>
+      <w:r>
+        <w:rPr>
+          <w:lang w:val="en-US"/>
+        </w:rPr>
+        <w:t xml:space="preserve"> </w:t>
+      </w:r>
+      <w:r>
+        <w:t>слышать</w:t>
+      </w:r>
+      <w:r>
+        <w:rPr>
+          <w:lang w:val="en-US"/>
+        </w:rPr>
+        <w:t xml:space="preserve"> effective soundtrack </w:t>
+      </w:r>
+      <w:r>
+        <w:t>при</w:t>
+      </w:r>
+      <w:r>
+        <w:rPr>
+          <w:lang w:val="en-US"/>
+        </w:rPr>
+        <w:t xml:space="preserve"> Story Playback.</w:t>
+      </w:r>
+    </w:p>
+    <w:p>
+      <w:pPr>
+        <w:rPr>
+          <w:lang w:val="en-US"/>
+        </w:rPr>
+      </w:pPr>
+    </w:p>
+    <w:p>
+      <w:r>
+        <w:t>Story и Playback не зависят напрямую от конкретного</w:t>
+      </w:r>
+    </w:p>
+    <w:p>
+      <w:pPr>
+        <w:rPr>
+          <w:lang w:val="en-US"/>
+        </w:rPr>
+      </w:pPr>
+      <w:r>
+        <w:rPr>
+          <w:lang w:val="en-US"/>
+        </w:rPr>
+        <w:t>external music provider.</w:t>
+      </w:r>
+    </w:p>
+    <w:p>
+      <w:pPr>
+        <w:rPr>
+          <w:lang w:val="en-US"/>
+        </w:rPr>
+      </w:pPr>
+    </w:p>
+    <w:p>
+      <w:pPr>
+        <w:rPr>
+          <w:lang w:val="en-US"/>
+        </w:rPr>
+      </w:pPr>
+      <w:r>
+        <w:rPr>
+          <w:lang w:val="en-US"/>
+        </w:rPr>
+        <w:t xml:space="preserve">Domain </w:t>
+      </w:r>
+      <w:r>
+        <w:t>работает</w:t>
+      </w:r>
+      <w:r>
+        <w:rPr>
+          <w:lang w:val="en-US"/>
+        </w:rPr>
+        <w:t xml:space="preserve"> </w:t>
+      </w:r>
+      <w:r>
+        <w:t>с</w:t>
+      </w:r>
+      <w:r>
+        <w:rPr>
+          <w:lang w:val="en-US"/>
+        </w:rPr>
+        <w:t xml:space="preserve"> internal MusicTrack concept.</w:t>
+      </w:r>
+    </w:p>
+    <w:p>
+      <w:pPr>
+        <w:rPr>
+          <w:lang w:val="en-US"/>
+        </w:rPr>
+      </w:pPr>
+    </w:p>
+    <w:p>
+      <w:pPr>
+        <w:rPr>
+          <w:lang w:val="en-US"/>
+        </w:rPr>
+      </w:pPr>
+    </w:p>
+    <w:p>
+      <w:pPr>
+        <w:rPr>
+          <w:lang w:val="en-US"/>
+        </w:rPr>
+      </w:pPr>
+      <w:r>
+        <w:rPr>
+          <w:lang w:val="en-US"/>
+        </w:rPr>
         <w:t>Consequences</w:t>
       </w:r>
     </w:p>
     <w:p>
-      <w:pPr/>
-      <w:r>
-        <w:t>The MVP avoids permanent original retention and avoids public object-store access.</w:t>
-      </w:r>
-    </w:p>
-    <w:p>
-      <w:pPr/>
-      <w:r>
-        <w:t>Gallery can use lightweight THUMBNAIL representations while fullscreen viewer loads DISPLAY lazily.</w:t>
-      </w:r>
-    </w:p>
-    <w:p>
-      <w:pPr/>
-      <w:r>
-        <w:t>If after-commit physical cleanup fails, orphan MinIO objects may remain. This is accepted MVP reliability debt; durable cleanup outbox/reconciliation worker is post-MVP work.</w:t>
+      <w:pPr>
+        <w:rPr>
+          <w:lang w:val="en-US"/>
+        </w:rPr>
+      </w:pPr>
+    </w:p>
+    <w:p>
+      <w:pPr>
+        <w:rPr>
+          <w:lang w:val="en-US"/>
+        </w:rPr>
+      </w:pPr>
+      <w:r>
+        <w:t>Преимущества</w:t>
+      </w:r>
+      <w:r>
+        <w:rPr>
+          <w:lang w:val="en-US"/>
+        </w:rPr>
+        <w:t>:</w:t>
+      </w:r>
+    </w:p>
+    <w:p>
+      <w:pPr>
+        <w:rPr>
+          <w:lang w:val="en-US"/>
+        </w:rPr>
+      </w:pPr>
+    </w:p>
+    <w:p>
+      <w:pPr>
+        <w:rPr>
+          <w:lang w:val="en-US"/>
+        </w:rPr>
+      </w:pPr>
+      <w:r>
+        <w:rPr>
+          <w:lang w:val="en-US"/>
+        </w:rPr>
+        <w:t xml:space="preserve">• soundtrack </w:t>
+      </w:r>
+      <w:r>
+        <w:t>имеет</w:t>
+      </w:r>
+      <w:r>
+        <w:rPr>
+          <w:lang w:val="en-US"/>
+        </w:rPr>
+        <w:t xml:space="preserve"> </w:t>
+      </w:r>
+      <w:r>
+        <w:t>однозначную</w:t>
+      </w:r>
+      <w:r>
+        <w:rPr>
+          <w:lang w:val="en-US"/>
+        </w:rPr>
+        <w:t xml:space="preserve"> domain ownership;</w:t>
+      </w:r>
+    </w:p>
+    <w:p>
+      <w:r>
+        <w:t>• совместная Story имеет единое эмоциональное оформление;</w:t>
+      </w:r>
+    </w:p>
+    <w:p>
+      <w:pPr>
+        <w:rPr>
+          <w:lang w:val="en-US"/>
+        </w:rPr>
+      </w:pPr>
+      <w:r>
+        <w:rPr>
+          <w:lang w:val="en-US"/>
+        </w:rPr>
+        <w:t xml:space="preserve">• permission model </w:t>
+      </w:r>
+      <w:r>
+        <w:t>использует</w:t>
+      </w:r>
+      <w:r>
+        <w:rPr>
+          <w:lang w:val="en-US"/>
+        </w:rPr>
+        <w:t xml:space="preserve"> </w:t>
+      </w:r>
+      <w:r>
+        <w:t>существующие</w:t>
+      </w:r>
+      <w:r>
+        <w:rPr>
+          <w:lang w:val="en-US"/>
+        </w:rPr>
+        <w:t xml:space="preserve"> StoryRole;</w:t>
+      </w:r>
+    </w:p>
+    <w:p>
+      <w:pPr>
+        <w:rPr>
+          <w:lang w:val="en-US"/>
+        </w:rPr>
+      </w:pPr>
+      <w:r>
+        <w:rPr>
+          <w:lang w:val="en-US"/>
+        </w:rPr>
+        <w:t xml:space="preserve">• </w:t>
+      </w:r>
+      <w:r>
+        <w:t>не</w:t>
+      </w:r>
+      <w:r>
+        <w:rPr>
+          <w:lang w:val="en-US"/>
+        </w:rPr>
+        <w:t xml:space="preserve"> </w:t>
+      </w:r>
+      <w:r>
+        <w:t>требуется</w:t>
+      </w:r>
+      <w:r>
+        <w:rPr>
+          <w:lang w:val="en-US"/>
+        </w:rPr>
+        <w:t xml:space="preserve"> </w:t>
+      </w:r>
+      <w:r>
+        <w:t>отдельная</w:t>
+      </w:r>
+      <w:r>
+        <w:rPr>
+          <w:lang w:val="en-US"/>
+        </w:rPr>
+        <w:t xml:space="preserve"> user soundtrack preference model;</w:t>
+      </w:r>
+    </w:p>
+    <w:p>
+      <w:pPr>
+        <w:rPr>
+          <w:lang w:val="en-US"/>
+        </w:rPr>
+      </w:pPr>
+      <w:r>
+        <w:rPr>
+          <w:lang w:val="en-US"/>
+        </w:rPr>
+        <w:t xml:space="preserve">• future Shared Story Video </w:t>
+      </w:r>
+      <w:r>
+        <w:t>имеет</w:t>
+      </w:r>
+      <w:r>
+        <w:rPr>
+          <w:lang w:val="en-US"/>
+        </w:rPr>
+        <w:t xml:space="preserve"> deterministic default soundtrack;</w:t>
+      </w:r>
+    </w:p>
+    <w:p>
+      <w:pPr>
+        <w:rPr>
+          <w:lang w:val="en-US"/>
+        </w:rPr>
+      </w:pPr>
+      <w:r>
+        <w:rPr>
+          <w:lang w:val="en-US"/>
+        </w:rPr>
+        <w:t xml:space="preserve">• future Playback Clock </w:t>
+      </w:r>
+      <w:r>
+        <w:t>получает</w:t>
+      </w:r>
+      <w:r>
+        <w:rPr>
+          <w:lang w:val="en-US"/>
+        </w:rPr>
+        <w:t xml:space="preserve"> </w:t>
+      </w:r>
+      <w:r>
+        <w:t>уже</w:t>
+      </w:r>
+      <w:r>
+        <w:rPr>
+          <w:lang w:val="en-US"/>
+        </w:rPr>
+        <w:t xml:space="preserve"> resolved soundtrack;</w:t>
+      </w:r>
+    </w:p>
+    <w:p>
+      <w:pPr>
+        <w:rPr>
+          <w:lang w:val="en-US"/>
+        </w:rPr>
+      </w:pPr>
+      <w:r>
+        <w:rPr>
+          <w:lang w:val="en-US"/>
+        </w:rPr>
+        <w:t xml:space="preserve">• external music provider </w:t>
+      </w:r>
+      <w:r>
+        <w:t>можно</w:t>
+      </w:r>
+      <w:r>
+        <w:rPr>
+          <w:lang w:val="en-US"/>
+        </w:rPr>
+        <w:t xml:space="preserve"> </w:t>
+      </w:r>
+      <w:r>
+        <w:t>заменить</w:t>
+      </w:r>
+      <w:r>
+        <w:rPr>
+          <w:lang w:val="en-US"/>
+        </w:rPr>
+        <w:t xml:space="preserve"> </w:t>
+      </w:r>
+      <w:r>
+        <w:t>независимо</w:t>
+      </w:r>
+      <w:r>
+        <w:rPr>
+          <w:lang w:val="en-US"/>
+        </w:rPr>
+        <w:t xml:space="preserve"> </w:t>
+      </w:r>
+      <w:r>
+        <w:t>от</w:t>
+      </w:r>
+      <w:r>
+        <w:rPr>
+          <w:lang w:val="en-US"/>
+        </w:rPr>
+        <w:t xml:space="preserve"> Story domain;</w:t>
+      </w:r>
+    </w:p>
+    <w:p>
+      <w:r>
+        <w:t>• No music остаётся полноценным режимом.</w:t>
+      </w:r>
+    </w:p>
+    <w:p/>
+    <w:p>
+      <w:r>
+        <w:t>Ограничения:</w:t>
+      </w:r>
+    </w:p>
+    <w:p/>
+    <w:p>
+      <w:r>
+        <w:t>• все участники Story слышат один curated soundtrack;</w:t>
+      </w:r>
+    </w:p>
+    <w:p>
+      <w:r>
+        <w:t>• пользователь не может выбрать персональный curated override;</w:t>
+      </w:r>
+    </w:p>
+    <w:p>
+      <w:r>
+        <w:t>• local user music не является частью Story soundtrack;</w:t>
+      </w:r>
+    </w:p>
+    <w:p>
+      <w:r>
+        <w:t>• персональные overrides откладываются на будущее.</w:t>
+      </w:r>
+    </w:p>
+    <w:p/>
+    <w:p>
+      <w:r>
+        <w:t>Future Extension:</w:t>
+      </w:r>
+    </w:p>
+    <w:p/>
+    <w:p>
+      <w:r>
+        <w:t>В будущем поверх Story default soundtrack может быть добавлен</w:t>
+      </w:r>
+    </w:p>
+    <w:p>
+      <w:pPr>
+        <w:rPr>
+          <w:lang w:val="en-US"/>
+        </w:rPr>
+      </w:pPr>
+      <w:r>
+        <w:rPr>
+          <w:lang w:val="en-US"/>
+        </w:rPr>
+        <w:t xml:space="preserve">temporary Playback override </w:t>
+      </w:r>
+      <w:r>
+        <w:t>без</w:t>
+      </w:r>
+      <w:r>
+        <w:rPr>
+          <w:lang w:val="en-US"/>
+        </w:rPr>
+        <w:t xml:space="preserve"> </w:t>
+      </w:r>
+      <w:r>
+        <w:t>изменения</w:t>
+      </w:r>
+      <w:r>
+        <w:rPr>
+          <w:lang w:val="en-US"/>
+        </w:rPr>
+        <w:t xml:space="preserve"> ownership Story soundtrack.</w:t>
+      </w:r>
+    </w:p>
+    <w:p>
+      <w:pPr>
+        <w:rPr>
+          <w:lang w:val="en-US"/>
+        </w:rPr>
+      </w:pPr>
+    </w:p>
+    <w:p>
+      <w:pPr>
+        <w:rPr>
+          <w:lang w:val="en-US"/>
+        </w:rPr>
+      </w:pPr>
+      <w:r>
+        <w:rPr>
+          <w:lang w:val="en-US"/>
+        </w:rPr>
+        <w:lastRenderedPageBreak/>
+        <w:t xml:space="preserve">Local user music </w:t>
+      </w:r>
+      <w:r>
+        <w:t>рассматривается</w:t>
+      </w:r>
+      <w:r>
+        <w:rPr>
+          <w:lang w:val="en-US"/>
+        </w:rPr>
+        <w:t xml:space="preserve"> </w:t>
+      </w:r>
+      <w:r>
+        <w:t>отдельно</w:t>
+      </w:r>
+      <w:r>
+        <w:rPr>
+          <w:lang w:val="en-US"/>
+        </w:rPr>
+        <w:t xml:space="preserve"> </w:t>
+      </w:r>
+      <w:r>
+        <w:t>как</w:t>
+      </w:r>
+      <w:r>
+        <w:rPr>
+          <w:lang w:val="en-US"/>
+        </w:rPr>
+        <w:t xml:space="preserve"> personal/local feature</w:t>
+      </w:r>
+    </w:p>
+    <w:p>
+      <w:r>
+        <w:t>и не меняет этот ADR.</w:t>
       </w:r>
     </w:p>
     <w:sectPr>

--- a/docs/14-adr-decisions.docx
+++ b/docs/14-adr-decisions.docx
@@ -9207,10 +9207,7 @@
         </w:rPr>
       </w:pPr>
       <w:r>
-        <w:rPr>
-          <w:lang w:val="en-US"/>
-        </w:rPr>
-        <w:t>ADR-018</w:t>
+        <w:t>ADR-021</w:t>
       </w:r>
     </w:p>
     <w:p>
@@ -10134,6 +10131,90 @@
     </w:p>
     <w:p/>
     <w:p>
+      <w:pPr/>
+      <w:r>
+        <w:t>Persistence consequence:</w:t>
+      </w:r>
+    </w:p>
+    <w:p>
+      <w:pPr/>
+    </w:p>
+    <w:p>
+      <w:pPr/>
+      <w:r>
+        <w:t>Story stores only optional MusicTrack identity:</w:t>
+      </w:r>
+    </w:p>
+    <w:p>
+      <w:pPr/>
+    </w:p>
+    <w:p>
+      <w:pPr/>
+      <w:r>
+        <w:t>soundtrackId</w:t>
+      </w:r>
+    </w:p>
+    <w:p>
+      <w:pPr/>
+    </w:p>
+    <w:p>
+      <w:pPr/>
+      <w:r>
+        <w:t>MusicTrack is an independent reusable aggregate.</w:t>
+      </w:r>
+    </w:p>
+    <w:p>
+      <w:pPr/>
+      <w:r>
+        <w:t>Effective soundtrack is resolved at application level and is not persisted separately in Story/PostgreSQL.</w:t>
+      </w:r>
+    </w:p>
+    <w:p>
+      <w:pPr/>
+    </w:p>
+    <w:p>
+      <w:pPr/>
+      <w:r>
+        <w:t>MusicTrack lifecycle consequence:</w:t>
+      </w:r>
+    </w:p>
+    <w:p>
+      <w:pPr/>
+    </w:p>
+    <w:p>
+      <w:pPr/>
+      <w:r>
+        <w:t>v1 runtime lifecycle:</w:t>
+      </w:r>
+    </w:p>
+    <w:p>
+      <w:pPr/>
+    </w:p>
+    <w:p>
+      <w:pPr/>
+      <w:r>
+        <w:t>ACTIVE</w:t>
+      </w:r>
+    </w:p>
+    <w:p>
+      <w:pPr/>
+      <w:r>
+        <w:t>→ DISABLED</w:t>
+      </w:r>
+    </w:p>
+    <w:p>
+      <w:pPr/>
+    </w:p>
+    <w:p>
+      <w:pPr/>
+      <w:r>
+        <w:t>Hard delete MusicTrack is not a normal application use case.</w:t>
+      </w:r>
+    </w:p>
+    <w:p>
+      <w:pPr/>
+    </w:p>
+    <w:p>
       <w:r>
         <w:t>Future Extension:</w:t>
       </w:r>
@@ -10226,6 +10307,222 @@
     <w:p>
       <w:r>
         <w:t>и не меняет этот ADR.</w:t>
+      </w:r>
+    </w:p>
+    <w:p/>
+    <w:p>
+      <w:r>
+        <w:t>ADR-022</w:t>
+      </w:r>
+    </w:p>
+    <w:p>
+      <w:r>
+        <w:t>Story Playback Audio Follows Visual Lifecycle on Android</w:t>
+      </w:r>
+    </w:p>
+    <w:p/>
+    <w:p>
+      <w:r>
+        <w:t>Status</w:t>
+      </w:r>
+    </w:p>
+    <w:p/>
+    <w:p>
+      <w:r>
+        <w:t>Accepted</w:t>
+      </w:r>
+    </w:p>
+    <w:p/>
+    <w:p>
+      <w:r>
+        <w:t>Context</w:t>
+      </w:r>
+    </w:p>
+    <w:p/>
+    <w:p>
+      <w:r>
+        <w:t>Story Playback is the authoritative visual state machine for the MVP.</w:t>
+      </w:r>
+    </w:p>
+    <w:p>
+      <w:r>
+        <w:t>Background music is an optional enhancement to visual Playback and must not make Playback fragile.</w:t>
+      </w:r>
+    </w:p>
+    <w:p>
+      <w:r>
+        <w:t>The current release target for authenticated Playback audio is Android.</w:t>
+      </w:r>
+    </w:p>
+    <w:p>
+      <w:r>
+        <w:t>A full unified Playback Clock / media timeline is intentionally deferred.</w:t>
+      </w:r>
+    </w:p>
+    <w:p/>
+    <w:p>
+      <w:r>
+        <w:t>Decision</w:t>
+      </w:r>
+    </w:p>
+    <w:p/>
+    <w:p>
+      <w:r>
+        <w:t>Use a package-neutral PlaybackAudioController contract with PlaybackAudioOrchestrator coordinating audio from StoryPlaybackNotifier.</w:t>
+      </w:r>
+    </w:p>
+    <w:p>
+      <w:r>
+        <w:t>Use JustAudioPlaybackAudioController as the Android implementation with just_audio 0.10.6 and authenticated Story-scoped audio.</w:t>
+      </w:r>
+    </w:p>
+    <w:p>
+      <w:r>
+        <w:t>Use the backend endpoint GET /api/v1/stories/{storyId}/soundtrack/audio for raw audio delivery.</w:t>
+      </w:r>
+    </w:p>
+    <w:p>
+      <w:r>
+        <w:t>Do not introduce GET /api/v1/music/tracks/{musicTrackId}/audio.</w:t>
+      </w:r>
+    </w:p>
+    <w:p>
+      <w:r>
+        <w:t>Do not expose MinIO storage keys, buckets, endpoints, credentials, external provider credentials, public object-storage URLs, signed public URLs, direct track audio URLs, or permanent MP3 downloads/cache.</w:t>
+      </w:r>
+    </w:p>
+    <w:p>
+      <w:r>
+        <w:t>Resolve fresh Story soundtrack state when each new Playback session starts.</w:t>
+      </w:r>
+    </w:p>
+    <w:p>
+      <w:r>
+        <w:t>Use only the effective Story soundtrack for the session.</w:t>
+      </w:r>
+    </w:p>
+    <w:p>
+      <w:r>
+        <w:t>Snapshot the soundtrack decision for the active Playback route/session.</w:t>
+      </w:r>
+    </w:p>
+    <w:p>
+      <w:r>
+        <w:t>Do not live-switch audio when Story soundtrack changes elsewhere during an active session.</w:t>
+      </w:r>
+    </w:p>
+    <w:p>
+      <w:r>
+        <w:t>Let visual Playback drive audio through lifecycle commands: start, pause, resume, stop/close, finish, replay, and dispose.</w:t>
+      </w:r>
+    </w:p>
+    <w:p>
+      <w:r>
+        <w:t>Do not let audio completion or audio failure mutate visual Playback state.</w:t>
+      </w:r>
+    </w:p>
+    <w:p>
+      <w:r>
+        <w:t>Replay restarts the current healthy soundtrack snapshot from the beginning without a fresh soundtrack read.</w:t>
+      </w:r>
+    </w:p>
+    <w:p>
+      <w:r>
+        <w:t>If audio fails, keep the current session visual-only and do not automatically retry in the same session.</w:t>
+      </w:r>
+    </w:p>
+    <w:p>
+      <w:r>
+        <w:t>A new Playback route/session may resolve and attempt audio again.</w:t>
+      </w:r>
+    </w:p>
+    <w:p>
+      <w:r>
+        <w:t>When Android app lifecycle moves to inactive/background, pause visual Playback and audio.</w:t>
+      </w:r>
+    </w:p>
+    <w:p>
+      <w:r>
+        <w:t>Returning to foreground does not auto-resume; the user must press Resume.</w:t>
+      </w:r>
+    </w:p>
+    <w:p>
+      <w:r>
+        <w:t>The backend audio endpoint remains HTTP Range-capable and supports full streaming response, HTTP 200 OK, HTTP 206 Partial Content, single byte ranges, Accept-Ranges: bytes, Content-Range, Content-Length, and HTTP 416 Range Not Satisfiable for valid but unsatisfiable ranges.</w:t>
+      </w:r>
+    </w:p>
+    <w:p>
+      <w:r>
+        <w:t>Successful audio responses use Cache-Control: private, no-store and stream audio instead of loading the entire file into application memory.</w:t>
+      </w:r>
+    </w:p>
+    <w:p>
+      <w:r>
+        <w:t>No background audio service, lock-screen controls, media notification, seek/scrubbing, beat synchronization, soundtrack-driven Story timing, Shared Story Video, or Memory Story Original Soundtrack production is introduced in this version.</w:t>
+      </w:r>
+    </w:p>
+    <w:p/>
+    <w:p>
+      <w:r>
+        <w:t>Consequences</w:t>
+      </w:r>
+    </w:p>
+    <w:p/>
+    <w:p>
+      <w:r>
+        <w:t>Visual Playback remains robust if soundtrack resolution, source preparation, streaming, authorization, delivery, decoding, token, or player operation fails.</w:t>
+      </w:r>
+    </w:p>
+    <w:p>
+      <w:r>
+        <w:t>Audio implementation remains replaceable behind PlaybackAudioController.</w:t>
+      </w:r>
+    </w:p>
+    <w:p>
+      <w:r>
+        <w:t>Story-scoped authorization remains centralized in the backend endpoint and uses existing Story read access.</w:t>
+      </w:r>
+    </w:p>
+    <w:p>
+      <w:r>
+        <w:t>Music provider details remain outside Flutter Playback domain/application logic.</w:t>
+      </w:r>
+    </w:p>
+    <w:p>
+      <w:r>
+        <w:t>The MVP keeps synchronization command/lifecycle based until a future Playback Clock is justified.</w:t>
+      </w:r>
+    </w:p>
+    <w:p/>
+    <w:p>
+      <w:r>
+        <w:t>Limitations</w:t>
+      </w:r>
+    </w:p>
+    <w:p/>
+    <w:p>
+      <w:r>
+        <w:t>Authenticated Playback audio is documented and verified for Android only in the current release scope.</w:t>
+      </w:r>
+    </w:p>
+    <w:p>
+      <w:r>
+        <w:t>No dynamic mid-stream token refresh is implemented.</w:t>
+      </w:r>
+    </w:p>
+    <w:p>
+      <w:r>
+        <w:t>No same-session audio retry UI or retry policy is implemented.</w:t>
+      </w:r>
+    </w:p>
+    <w:p>
+      <w:r>
+        <w:t>No iOS-specific implementation or verification claim is made.</w:t>
+      </w:r>
+    </w:p>
+    <w:p>
+      <w:r>
+        <w:t>Legal evidence for current catalog tracks remains outside this ADR and must not be overstated.</w:t>
       </w:r>
     </w:p>
     <w:sectPr>
